--- a/bigmart/milestones/bigmart-final.docx
+++ b/bigmart/milestones/bigmart-final.docx
@@ -1,6 +1,6 @@
 
 <file path=word/document.xml><?xml version="1.0" encoding="utf-8"?>
-<w:document xmlns:wpc="http://schemas.microsoft.com/office/word/2010/wordprocessingCanvas" xmlns:cx="http://schemas.microsoft.com/office/drawing/2014/chartex" xmlns:cx1="http://schemas.microsoft.com/office/drawing/2015/9/8/chartex" xmlns:cx2="http://schemas.microsoft.com/office/drawing/2015/10/21/chartex" xmlns:cx3="http://schemas.microsoft.com/office/drawing/2016/5/9/chartex" xmlns:cx4="http://schemas.microsoft.com/office/drawing/2016/5/10/chartex" xmlns:cx5="http://schemas.microsoft.com/office/drawing/2016/5/11/chartex" xmlns:cx6="http://schemas.microsoft.com/office/drawing/2016/5/12/chartex" xmlns:cx7="http://schemas.microsoft.com/office/drawing/2016/5/13/chartex" xmlns:cx8="http://schemas.microsoft.com/office/drawing/2016/5/14/chartex" xmlns:mc="http://schemas.openxmlformats.org/markup-compatibility/2006" xmlns:aink="http://schemas.microsoft.com/office/drawing/2016/ink" xmlns:am3d="http://schemas.microsoft.com/office/drawing/2017/model3d" xmlns:o="urn:schemas-microsoft-com:office:office" xmlns:oel="http://schemas.microsoft.com/office/2019/extlst" xmlns:r="http://schemas.openxmlformats.org/officeDocument/2006/relationships" xmlns:m="http://schemas.openxmlformats.org/officeDocument/2006/math" xmlns:v="urn:schemas-microsoft-com:vml" xmlns:wp14="http://schemas.microsoft.com/office/word/2010/wordprocessingDrawing" xmlns:wp="http://schemas.openxmlformats.org/drawingml/2006/wordprocessingDrawing" xmlns:w10="urn:schemas-microsoft-com:office:word" xmlns:w="http://schemas.openxmlformats.org/wordprocessingml/2006/main" xmlns:w14="http://schemas.microsoft.com/office/word/2010/wordml" xmlns:w15="http://schemas.microsoft.com/office/word/2012/wordml" xmlns:w16cex="http://schemas.microsoft.com/office/word/2018/wordml/cex" xmlns:w16cid="http://schemas.microsoft.com/office/word/2016/wordml/cid" xmlns:w16="http://schemas.microsoft.com/office/word/2018/wordml" xmlns:w16du="http://schemas.microsoft.com/office/word/2023/wordml/word16du" xmlns:w16sdtdh="http://schemas.microsoft.com/office/word/2020/wordml/sdtdatahash" xmlns:w16sdtfl="http://schemas.microsoft.com/office/word/2024/wordml/sdtformatlock" xmlns:w16se="http://schemas.microsoft.com/office/word/2015/wordml/symex" xmlns:wpg="http://schemas.microsoft.com/office/word/2010/wordprocessingGroup" xmlns:wpi="http://schemas.microsoft.com/office/word/2010/wordprocessingInk" xmlns:wne="http://schemas.microsoft.com/office/word/2006/wordml" xmlns:wps="http://schemas.microsoft.com/office/word/2010/wordprocessingShape" mc:Ignorable="w14 w15 w16se w16cid w16 w16cex w16sdtdh w16sdtfl w16du wp14">
+<w:document xmlns:wpc="http://schemas.microsoft.com/office/word/2010/wordprocessingCanvas" xmlns:cx="http://schemas.microsoft.com/office/drawing/2014/chartex" xmlns:cx1="http://schemas.microsoft.com/office/drawing/2015/9/8/chartex" xmlns:cx2="http://schemas.microsoft.com/office/drawing/2015/10/21/chartex" xmlns:cx3="http://schemas.microsoft.com/office/drawing/2016/5/9/chartex" xmlns:cx4="http://schemas.microsoft.com/office/drawing/2016/5/10/chartex" xmlns:cx5="http://schemas.microsoft.com/office/drawing/2016/5/11/chartex" xmlns:cx6="http://schemas.microsoft.com/office/drawing/2016/5/12/chartex" xmlns:cx7="http://schemas.microsoft.com/office/drawing/2016/5/13/chartex" xmlns:cx8="http://schemas.microsoft.com/office/drawing/2016/5/14/chartex" xmlns:mc="http://schemas.openxmlformats.org/markup-compatibility/2006" xmlns:aink="http://schemas.microsoft.com/office/drawing/2016/ink" xmlns:am3d="http://schemas.microsoft.com/office/drawing/2017/model3d" xmlns:o="urn:schemas-microsoft-com:office:office" xmlns:oel="http://schemas.microsoft.com/office/2019/extlst" xmlns:r="http://schemas.openxmlformats.org/officeDocument/2006/relationships" xmlns:m="http://schemas.openxmlformats.org/officeDocument/2006/math" xmlns:v="urn:schemas-microsoft-com:vml" xmlns:wp14="http://schemas.microsoft.com/office/word/2010/wordprocessingDrawing" xmlns:wp="http://schemas.openxmlformats.org/drawingml/2006/wordprocessingDrawing" xmlns:w10="urn:schemas-microsoft-com:office:word" xmlns:w="http://schemas.openxmlformats.org/wordprocessingml/2006/main" xmlns:w14="http://schemas.microsoft.com/office/word/2010/wordml" xmlns:w15="http://schemas.microsoft.com/office/word/2012/wordml" xmlns:w16cei="http://schemas.microsoft.com/office/word/2026/wordml/cei" xmlns:w16cex="http://schemas.microsoft.com/office/word/2018/wordml/cex" xmlns:w16cid="http://schemas.microsoft.com/office/word/2016/wordml/cid" xmlns:w16="http://schemas.microsoft.com/office/word/2018/wordml" xmlns:w16du="http://schemas.microsoft.com/office/word/2023/wordml/word16du" xmlns:w16sdtdh="http://schemas.microsoft.com/office/word/2020/wordml/sdtdatahash" xmlns:w16sdtfl="http://schemas.microsoft.com/office/word/2024/wordml/sdtformatlock" xmlns:w16se="http://schemas.microsoft.com/office/word/2015/wordml/symex" xmlns:wpg="http://schemas.microsoft.com/office/word/2010/wordprocessingGroup" xmlns:wpi="http://schemas.microsoft.com/office/word/2010/wordprocessingInk" xmlns:wne="http://schemas.microsoft.com/office/word/2006/wordml" xmlns:wps="http://schemas.microsoft.com/office/word/2010/wordprocessingShape" mc:Ignorable="w14 w15 w16se w16cid w16 w16cex w16sdtdh w16sdtfl w16du wp14">
   <w:body>
     <w:p>
       <w:pPr>
@@ -24,12 +24,7 @@
         <w:jc w:val="center"/>
       </w:pPr>
       <w:r>
-        <w:rPr>
-          <w:color w:val="404040"/>
-          <w:sz w:val="30"/>
-          <w:szCs w:val="30"/>
-        </w:rPr>
-        <w:t>Project Milestone 2</w:t>
+        <w:t>Final Milestone</w:t>
       </w:r>
     </w:p>
     <w:p>
@@ -52,7 +47,7 @@
         <w:jc w:val="center"/>
       </w:pPr>
       <w:r>
-        <w:t>Bellevue University</w:t>
+        <w:t>Prof Ashton Xu</w:t>
       </w:r>
     </w:p>
     <w:p>
@@ -61,7 +56,7 @@
         <w:jc w:val="center"/>
       </w:pPr>
       <w:r>
-        <w:t>DSC 680</w:t>
+        <w:t>Bellevue University</w:t>
       </w:r>
     </w:p>
     <w:p>
@@ -70,7 +65,19 @@
         <w:jc w:val="center"/>
       </w:pPr>
       <w:r>
-        <w:t>June 2026</w:t>
+        <w:t>DSC 680</w:t>
+      </w:r>
+    </w:p>
+    <w:p>
+      <w:pPr>
+        <w:spacing w:after="60"/>
+        <w:jc w:val="center"/>
+      </w:pPr>
+      <w:r>
+        <w:t>Aug</w:t>
+      </w:r>
+      <w:r>
+        <w:t xml:space="preserve"> 2026</w:t>
       </w:r>
     </w:p>
     <w:p>
@@ -94,49 +101,149 @@
         <w:rPr>
           <w:color w:val="000000"/>
         </w:rPr>
-        <w:t xml:space="preserve">This milestone documents the full modeling pipeline for predicting </w:t>
-      </w:r>
-      <w:proofErr w:type="spellStart"/>
+        <w:t>This milestone documents the full modeling pipeline for predicting Item_Outlet_Sales across BigMart retail outlets using 2013 product and store attributes. An eight-model comparison was conducted using 5-fold cross-validation with mean and standard deviation RMSE, replacing single-split evaluation. A Bagging ensemble of tuned Gradient Boosting Regressors was selected as the final model (CV RMSE 0.523 ± 0.016, holdout RMSE 0.519, R² 0.738 on the log scale). Key structural improvements over Milestone 1 include a corrected preprocessing pipeline order (split-first), train-only imputation and scaling, principled feature selection via a four-step pipeline, log-transformation of the target variable, Duan’s nonparametric smearing correction for retransformation bias, and a complementary anomaly detection module using PyOD that classifies outlet-level outliers into interpretable business categories.</w:t>
+      </w:r>
+    </w:p>
+    <w:p>
+      <w:pPr>
+        <w:spacing w:after="80"/>
+      </w:pPr>
+    </w:p>
+    <w:p>
+      <w:pPr>
+        <w:pStyle w:val="Heading1"/>
+      </w:pPr>
+      <w:r>
+        <w:t>Business Problem</w:t>
+      </w:r>
+    </w:p>
+    <w:p>
+      <w:pPr>
+        <w:spacing w:after="120"/>
+      </w:pPr>
       <w:r>
         <w:rPr>
           <w:color w:val="000000"/>
         </w:rPr>
-        <w:t>Item_Outlet_Sales</w:t>
-      </w:r>
-      <w:proofErr w:type="spellEnd"/>
+        <w:t>The objective of this project is to forecast Item_Outlet_Sales for individual products across retail outlets using historical 2013 sales data and product and store attributes. Accurate predictions enable BigMart to:</w:t>
+      </w:r>
+    </w:p>
+    <w:p>
+      <w:pPr>
+        <w:pStyle w:val="ListParagraph"/>
+        <w:numPr>
+          <w:ilvl w:val="0"/>
+          <w:numId w:val="2"/>
+        </w:numPr>
+        <w:spacing w:after="80"/>
+      </w:pPr>
+      <w:r>
+        <w:t>Identify which product and outlet attributes drive revenue</w:t>
+      </w:r>
+    </w:p>
+    <w:p>
+      <w:pPr>
+        <w:pStyle w:val="ListParagraph"/>
+        <w:numPr>
+          <w:ilvl w:val="0"/>
+          <w:numId w:val="2"/>
+        </w:numPr>
+        <w:spacing w:after="80"/>
+      </w:pPr>
+      <w:r>
+        <w:t>Inform merchandising, inventory stocking, and store strategy decisions</w:t>
+      </w:r>
+    </w:p>
+    <w:p>
+      <w:pPr>
+        <w:pStyle w:val="ListParagraph"/>
+        <w:numPr>
+          <w:ilvl w:val="0"/>
+          <w:numId w:val="2"/>
+        </w:numPr>
+        <w:spacing w:after="80"/>
+      </w:pPr>
+      <w:r>
+        <w:t>Prioritize high-impact products and outlet types for promotional investment</w:t>
+      </w:r>
+    </w:p>
+    <w:p>
+      <w:pPr>
+        <w:pStyle w:val="ListParagraph"/>
+        <w:numPr>
+          <w:ilvl w:val="0"/>
+          <w:numId w:val="2"/>
+        </w:numPr>
+        <w:spacing w:after="80"/>
+      </w:pPr>
+      <w:r>
+        <w:t>Detect underperforming product-outlet combinations for operational review</w:t>
+      </w:r>
+    </w:p>
+    <w:p>
+      <w:pPr>
+        <w:pStyle w:val="ListParagraph"/>
+        <w:numPr>
+          <w:ilvl w:val="0"/>
+          <w:numId w:val="2"/>
+        </w:numPr>
+        <w:spacing w:after="80"/>
+      </w:pPr>
+      <w:r>
+        <w:t>Flag anomalous outlets or product-outlet pairs that deviate from expected behavior and may require targeted investigation</w:t>
+      </w:r>
+    </w:p>
+    <w:p>
+      <w:pPr>
+        <w:spacing w:after="80"/>
+      </w:pPr>
+    </w:p>
+    <w:p>
+      <w:pPr>
+        <w:spacing w:after="120"/>
+      </w:pPr>
       <w:r>
         <w:rPr>
           <w:color w:val="000000"/>
         </w:rPr>
-        <w:t xml:space="preserve"> across </w:t>
-      </w:r>
-      <w:proofErr w:type="spellStart"/>
+        <w:t xml:space="preserve">The core modeling objective is to minimize prediction error (RMSE) on held-out sales data while producing well-calibrated, positive-valued predictions across the full sales </w:t>
+      </w:r>
       <w:r>
         <w:rPr>
           <w:color w:val="000000"/>
         </w:rPr>
-        <w:t>BigMart</w:t>
-      </w:r>
-      <w:proofErr w:type="spellEnd"/>
+        <w:lastRenderedPageBreak/>
+        <w:t>distribution. A secondary objective, addressed by the PyOD anomaly detection module, is to identify structural outliers that traditional regression cannot explain.</w:t>
+      </w:r>
+    </w:p>
+    <w:p>
+      <w:pPr>
+        <w:spacing w:after="80"/>
+      </w:pPr>
+    </w:p>
+    <w:p>
+      <w:pPr>
+        <w:pStyle w:val="Heading1"/>
+      </w:pPr>
+      <w:r>
+        <w:t>Background / History</w:t>
+      </w:r>
+    </w:p>
+    <w:p>
+      <w:pPr>
+        <w:spacing w:after="120"/>
+      </w:pPr>
       <w:r>
         <w:rPr>
           <w:color w:val="000000"/>
         </w:rPr>
-        <w:t xml:space="preserve"> retail outlets using 2013 product and store attributes. An eight-model comparison was conducted using 5-fold cross-validation with mean and standard deviation RMSE, replacing single-split evaluation. A Bagging ensemble of tuned Gradient Boosting Regressors was selected as the final model (CV RMSE 0.523 ± 0.016, holdout RMSE 0.519, R² 0.738 on the log scale). Key structural improvements over Milestone 1 include a corrected preprocessing pipeline order (split-first), train-only imputation and scaling, principled feature selection via a four-step pipeline, log-transformation of the target variable, Duan’s nonparametric smearing correction for retransformation bias, and a complementary anomaly detection module using PyOD that classifies outlet-level outliers into interpretable business categories.</w:t>
-      </w:r>
-    </w:p>
-    <w:p>
-      <w:pPr>
-        <w:spacing w:after="80"/>
-      </w:pPr>
-    </w:p>
-    <w:p>
-      <w:pPr>
-        <w:pStyle w:val="Heading1"/>
-      </w:pPr>
-      <w:r>
-        <w:t>Business Problem</w:t>
-      </w:r>
+        <w:t>BigMart collected 2013 sales data for 1,559 products across 10 outlets in various cities. Outlet attributes (type, size, location tier, establishment year) and product attributes (MRP, weight, visibility, item type, fat content) are available as predictors. The dataset is a standard benchmark for retail sales regression, with publicly known challenges including right-skewed target distribution, missing values in Item_Weight and Outlet_Size, and zero-valued Item_Visibility entries that are physically implausible.</w:t>
+      </w:r>
+    </w:p>
+    <w:p>
+      <w:pPr>
+        <w:spacing w:after="80"/>
+      </w:pPr>
     </w:p>
     <w:p>
       <w:pPr>
@@ -146,234 +253,7 @@
         <w:rPr>
           <w:color w:val="000000"/>
         </w:rPr>
-        <w:t xml:space="preserve">The objective of this project is to forecast </w:t>
-      </w:r>
-      <w:proofErr w:type="spellStart"/>
-      <w:r>
-        <w:rPr>
-          <w:color w:val="000000"/>
-        </w:rPr>
-        <w:t>Item_Outlet_Sales</w:t>
-      </w:r>
-      <w:proofErr w:type="spellEnd"/>
-      <w:r>
-        <w:rPr>
-          <w:color w:val="000000"/>
-        </w:rPr>
-        <w:t xml:space="preserve"> for individual products across retail outlets using historical 2013 sales data and product and store attributes. Accurate predictions enable </w:t>
-      </w:r>
-      <w:proofErr w:type="spellStart"/>
-      <w:r>
-        <w:rPr>
-          <w:color w:val="000000"/>
-        </w:rPr>
-        <w:t>BigMart</w:t>
-      </w:r>
-      <w:proofErr w:type="spellEnd"/>
-      <w:r>
-        <w:rPr>
-          <w:color w:val="000000"/>
-        </w:rPr>
-        <w:t xml:space="preserve"> to:</w:t>
-      </w:r>
-    </w:p>
-    <w:p>
-      <w:pPr>
-        <w:pStyle w:val="ListParagraph"/>
-        <w:numPr>
-          <w:ilvl w:val="0"/>
-          <w:numId w:val="2"/>
-        </w:numPr>
-        <w:spacing w:after="80"/>
-      </w:pPr>
-      <w:r>
-        <w:t>Identify which product and outlet attributes drive revenue</w:t>
-      </w:r>
-    </w:p>
-    <w:p>
-      <w:pPr>
-        <w:pStyle w:val="ListParagraph"/>
-        <w:numPr>
-          <w:ilvl w:val="0"/>
-          <w:numId w:val="2"/>
-        </w:numPr>
-        <w:spacing w:after="80"/>
-      </w:pPr>
-      <w:r>
-        <w:t>Inform merchandising, inventory stocking, and store strategy decisions</w:t>
-      </w:r>
-    </w:p>
-    <w:p>
-      <w:pPr>
-        <w:pStyle w:val="ListParagraph"/>
-        <w:numPr>
-          <w:ilvl w:val="0"/>
-          <w:numId w:val="2"/>
-        </w:numPr>
-        <w:spacing w:after="80"/>
-      </w:pPr>
-      <w:r>
-        <w:t>Prioritize high-impact products and outlet types for promotional investment</w:t>
-      </w:r>
-    </w:p>
-    <w:p>
-      <w:pPr>
-        <w:pStyle w:val="ListParagraph"/>
-        <w:numPr>
-          <w:ilvl w:val="0"/>
-          <w:numId w:val="2"/>
-        </w:numPr>
-        <w:spacing w:after="80"/>
-      </w:pPr>
-      <w:r>
-        <w:t>Detect underperforming product-outlet combinations for operational review</w:t>
-      </w:r>
-    </w:p>
-    <w:p>
-      <w:pPr>
-        <w:pStyle w:val="ListParagraph"/>
-        <w:numPr>
-          <w:ilvl w:val="0"/>
-          <w:numId w:val="2"/>
-        </w:numPr>
-        <w:spacing w:after="80"/>
-      </w:pPr>
-      <w:r>
-        <w:t>Flag anomalous outlets or product-outlet pairs that deviate from expected behavior and may require targeted investigation</w:t>
-      </w:r>
-    </w:p>
-    <w:p>
-      <w:pPr>
-        <w:spacing w:after="80"/>
-      </w:pPr>
-    </w:p>
-    <w:p>
-      <w:pPr>
-        <w:spacing w:after="120"/>
-      </w:pPr>
-      <w:r>
-        <w:rPr>
-          <w:color w:val="000000"/>
-        </w:rPr>
-        <w:t>The core modeling objective is to minimize prediction error (RMSE) on held-out sales data while producing well-calibrated, positive-valued predictions across the full sales distribution. A secondary objective, addressed by the PyOD anomaly detection module, is to identify structural outliers that traditional regression cannot explain.</w:t>
-      </w:r>
-    </w:p>
-    <w:p>
-      <w:pPr>
-        <w:spacing w:after="80"/>
-      </w:pPr>
-    </w:p>
-    <w:p>
-      <w:pPr>
-        <w:pStyle w:val="Heading1"/>
-      </w:pPr>
-      <w:r>
-        <w:t>Background / History</w:t>
-      </w:r>
-    </w:p>
-    <w:p>
-      <w:pPr>
-        <w:spacing w:after="120"/>
-      </w:pPr>
-      <w:proofErr w:type="spellStart"/>
-      <w:r>
-        <w:rPr>
-          <w:color w:val="000000"/>
-        </w:rPr>
-        <w:t>BigMart</w:t>
-      </w:r>
-      <w:proofErr w:type="spellEnd"/>
-      <w:r>
-        <w:rPr>
-          <w:color w:val="000000"/>
-        </w:rPr>
-        <w:t xml:space="preserve"> collected 2013 sales data for 1,559 products across 10 outlets in various cities. Outlet attributes (type, size, location tier, establishment year) and product attributes (MRP, weight, visibility, item type, fat content) are available as predictors. The dataset is a standard benchmark for retail sales regression, with publicly known challenges including right-skewed target distribution, missing values in </w:t>
-      </w:r>
-      <w:proofErr w:type="spellStart"/>
-      <w:r>
-        <w:rPr>
-          <w:color w:val="000000"/>
-        </w:rPr>
-        <w:t>Item_Weight</w:t>
-      </w:r>
-      <w:proofErr w:type="spellEnd"/>
-      <w:r>
-        <w:rPr>
-          <w:color w:val="000000"/>
-        </w:rPr>
-        <w:t xml:space="preserve"> and </w:t>
-      </w:r>
-      <w:proofErr w:type="spellStart"/>
-      <w:r>
-        <w:rPr>
-          <w:color w:val="000000"/>
-        </w:rPr>
-        <w:t>Outlet_Size</w:t>
-      </w:r>
-      <w:proofErr w:type="spellEnd"/>
-      <w:r>
-        <w:rPr>
-          <w:color w:val="000000"/>
-        </w:rPr>
-        <w:t xml:space="preserve">, and zero-valued </w:t>
-      </w:r>
-      <w:proofErr w:type="spellStart"/>
-      <w:r>
-        <w:rPr>
-          <w:color w:val="000000"/>
-        </w:rPr>
-        <w:t>Item_Visibility</w:t>
-      </w:r>
-      <w:proofErr w:type="spellEnd"/>
-      <w:r>
-        <w:rPr>
-          <w:color w:val="000000"/>
-        </w:rPr>
-        <w:t xml:space="preserve"> entries that are physically implausible.</w:t>
-      </w:r>
-    </w:p>
-    <w:p>
-      <w:pPr>
-        <w:spacing w:after="80"/>
-      </w:pPr>
-    </w:p>
-    <w:p>
-      <w:pPr>
-        <w:spacing w:after="120"/>
-      </w:pPr>
-      <w:r>
-        <w:rPr>
-          <w:color w:val="000000"/>
-        </w:rPr>
-        <w:t xml:space="preserve">Milestone 1 established the initial preprocessing and modeling pipeline. Milestone 2 corrects four structural issues identified during post-hoc review: preprocessing before the train-test split (leakage), a feature selection procedure that used </w:t>
-      </w:r>
-      <w:proofErr w:type="spellStart"/>
-      <w:r>
-        <w:rPr>
-          <w:color w:val="000000"/>
-        </w:rPr>
-        <w:t>f_regression</w:t>
-      </w:r>
-      <w:proofErr w:type="spellEnd"/>
-      <w:r>
-        <w:rPr>
-          <w:color w:val="000000"/>
-        </w:rPr>
-        <w:t xml:space="preserve"> on nominal variables (invalid test), best hyperparameters from </w:t>
-      </w:r>
-      <w:proofErr w:type="spellStart"/>
-      <w:r>
-        <w:rPr>
-          <w:color w:val="000000"/>
-        </w:rPr>
-        <w:t>GridSearchCV</w:t>
-      </w:r>
-      <w:proofErr w:type="spellEnd"/>
-      <w:r>
-        <w:rPr>
-          <w:color w:val="000000"/>
-        </w:rPr>
-        <w:t xml:space="preserve"> that were printed but not used in the final model, and single-split evaluation for all models except Linear Regression. An anomaly detection analysis using PyOD was added as a complementary analytical layer to characterize structural outliers in the dataset.</w:t>
+        <w:t>Milestone 1 established the initial preprocessing and modeling pipeline. Milestone 2 corrects four structural issues identified during post-hoc review: preprocessing before the train-test split (leakage), a feature selection procedure that used f_regression on nominal variables (invalid test), best hyperparameters from GridSearchCV that were printed but not used in the final model, and single-split evaluation for all models except Linear Regression. An anomaly detection analysis using PyOD was added as a complementary analytical layer to characterize structural outliers in the dataset.</w:t>
       </w:r>
     </w:p>
     <w:p>
@@ -473,13 +353,8 @@
         </w:rPr>
         <w:t xml:space="preserve">Target variable: </w:t>
       </w:r>
-      <w:proofErr w:type="spellStart"/>
-      <w:r>
-        <w:t>Item_Outlet_Sales</w:t>
-      </w:r>
-      <w:proofErr w:type="spellEnd"/>
-      <w:r>
-        <w:t xml:space="preserve"> (continuous, right-skewed, range ~33–13,087)</w:t>
+      <w:r>
+        <w:t>Item_Outlet_Sales (continuous, right-skewed, range ~33–13,087)</w:t>
       </w:r>
     </w:p>
     <w:p>
@@ -499,39 +374,7 @@
         <w:t xml:space="preserve">Key data quality issues: </w:t>
       </w:r>
       <w:r>
-        <w:t xml:space="preserve">~17% missing </w:t>
-      </w:r>
-      <w:proofErr w:type="spellStart"/>
-      <w:r>
-        <w:t>Item_Weight</w:t>
-      </w:r>
-      <w:proofErr w:type="spellEnd"/>
-      <w:r>
-        <w:t xml:space="preserve">, ~28% missing </w:t>
-      </w:r>
-      <w:proofErr w:type="spellStart"/>
-      <w:r>
-        <w:t>Outlet_Size</w:t>
-      </w:r>
-      <w:proofErr w:type="spellEnd"/>
-      <w:r>
-        <w:t xml:space="preserve">, zero </w:t>
-      </w:r>
-      <w:proofErr w:type="spellStart"/>
-      <w:r>
-        <w:t>Item_Visibility</w:t>
-      </w:r>
-      <w:proofErr w:type="spellEnd"/>
-      <w:r>
-        <w:t xml:space="preserve"> values (artifact), inconsistent </w:t>
-      </w:r>
-      <w:proofErr w:type="spellStart"/>
-      <w:r>
-        <w:t>Item_Fat_Content</w:t>
-      </w:r>
-      <w:proofErr w:type="spellEnd"/>
-      <w:r>
-        <w:t xml:space="preserve"> labels</w:t>
+        <w:t>~17% missing Item_Weight, ~28% missing Outlet_Size, zero Item_Visibility values (artifact), inconsistent Item_Fat_Content labels</w:t>
       </w:r>
     </w:p>
     <w:p>
@@ -568,23 +411,7 @@
         <w:spacing w:after="80"/>
       </w:pPr>
       <w:r>
-        <w:t xml:space="preserve">Train-test split (80/20, </w:t>
-      </w:r>
-      <w:proofErr w:type="spellStart"/>
-      <w:r>
-        <w:t>random_state</w:t>
-      </w:r>
-      <w:proofErr w:type="spellEnd"/>
-      <w:r>
-        <w:t>=</w:t>
-      </w:r>
-      <w:proofErr w:type="gramStart"/>
-      <w:r>
-        <w:t>42) —</w:t>
-      </w:r>
-      <w:proofErr w:type="gramEnd"/>
-      <w:r>
-        <w:t xml:space="preserve"> first step before any statistic is computed</w:t>
+        <w:t>Train-test split (80/20, random_state=42) — first step before any statistic is computed</w:t>
       </w:r>
     </w:p>
     <w:p>
@@ -597,31 +424,8 @@
         <w:spacing w:after="80"/>
       </w:pPr>
       <w:r>
-        <w:t>Deterministic cleaning (pre-</w:t>
-      </w:r>
-      <w:proofErr w:type="gramStart"/>
-      <w:r>
-        <w:t>split) —</w:t>
-      </w:r>
-      <w:proofErr w:type="gramEnd"/>
-      <w:r>
-        <w:t xml:space="preserve"> label normalization, NC → No Fat reclassification, zero visibility → </w:t>
-      </w:r>
-      <w:proofErr w:type="spellStart"/>
-      <w:r>
-        <w:t>NaN</w:t>
-      </w:r>
-      <w:proofErr w:type="spellEnd"/>
-      <w:r>
-        <w:t xml:space="preserve">, </w:t>
-      </w:r>
-      <w:proofErr w:type="spellStart"/>
-      <w:r>
-        <w:t>Outlet_Size</w:t>
-      </w:r>
-      <w:proofErr w:type="spellEnd"/>
-      <w:r>
-        <w:t xml:space="preserve"> sentinel fill; no statistics fit from data</w:t>
+        <w:lastRenderedPageBreak/>
+        <w:t>Deterministic cleaning (pre-split) — label normalization, NC → No Fat reclassification, zero visibility → NaN, Outlet_Size sentinel fill; no statistics fit from data</w:t>
       </w:r>
     </w:p>
     <w:p>
@@ -634,53 +438,8 @@
         <w:spacing w:after="80"/>
       </w:pPr>
       <w:r>
-        <w:t xml:space="preserve">Imputation (train-fit </w:t>
-      </w:r>
-      <w:proofErr w:type="gramStart"/>
-      <w:r>
-        <w:t>only) —</w:t>
-      </w:r>
-      <w:proofErr w:type="gramEnd"/>
-      <w:r>
-        <w:t xml:space="preserve"> </w:t>
-      </w:r>
-      <w:proofErr w:type="spellStart"/>
-      <w:r>
-        <w:t>Item_Visibility</w:t>
-      </w:r>
-      <w:proofErr w:type="spellEnd"/>
-      <w:r>
-        <w:t xml:space="preserve">: group mean by </w:t>
-      </w:r>
-      <w:proofErr w:type="spellStart"/>
-      <w:r>
-        <w:t>Item_Identifier</w:t>
-      </w:r>
-      <w:proofErr w:type="spellEnd"/>
-      <w:r>
-        <w:t xml:space="preserve">, fallback to global train mean; </w:t>
-      </w:r>
-      <w:proofErr w:type="spellStart"/>
-      <w:r>
-        <w:t>Item_Weight</w:t>
-      </w:r>
-      <w:proofErr w:type="spellEnd"/>
-      <w:r>
-        <w:t xml:space="preserve">: group mean by </w:t>
-      </w:r>
-      <w:proofErr w:type="spellStart"/>
-      <w:r>
-        <w:t>Item_Identifier</w:t>
-      </w:r>
-      <w:proofErr w:type="spellEnd"/>
-      <w:r>
-        <w:t xml:space="preserve">, fallback to group median by </w:t>
-      </w:r>
-      <w:proofErr w:type="spellStart"/>
-      <w:r>
-        <w:t>Item_Type</w:t>
-      </w:r>
-      <w:proofErr w:type="spellEnd"/>
+        <w:t>Imputation (train-fit only) — Item_Visibility: group mean by Item_Identifier, fallback to global train mean; Item_Weight: group mean by Item_Identifier, fallback to group median by Item_Type</w:t>
+      </w:r>
     </w:p>
     <w:p>
       <w:pPr>
@@ -692,53 +451,8 @@
         <w:spacing w:after="80"/>
       </w:pPr>
       <w:r>
-        <w:t xml:space="preserve">Outlier handling (train-fit </w:t>
-      </w:r>
-      <w:proofErr w:type="gramStart"/>
-      <w:r>
-        <w:t>thresholds) —</w:t>
-      </w:r>
-      <w:proofErr w:type="gramEnd"/>
-      <w:r>
-        <w:t xml:space="preserve"> IQR upper bound for </w:t>
-      </w:r>
-      <w:proofErr w:type="spellStart"/>
-      <w:r>
-        <w:t>Item_Visibility</w:t>
-      </w:r>
-      <w:proofErr w:type="spellEnd"/>
-      <w:r>
-        <w:t xml:space="preserve"> fit on </w:t>
-      </w:r>
-      <w:proofErr w:type="spellStart"/>
-      <w:r>
-        <w:t>X_train</w:t>
-      </w:r>
-      <w:proofErr w:type="spellEnd"/>
-      <w:r>
-        <w:t xml:space="preserve">, cap applied to </w:t>
-      </w:r>
-      <w:proofErr w:type="spellStart"/>
-      <w:r>
-        <w:t>X_train</w:t>
-      </w:r>
-      <w:proofErr w:type="spellEnd"/>
-      <w:r>
-        <w:t xml:space="preserve">, </w:t>
-      </w:r>
-      <w:proofErr w:type="spellStart"/>
-      <w:r>
-        <w:t>X_test</w:t>
-      </w:r>
-      <w:proofErr w:type="spellEnd"/>
-      <w:r>
-        <w:t xml:space="preserve">, and </w:t>
-      </w:r>
-      <w:proofErr w:type="spellStart"/>
-      <w:r>
-        <w:t>df_test</w:t>
-      </w:r>
-      <w:proofErr w:type="spellEnd"/>
+        <w:t>Outlier handling (train-fit thresholds) — IQR upper bound for Item_Visibility fit on X_train, cap applied to X_train, X_test, and df_test</w:t>
+      </w:r>
     </w:p>
     <w:p>
       <w:pPr>
@@ -750,77 +464,8 @@
         <w:spacing w:after="80"/>
       </w:pPr>
       <w:r>
-        <w:t>Feature engineering — bins (</w:t>
-      </w:r>
-      <w:proofErr w:type="spellStart"/>
-      <w:r>
-        <w:t>MRP_bin</w:t>
-      </w:r>
-      <w:proofErr w:type="spellEnd"/>
-      <w:r>
-        <w:t xml:space="preserve">, </w:t>
-      </w:r>
-      <w:proofErr w:type="spellStart"/>
-      <w:r>
-        <w:t>Weight_bin</w:t>
-      </w:r>
-      <w:proofErr w:type="spellEnd"/>
-      <w:r>
-        <w:t xml:space="preserve"> using </w:t>
-      </w:r>
-      <w:proofErr w:type="spellStart"/>
-      <w:r>
-        <w:t>qcut</w:t>
-      </w:r>
-      <w:proofErr w:type="spellEnd"/>
-      <w:r>
-        <w:t xml:space="preserve"> edges from </w:t>
-      </w:r>
-      <w:proofErr w:type="spellStart"/>
-      <w:r>
-        <w:t>X_train</w:t>
-      </w:r>
-      <w:proofErr w:type="spellEnd"/>
-      <w:r>
-        <w:t>), calorie proxy (</w:t>
-      </w:r>
-      <w:proofErr w:type="spellStart"/>
-      <w:r>
-        <w:t>Calorie_Count_per_givenwt</w:t>
-      </w:r>
-      <w:proofErr w:type="spellEnd"/>
-      <w:r>
-        <w:t xml:space="preserve">), </w:t>
-      </w:r>
-      <w:proofErr w:type="spellStart"/>
-      <w:r>
-        <w:t>Outlet_Existence</w:t>
-      </w:r>
-      <w:proofErr w:type="spellEnd"/>
-      <w:r>
-        <w:t xml:space="preserve">, </w:t>
-      </w:r>
-      <w:proofErr w:type="spellStart"/>
-      <w:r>
-        <w:t>Outlet_Status</w:t>
-      </w:r>
-      <w:proofErr w:type="spellEnd"/>
-      <w:r>
-        <w:t xml:space="preserve">, </w:t>
-      </w:r>
-      <w:proofErr w:type="spellStart"/>
-      <w:r>
-        <w:t>Item_Frequency</w:t>
-      </w:r>
-      <w:proofErr w:type="spellEnd"/>
-      <w:r>
-        <w:t xml:space="preserve">, </w:t>
-      </w:r>
-      <w:proofErr w:type="spellStart"/>
-      <w:r>
-        <w:t>Item_Identifier_Type</w:t>
-      </w:r>
-      <w:proofErr w:type="spellEnd"/>
+        <w:t>Feature engineering — bins (MRP_bin, Weight_bin using qcut edges from X_train), calorie proxy (Calorie_Count_per_givenwt), Outlet_Existence, Outlet_Status, Item_Frequency, Item_Identifier_Type</w:t>
+      </w:r>
     </w:p>
     <w:p>
       <w:pPr>
@@ -832,39 +477,8 @@
         <w:spacing w:after="80"/>
       </w:pPr>
       <w:r>
-        <w:t xml:space="preserve">Skew analysis → log/sqrt transforms — </w:t>
-      </w:r>
-      <w:proofErr w:type="spellStart"/>
-      <w:r>
-        <w:t>log_visibility</w:t>
-      </w:r>
-      <w:proofErr w:type="spellEnd"/>
-      <w:r>
-        <w:t xml:space="preserve"> (np.log), </w:t>
-      </w:r>
-      <w:proofErr w:type="spellStart"/>
-      <w:r>
-        <w:t>log_Calorie</w:t>
-      </w:r>
-      <w:proofErr w:type="spellEnd"/>
-      <w:r>
-        <w:t xml:space="preserve"> (</w:t>
-      </w:r>
-      <w:proofErr w:type="spellStart"/>
-      <w:proofErr w:type="gramStart"/>
-      <w:r>
-        <w:t>np.sqrt</w:t>
-      </w:r>
-      <w:proofErr w:type="spellEnd"/>
-      <w:proofErr w:type="gramEnd"/>
-      <w:r>
-        <w:t xml:space="preserve">) applied after skew check on </w:t>
-      </w:r>
-      <w:proofErr w:type="spellStart"/>
-      <w:r>
-        <w:t>X_train</w:t>
-      </w:r>
-      <w:proofErr w:type="spellEnd"/>
+        <w:t>Skew analysis → log/sqrt transforms — log_visibility (np.log), log_Calorie (np.sqrt) applied after skew check on X_train</w:t>
+      </w:r>
     </w:p>
     <w:p>
       <w:pPr>
@@ -876,23 +490,7 @@
         <w:spacing w:after="80"/>
       </w:pPr>
       <w:r>
-        <w:t xml:space="preserve">Encoding — </w:t>
-      </w:r>
-      <w:proofErr w:type="spellStart"/>
-      <w:r>
-        <w:t>LabelEncoder</w:t>
-      </w:r>
-      <w:proofErr w:type="spellEnd"/>
-      <w:r>
-        <w:t xml:space="preserve"> fit on </w:t>
-      </w:r>
-      <w:proofErr w:type="spellStart"/>
-      <w:r>
-        <w:t>X_train</w:t>
-      </w:r>
-      <w:proofErr w:type="spellEnd"/>
-      <w:r>
-        <w:t xml:space="preserve"> for nominal columns; ordinal maps applied identically across splits</w:t>
+        <w:t>Encoding — LabelEncoder fit on X_train for nominal columns; ordinal maps applied identically across splits</w:t>
       </w:r>
     </w:p>
     <w:p>
@@ -905,23 +503,7 @@
         <w:spacing w:after="80"/>
       </w:pPr>
       <w:r>
-        <w:t xml:space="preserve">Scaling — </w:t>
-      </w:r>
-      <w:proofErr w:type="spellStart"/>
-      <w:r>
-        <w:t>StandardScaler</w:t>
-      </w:r>
-      <w:proofErr w:type="spellEnd"/>
-      <w:r>
-        <w:t xml:space="preserve"> fit on </w:t>
-      </w:r>
-      <w:proofErr w:type="spellStart"/>
-      <w:r>
-        <w:t>X_train</w:t>
-      </w:r>
-      <w:proofErr w:type="spellEnd"/>
-      <w:r>
-        <w:t xml:space="preserve"> across all numeric columns feeding the embedded feature selection check</w:t>
+        <w:t>Scaling — StandardScaler fit on X_train across all numeric columns feeding the embedded feature selection check</w:t>
       </w:r>
     </w:p>
     <w:p>
@@ -971,61 +553,8 @@
         <w:spacing w:after="80"/>
       </w:pPr>
       <w:r>
-        <w:t xml:space="preserve">Step 1 — </w:t>
-      </w:r>
-      <w:proofErr w:type="spellStart"/>
-      <w:r>
-        <w:t>Dedup</w:t>
-      </w:r>
-      <w:proofErr w:type="spellEnd"/>
-      <w:r>
-        <w:t xml:space="preserve">: drop one side of any pairwise correlation &gt; 0.8, retaining the side with stronger target correlation. Dropped: Calorie_Count_per_100g, </w:t>
-      </w:r>
-      <w:proofErr w:type="spellStart"/>
-      <w:r>
-        <w:t>Item_Weight</w:t>
-      </w:r>
-      <w:proofErr w:type="spellEnd"/>
-      <w:r>
-        <w:t xml:space="preserve">, </w:t>
-      </w:r>
-      <w:proofErr w:type="spellStart"/>
-      <w:r>
-        <w:t>MRP_bin</w:t>
-      </w:r>
-      <w:proofErr w:type="spellEnd"/>
-      <w:r>
-        <w:t xml:space="preserve">, </w:t>
-      </w:r>
-      <w:proofErr w:type="spellStart"/>
-      <w:r>
-        <w:t>Outlet_Establishment_Year</w:t>
-      </w:r>
-      <w:proofErr w:type="spellEnd"/>
-      <w:r>
-        <w:t xml:space="preserve">, </w:t>
-      </w:r>
-      <w:proofErr w:type="spellStart"/>
-      <w:r>
-        <w:t>Outlet_Existence</w:t>
-      </w:r>
-      <w:proofErr w:type="spellEnd"/>
-      <w:r>
-        <w:t xml:space="preserve">, </w:t>
-      </w:r>
-      <w:proofErr w:type="spellStart"/>
-      <w:r>
-        <w:t>log_Calorie</w:t>
-      </w:r>
-      <w:proofErr w:type="spellEnd"/>
-      <w:r>
-        <w:t xml:space="preserve">, </w:t>
-      </w:r>
-      <w:proofErr w:type="spellStart"/>
-      <w:r>
-        <w:t>log_visibility</w:t>
-      </w:r>
-      <w:proofErr w:type="spellEnd"/>
+        <w:t>Step 1 — Dedup: drop one side of any pairwise correlation &gt; 0.8, retaining the side with stronger target correlation. Dropped: Calorie_Count_per_100g, Item_Weight, MRP_bin, Outlet_Establishment_Year, Outlet_Existence, log_Calorie, log_visibility</w:t>
+      </w:r>
     </w:p>
     <w:p>
       <w:pPr>
@@ -1037,44 +566,7 @@
         <w:spacing w:after="80"/>
       </w:pPr>
       <w:r>
-        <w:t>Step 2 — Univariate significance: one-way ANOVA (</w:t>
-      </w:r>
-      <w:proofErr w:type="spellStart"/>
-      <w:proofErr w:type="gramStart"/>
-      <w:r>
-        <w:t>scipy.stats.f</w:t>
-      </w:r>
-      <w:proofErr w:type="gramEnd"/>
-      <w:r>
-        <w:t>_oneway</w:t>
-      </w:r>
-      <w:proofErr w:type="spellEnd"/>
-      <w:r>
-        <w:t xml:space="preserve">) for categorical columns grouped by level; Pearson r for continuous columns. Both </w:t>
-      </w:r>
-      <w:proofErr w:type="gramStart"/>
-      <w:r>
-        <w:t>computed</w:t>
-      </w:r>
-      <w:proofErr w:type="gramEnd"/>
-      <w:r>
-        <w:t xml:space="preserve"> on </w:t>
-      </w:r>
-      <w:proofErr w:type="spellStart"/>
-      <w:r>
-        <w:t>X_train</w:t>
-      </w:r>
-      <w:proofErr w:type="spellEnd"/>
-      <w:r>
-        <w:t>/</w:t>
-      </w:r>
-      <w:proofErr w:type="spellStart"/>
-      <w:r>
-        <w:t>y_train</w:t>
-      </w:r>
-      <w:proofErr w:type="spellEnd"/>
-      <w:r>
-        <w:t xml:space="preserve"> only</w:t>
+        <w:t>Step 2 — Univariate significance: one-way ANOVA (scipy.stats.f_oneway) for categorical columns grouped by level; Pearson r for continuous columns. Both computed on X_train/y_train only</w:t>
       </w:r>
     </w:p>
     <w:p>
@@ -1087,42 +579,8 @@
         <w:spacing w:after="80"/>
       </w:pPr>
       <w:r>
-        <w:t xml:space="preserve">Step 3 — Embedded check: </w:t>
-      </w:r>
-      <w:proofErr w:type="spellStart"/>
-      <w:proofErr w:type="gramStart"/>
-      <w:r>
-        <w:t>SelectFromModel</w:t>
-      </w:r>
-      <w:proofErr w:type="spellEnd"/>
-      <w:r>
-        <w:t>(</w:t>
-      </w:r>
-      <w:proofErr w:type="spellStart"/>
-      <w:r>
-        <w:t>LinearRegression</w:t>
-      </w:r>
-      <w:proofErr w:type="spellEnd"/>
-      <w:r>
-        <w:t>(</w:t>
-      </w:r>
-      <w:proofErr w:type="gramEnd"/>
-      <w:r>
-        <w:t xml:space="preserve">)) on full-column </w:t>
-      </w:r>
-      <w:proofErr w:type="spellStart"/>
-      <w:r>
-        <w:t>StandardScaler</w:t>
-      </w:r>
-      <w:proofErr w:type="spellEnd"/>
-      <w:r>
-        <w:t xml:space="preserve">-scaled </w:t>
-      </w:r>
-      <w:proofErr w:type="spellStart"/>
-      <w:r>
-        <w:t>X_train</w:t>
-      </w:r>
-      <w:proofErr w:type="spellEnd"/>
+        <w:t>Step 3 — Embedded check: SelectFromModel(LinearRegression()) on full-column StandardScaler-scaled X_train</w:t>
+      </w:r>
     </w:p>
     <w:p>
       <w:pPr>
@@ -1134,15 +592,7 @@
         <w:spacing w:after="80"/>
       </w:pPr>
       <w:r>
-        <w:t xml:space="preserve">Step 4 — Agreement score: features flagged by both methods (Agreement=2) form the high-confidence core; features flagged by one (Agreement=1) are retained at </w:t>
-      </w:r>
-      <w:proofErr w:type="spellStart"/>
-      <w:r>
-        <w:t>min_agreement</w:t>
-      </w:r>
-      <w:proofErr w:type="spellEnd"/>
-      <w:r>
-        <w:t>=1 threshold</w:t>
+        <w:t>Step 4 — Agreement score: features flagged by both methods (Agreement=2) form the high-confidence core; features flagged by one (Agreement=1) are retained at min_agreement=1 threshold</w:t>
       </w:r>
     </w:p>
     <w:p>
@@ -1158,77 +608,7 @@
         <w:rPr>
           <w:color w:val="000000"/>
         </w:rPr>
-        <w:t>The final feature set (</w:t>
-      </w:r>
-      <w:proofErr w:type="spellStart"/>
-      <w:r>
-        <w:rPr>
-          <w:color w:val="000000"/>
-        </w:rPr>
-        <w:t>final_features</w:t>
-      </w:r>
-      <w:proofErr w:type="spellEnd"/>
-      <w:r>
-        <w:rPr>
-          <w:color w:val="000000"/>
-        </w:rPr>
-        <w:t xml:space="preserve">) is derived programmatically from the Agreement table, not hand-picked. The Milestone 1 hardcoded list missed </w:t>
-      </w:r>
-      <w:proofErr w:type="spellStart"/>
-      <w:r>
-        <w:rPr>
-          <w:color w:val="000000"/>
-        </w:rPr>
-        <w:t>Outlet_Size</w:t>
-      </w:r>
-      <w:proofErr w:type="spellEnd"/>
-      <w:r>
-        <w:rPr>
-          <w:color w:val="000000"/>
-        </w:rPr>
-        <w:t xml:space="preserve"> and </w:t>
-      </w:r>
-      <w:proofErr w:type="spellStart"/>
-      <w:r>
-        <w:rPr>
-          <w:color w:val="000000"/>
-        </w:rPr>
-        <w:t>Outlet_Location_Type</w:t>
-      </w:r>
-      <w:proofErr w:type="spellEnd"/>
-      <w:r>
-        <w:rPr>
-          <w:color w:val="000000"/>
-        </w:rPr>
-        <w:t xml:space="preserve"> (two of four consensus features) and included </w:t>
-      </w:r>
-      <w:proofErr w:type="spellStart"/>
-      <w:r>
-        <w:rPr>
-          <w:color w:val="000000"/>
-        </w:rPr>
-        <w:t>Outlet_Existence</w:t>
-      </w:r>
-      <w:proofErr w:type="spellEnd"/>
-      <w:r>
-        <w:rPr>
-          <w:color w:val="000000"/>
-        </w:rPr>
-        <w:t xml:space="preserve"> (multicollinearity artifact) and </w:t>
-      </w:r>
-      <w:proofErr w:type="spellStart"/>
-      <w:r>
-        <w:rPr>
-          <w:color w:val="000000"/>
-        </w:rPr>
-        <w:t>Calorie_Count_per_givenwt</w:t>
-      </w:r>
-      <w:proofErr w:type="spellEnd"/>
-      <w:r>
-        <w:rPr>
-          <w:color w:val="000000"/>
-        </w:rPr>
-        <w:t xml:space="preserve"> (r=0.03, negligible effect size).</w:t>
+        <w:t>The final feature set (final_features) is derived programmatically from the Agreement table, not hand-picked. The Milestone 1 hardcoded list missed Outlet_Size and Outlet_Location_Type (two of four consensus features) and included Outlet_Existence (multicollinearity artifact) and Calorie_Count_per_givenwt (r=0.03, negligible effect size).</w:t>
       </w:r>
     </w:p>
     <w:p>
@@ -1241,6 +621,7 @@
         <w:pStyle w:val="Heading2"/>
       </w:pPr>
       <w:r>
+        <w:lastRenderedPageBreak/>
         <w:t>Final Features</w:t>
       </w:r>
     </w:p>
@@ -1408,7 +789,6 @@
             </w:tcMar>
           </w:tcPr>
           <w:p>
-            <w:proofErr w:type="spellStart"/>
             <w:r>
               <w:rPr>
                 <w:sz w:val="22"/>
@@ -1416,7 +796,6 @@
               </w:rPr>
               <w:t>Item_MRP</w:t>
             </w:r>
-            <w:proofErr w:type="spellEnd"/>
           </w:p>
         </w:tc>
         <w:tc>
@@ -1520,7 +899,6 @@
             </w:tcMar>
           </w:tcPr>
           <w:p>
-            <w:proofErr w:type="spellStart"/>
             <w:r>
               <w:rPr>
                 <w:sz w:val="22"/>
@@ -1528,7 +906,6 @@
               </w:rPr>
               <w:t>Outlet_Type</w:t>
             </w:r>
-            <w:proofErr w:type="spellEnd"/>
           </w:p>
         </w:tc>
         <w:tc>
@@ -1632,7 +1009,6 @@
             </w:tcMar>
           </w:tcPr>
           <w:p>
-            <w:proofErr w:type="spellStart"/>
             <w:r>
               <w:rPr>
                 <w:sz w:val="22"/>
@@ -1640,7 +1016,6 @@
               </w:rPr>
               <w:t>Outlet_Size</w:t>
             </w:r>
-            <w:proofErr w:type="spellEnd"/>
           </w:p>
         </w:tc>
         <w:tc>
@@ -1744,7 +1119,6 @@
             </w:tcMar>
           </w:tcPr>
           <w:p>
-            <w:proofErr w:type="spellStart"/>
             <w:r>
               <w:rPr>
                 <w:sz w:val="22"/>
@@ -1752,7 +1126,6 @@
               </w:rPr>
               <w:t>Outlet_Location_Type</w:t>
             </w:r>
-            <w:proofErr w:type="spellEnd"/>
           </w:p>
         </w:tc>
         <w:tc>
@@ -1856,7 +1229,6 @@
             </w:tcMar>
           </w:tcPr>
           <w:p>
-            <w:proofErr w:type="spellStart"/>
             <w:r>
               <w:rPr>
                 <w:sz w:val="22"/>
@@ -1864,7 +1236,6 @@
               </w:rPr>
               <w:t>Item_Visibility</w:t>
             </w:r>
-            <w:proofErr w:type="spellEnd"/>
           </w:p>
         </w:tc>
         <w:tc>
@@ -1968,7 +1339,6 @@
             </w:tcMar>
           </w:tcPr>
           <w:p>
-            <w:proofErr w:type="spellStart"/>
             <w:r>
               <w:rPr>
                 <w:sz w:val="22"/>
@@ -1976,7 +1346,6 @@
               </w:rPr>
               <w:t>Item_Frequency</w:t>
             </w:r>
-            <w:proofErr w:type="spellEnd"/>
           </w:p>
         </w:tc>
         <w:tc>
@@ -2080,7 +1449,6 @@
             </w:tcMar>
           </w:tcPr>
           <w:p>
-            <w:proofErr w:type="spellStart"/>
             <w:r>
               <w:rPr>
                 <w:sz w:val="22"/>
@@ -2088,7 +1456,6 @@
               </w:rPr>
               <w:t>Item_Type</w:t>
             </w:r>
-            <w:proofErr w:type="spellEnd"/>
           </w:p>
         </w:tc>
         <w:tc>
@@ -2192,7 +1559,6 @@
             </w:tcMar>
           </w:tcPr>
           <w:p>
-            <w:proofErr w:type="spellStart"/>
             <w:r>
               <w:rPr>
                 <w:sz w:val="22"/>
@@ -2200,7 +1566,6 @@
               </w:rPr>
               <w:t>Item_Identifier_Type</w:t>
             </w:r>
-            <w:proofErr w:type="spellEnd"/>
           </w:p>
         </w:tc>
         <w:tc>
@@ -2304,7 +1669,6 @@
             </w:tcMar>
           </w:tcPr>
           <w:p>
-            <w:proofErr w:type="spellStart"/>
             <w:r>
               <w:rPr>
                 <w:sz w:val="22"/>
@@ -2312,7 +1676,6 @@
               </w:rPr>
               <w:t>Outlet_Status</w:t>
             </w:r>
-            <w:proofErr w:type="spellEnd"/>
           </w:p>
         </w:tc>
         <w:tc>
@@ -2416,7 +1779,6 @@
             </w:tcMar>
           </w:tcPr>
           <w:p>
-            <w:proofErr w:type="spellStart"/>
             <w:r>
               <w:rPr>
                 <w:sz w:val="22"/>
@@ -2424,7 +1786,6 @@
               </w:rPr>
               <w:t>Calorie_Count_per_givenwt</w:t>
             </w:r>
-            <w:proofErr w:type="spellEnd"/>
           </w:p>
         </w:tc>
         <w:tc>
@@ -2535,83 +1896,11 @@
       <w:pPr>
         <w:spacing w:after="120"/>
       </w:pPr>
-      <w:proofErr w:type="spellStart"/>
       <w:r>
         <w:rPr>
           <w:color w:val="000000"/>
         </w:rPr>
-        <w:t>Item_Outlet_Sales</w:t>
-      </w:r>
-      <w:proofErr w:type="spellEnd"/>
-      <w:r>
-        <w:rPr>
-          <w:color w:val="000000"/>
-        </w:rPr>
-        <w:t xml:space="preserve"> </w:t>
-      </w:r>
-      <w:proofErr w:type="gramStart"/>
-      <w:r>
-        <w:rPr>
-          <w:color w:val="000000"/>
-        </w:rPr>
-        <w:t>is</w:t>
-      </w:r>
-      <w:proofErr w:type="gramEnd"/>
-      <w:r>
-        <w:rPr>
-          <w:color w:val="000000"/>
-        </w:rPr>
-        <w:t xml:space="preserve"> right-skewed (mean 2,181 vs. median 1,794, max 13,087). </w:t>
-      </w:r>
-      <w:proofErr w:type="spellStart"/>
-      <w:r>
-        <w:rPr>
-          <w:color w:val="000000"/>
-        </w:rPr>
-        <w:t>y_train</w:t>
-      </w:r>
-      <w:proofErr w:type="spellEnd"/>
-      <w:r>
-        <w:rPr>
-          <w:color w:val="000000"/>
-        </w:rPr>
-        <w:t xml:space="preserve"> was log-transformed (np.log) before modeling. Without the transform: 82 of 5,681 final predictions were negative, predicted max (6,554) fell far below training max (13,087), and R² dropped from 0.735 to 0.596. The log-transform resolved all three issues. Final predictions are </w:t>
-      </w:r>
-      <w:proofErr w:type="gramStart"/>
-      <w:r>
-        <w:rPr>
-          <w:color w:val="000000"/>
-        </w:rPr>
-        <w:t>back-transformed</w:t>
-      </w:r>
-      <w:proofErr w:type="gramEnd"/>
-      <w:r>
-        <w:rPr>
-          <w:color w:val="000000"/>
-        </w:rPr>
-        <w:t xml:space="preserve"> via </w:t>
-      </w:r>
-      <w:proofErr w:type="spellStart"/>
-      <w:proofErr w:type="gramStart"/>
-      <w:r>
-        <w:rPr>
-          <w:color w:val="000000"/>
-        </w:rPr>
-        <w:t>np.exp</w:t>
-      </w:r>
-      <w:proofErr w:type="spellEnd"/>
-      <w:r>
-        <w:rPr>
-          <w:color w:val="000000"/>
-        </w:rPr>
-        <w:t>(</w:t>
-      </w:r>
-      <w:proofErr w:type="gramEnd"/>
-      <w:r>
-        <w:rPr>
-          <w:color w:val="000000"/>
-        </w:rPr>
-        <w:t>), with Duan’s nonparametric smearing correction applied:</w:t>
+        <w:t>Item_Outlet_Sales is right-skewed (mean 2,181 vs. median 1,794, max 13,087). y_train was log-transformed (np.log) before modeling. Without the transform: 82 of 5,681 final predictions were negative, predicted max (6,554) fell far below training max (13,087), and R² dropped from 0.735 to 0.596. The log-transform resolved all three issues. Final predictions are back-transformed via np.exp(), with Duan’s nonparametric smearing correction applied:</w:t>
       </w:r>
     </w:p>
     <w:p>
@@ -2626,9 +1915,14 @@
           <w:sz w:val="20"/>
           <w:szCs w:val="20"/>
         </w:rPr>
-        <w:t xml:space="preserve">smear = </w:t>
-      </w:r>
-      <w:proofErr w:type="gramStart"/>
+        <w:t>smear = mean(exp(holdout residuals))</w:t>
+      </w:r>
+    </w:p>
+    <w:p>
+      <w:pPr>
+        <w:spacing w:after="80"/>
+        <w:ind w:left="720"/>
+      </w:pPr>
       <w:r>
         <w:rPr>
           <w:rFonts w:ascii="Courier New" w:eastAsia="Courier New" w:hAnsi="Courier New" w:cs="Courier New"/>
@@ -2636,83 +1930,7 @@
           <w:sz w:val="20"/>
           <w:szCs w:val="20"/>
         </w:rPr>
-        <w:t>mean(exp(</w:t>
-      </w:r>
-      <w:proofErr w:type="gramEnd"/>
-      <w:r>
-        <w:rPr>
-          <w:rFonts w:ascii="Courier New" w:eastAsia="Courier New" w:hAnsi="Courier New" w:cs="Courier New"/>
-          <w:color w:val="1F4E79"/>
-          <w:sz w:val="20"/>
-          <w:szCs w:val="20"/>
-        </w:rPr>
-        <w:t>holdout residuals))</w:t>
-      </w:r>
-    </w:p>
-    <w:p>
-      <w:pPr>
-        <w:spacing w:after="80"/>
-        <w:ind w:left="720"/>
-      </w:pPr>
-      <w:r>
-        <w:rPr>
-          <w:rFonts w:ascii="Courier New" w:eastAsia="Courier New" w:hAnsi="Courier New" w:cs="Courier New"/>
-          <w:color w:val="1F4E79"/>
-          <w:sz w:val="20"/>
-          <w:szCs w:val="20"/>
-        </w:rPr>
-        <w:t>predictions = exp(</w:t>
-      </w:r>
-      <w:proofErr w:type="spellStart"/>
-      <w:r>
-        <w:rPr>
-          <w:rFonts w:ascii="Courier New" w:eastAsia="Courier New" w:hAnsi="Courier New" w:cs="Courier New"/>
-          <w:color w:val="1F4E79"/>
-          <w:sz w:val="20"/>
-          <w:szCs w:val="20"/>
-        </w:rPr>
-        <w:t>final_</w:t>
-      </w:r>
-      <w:proofErr w:type="gramStart"/>
-      <w:r>
-        <w:rPr>
-          <w:rFonts w:ascii="Courier New" w:eastAsia="Courier New" w:hAnsi="Courier New" w:cs="Courier New"/>
-          <w:color w:val="1F4E79"/>
-          <w:sz w:val="20"/>
-          <w:szCs w:val="20"/>
-        </w:rPr>
-        <w:t>model.predict</w:t>
-      </w:r>
-      <w:proofErr w:type="spellEnd"/>
-      <w:proofErr w:type="gramEnd"/>
-      <w:r>
-        <w:rPr>
-          <w:rFonts w:ascii="Courier New" w:eastAsia="Courier New" w:hAnsi="Courier New" w:cs="Courier New"/>
-          <w:color w:val="1F4E79"/>
-          <w:sz w:val="20"/>
-          <w:szCs w:val="20"/>
-        </w:rPr>
-        <w:t>(</w:t>
-      </w:r>
-      <w:proofErr w:type="spellStart"/>
-      <w:r>
-        <w:rPr>
-          <w:rFonts w:ascii="Courier New" w:eastAsia="Courier New" w:hAnsi="Courier New" w:cs="Courier New"/>
-          <w:color w:val="1F4E79"/>
-          <w:sz w:val="20"/>
-          <w:szCs w:val="20"/>
-        </w:rPr>
-        <w:t>X_test</w:t>
-      </w:r>
-      <w:proofErr w:type="spellEnd"/>
-      <w:r>
-        <w:rPr>
-          <w:rFonts w:ascii="Courier New" w:eastAsia="Courier New" w:hAnsi="Courier New" w:cs="Courier New"/>
-          <w:color w:val="1F4E79"/>
-          <w:sz w:val="20"/>
-          <w:szCs w:val="20"/>
-        </w:rPr>
-        <w:t>)) × smear</w:t>
+        <w:t>predictions = exp(final_model.predict(X_test)) × smear</w:t>
       </w:r>
     </w:p>
     <w:p>
@@ -2728,714 +1946,353 @@
         <w:rPr>
           <w:color w:val="000000"/>
         </w:rPr>
-        <w:t xml:space="preserve">The smearing correction offsets the ~11% </w:t>
-      </w:r>
-      <w:proofErr w:type="gramStart"/>
+        <w:t>The smearing correction offsets the ~11% low-bias introduced by Jensen’s inequality on the exp() retransformation. Residuals are computed on an honest out-of-sample holdout (model fit on X_cv_train only), not in-sample.</w:t>
+      </w:r>
+    </w:p>
+    <w:p>
+      <w:pPr>
+        <w:spacing w:after="80"/>
+      </w:pPr>
+    </w:p>
+    <w:p>
+      <w:pPr>
+        <w:pStyle w:val="Heading2"/>
+      </w:pPr>
+      <w:r>
+        <w:lastRenderedPageBreak/>
+        <w:t>Model Comparison Framework</w:t>
+      </w:r>
+    </w:p>
+    <w:p>
+      <w:pPr>
+        <w:spacing w:after="120"/>
+      </w:pPr>
       <w:r>
         <w:rPr>
           <w:color w:val="000000"/>
         </w:rPr>
-        <w:t>low-bias</w:t>
-      </w:r>
-      <w:proofErr w:type="gramEnd"/>
+        <w:t>All eight candidate models are evaluated using the same framework:</w:t>
+      </w:r>
+    </w:p>
+    <w:p>
+      <w:pPr>
+        <w:pStyle w:val="ListParagraph"/>
+        <w:numPr>
+          <w:ilvl w:val="0"/>
+          <w:numId w:val="2"/>
+        </w:numPr>
+        <w:spacing w:after="80"/>
+      </w:pPr>
+      <w:r>
+        <w:t>5-fold cross-validation on the CV-train split (80% of labeled data): reports RMSE mean ± std, MAE mean ± std, R² mean ± std, and OOF RMSE</w:t>
+      </w:r>
+    </w:p>
+    <w:p>
+      <w:pPr>
+        <w:pStyle w:val="ListParagraph"/>
+        <w:numPr>
+          <w:ilvl w:val="0"/>
+          <w:numId w:val="2"/>
+        </w:numPr>
+        <w:spacing w:after="80"/>
+      </w:pPr>
+      <w:r>
+        <w:t>Single holdout evaluation on the remaining 20%: one honest confirmation after model selection, never used for fitting or tuning</w:t>
+      </w:r>
+    </w:p>
+    <w:p>
+      <w:pPr>
+        <w:pStyle w:val="ListParagraph"/>
+        <w:numPr>
+          <w:ilvl w:val="0"/>
+          <w:numId w:val="2"/>
+        </w:numPr>
+        <w:spacing w:after="80"/>
+      </w:pPr>
+      <w:r>
+        <w:t>Final model refit on 100% of labeled data before predicting the unlabeled Kaggle test set</w:t>
+      </w:r>
+    </w:p>
+    <w:p>
+      <w:pPr>
+        <w:spacing w:after="80"/>
+      </w:pPr>
+    </w:p>
+    <w:p>
+      <w:pPr>
+        <w:pStyle w:val="Heading2"/>
+      </w:pPr>
+      <w:r>
+        <w:t>Candidate Models</w:t>
+      </w:r>
+    </w:p>
+    <w:p>
+      <w:pPr>
+        <w:pStyle w:val="ListParagraph"/>
+        <w:numPr>
+          <w:ilvl w:val="0"/>
+          <w:numId w:val="2"/>
+        </w:numPr>
+        <w:spacing w:after="80"/>
+      </w:pPr>
+      <w:r>
+        <w:t>Linear Regression — Pipeline(StandardScaler + LinearRegression)</w:t>
+      </w:r>
+    </w:p>
+    <w:p>
+      <w:pPr>
+        <w:pStyle w:val="ListParagraph"/>
+        <w:numPr>
+          <w:ilvl w:val="0"/>
+          <w:numId w:val="2"/>
+        </w:numPr>
+        <w:spacing w:after="80"/>
+      </w:pPr>
+      <w:r>
+        <w:t>Ridge — Pipeline(StandardScaler + Ridge), L2 regularization</w:t>
+      </w:r>
+    </w:p>
+    <w:p>
+      <w:pPr>
+        <w:pStyle w:val="ListParagraph"/>
+        <w:numPr>
+          <w:ilvl w:val="0"/>
+          <w:numId w:val="2"/>
+        </w:numPr>
+        <w:spacing w:after="80"/>
+      </w:pPr>
+      <w:r>
+        <w:t>Lasso — Pipeline(StandardScaler + Lasso), L1 regularization (alpha=1.0; broken on log scale — see Limitations)</w:t>
+      </w:r>
+    </w:p>
+    <w:p>
+      <w:pPr>
+        <w:pStyle w:val="ListParagraph"/>
+        <w:numPr>
+          <w:ilvl w:val="0"/>
+          <w:numId w:val="2"/>
+        </w:numPr>
+        <w:spacing w:after="80"/>
+      </w:pPr>
+      <w:r>
+        <w:t>Decision Tree — DecisionTreeRegressor(random_state=42)</w:t>
+      </w:r>
+    </w:p>
+    <w:p>
+      <w:pPr>
+        <w:pStyle w:val="ListParagraph"/>
+        <w:numPr>
+          <w:ilvl w:val="0"/>
+          <w:numId w:val="2"/>
+        </w:numPr>
+        <w:spacing w:after="80"/>
+      </w:pPr>
+      <w:r>
+        <w:t>Random Forest — RandomForestRegressor(random_state=42, max_features=4)</w:t>
+      </w:r>
+    </w:p>
+    <w:p>
+      <w:pPr>
+        <w:pStyle w:val="ListParagraph"/>
+        <w:numPr>
+          <w:ilvl w:val="0"/>
+          <w:numId w:val="2"/>
+        </w:numPr>
+        <w:spacing w:after="80"/>
+      </w:pPr>
+      <w:r>
+        <w:t>Gradient Boosting — GradientBoostingRegressor(random_state=42)</w:t>
+      </w:r>
+    </w:p>
+    <w:p>
+      <w:pPr>
+        <w:pStyle w:val="ListParagraph"/>
+        <w:numPr>
+          <w:ilvl w:val="0"/>
+          <w:numId w:val="2"/>
+        </w:numPr>
+        <w:spacing w:after="80"/>
+      </w:pPr>
+      <w:r>
+        <w:t>AdaBoost — AdaBoostRegressor(random_state=42, n_estimators=10, learning_rate=0.1)</w:t>
+      </w:r>
+    </w:p>
+    <w:p>
+      <w:pPr>
+        <w:pStyle w:val="ListParagraph"/>
+        <w:numPr>
+          <w:ilvl w:val="0"/>
+          <w:numId w:val="2"/>
+        </w:numPr>
+        <w:spacing w:after="80"/>
+      </w:pPr>
+      <w:r>
+        <w:t>Bagging — BaggingRegressor(GradientBoostingRegressor, random_state=42, n_estimators=5)</w:t>
+      </w:r>
+    </w:p>
+    <w:p>
+      <w:pPr>
+        <w:spacing w:after="80"/>
+      </w:pPr>
+    </w:p>
+    <w:p>
+      <w:pPr>
+        <w:pStyle w:val="Heading2"/>
+      </w:pPr>
+      <w:r>
+        <w:t>Hyperparameter Tuning</w:t>
+      </w:r>
+    </w:p>
+    <w:p>
+      <w:pPr>
+        <w:spacing w:after="120"/>
+      </w:pPr>
       <w:r>
         <w:rPr>
           <w:color w:val="000000"/>
         </w:rPr>
-        <w:t xml:space="preserve"> introduced by Jensen’s inequality on the </w:t>
-      </w:r>
-      <w:proofErr w:type="gramStart"/>
+        <w:t>GridSearchCV was applied to GradientBoostingRegressor with cv=5 over the following grid:</w:t>
+      </w:r>
+    </w:p>
+    <w:p>
+      <w:pPr>
+        <w:pStyle w:val="ListParagraph"/>
+        <w:numPr>
+          <w:ilvl w:val="0"/>
+          <w:numId w:val="2"/>
+        </w:numPr>
+        <w:spacing w:after="80"/>
+      </w:pPr>
+      <w:r>
+        <w:t>max_features: [1, 2, 3, 4, 5]</w:t>
+      </w:r>
+    </w:p>
+    <w:p>
+      <w:pPr>
+        <w:pStyle w:val="ListParagraph"/>
+        <w:numPr>
+          <w:ilvl w:val="0"/>
+          <w:numId w:val="2"/>
+        </w:numPr>
+        <w:spacing w:after="80"/>
+      </w:pPr>
+      <w:r>
+        <w:t>min_samples_leaf: [0.1, 0.2, 0.3, 1, 2, 3, 4, 5]</w:t>
+      </w:r>
+    </w:p>
+    <w:p>
+      <w:pPr>
+        <w:pStyle w:val="ListParagraph"/>
+        <w:numPr>
+          <w:ilvl w:val="0"/>
+          <w:numId w:val="2"/>
+        </w:numPr>
+        <w:spacing w:after="80"/>
+      </w:pPr>
+      <w:r>
+        <w:t>max_leaf_nodes: [2, 3, 4, 5, 6]</w:t>
+      </w:r>
+    </w:p>
+    <w:p>
+      <w:pPr>
+        <w:pStyle w:val="ListParagraph"/>
+        <w:numPr>
+          <w:ilvl w:val="0"/>
+          <w:numId w:val="2"/>
+        </w:numPr>
+        <w:spacing w:after="80"/>
+      </w:pPr>
+      <w:r>
+        <w:t>min_samples_split: [0.1, 0.2, 0.3, 0.4]</w:t>
+      </w:r>
+    </w:p>
+    <w:p>
+      <w:pPr>
+        <w:spacing w:after="80"/>
+      </w:pPr>
+    </w:p>
+    <w:p>
+      <w:pPr>
+        <w:spacing w:after="120"/>
+      </w:pPr>
       <w:r>
         <w:rPr>
           <w:color w:val="000000"/>
         </w:rPr>
-        <w:t>exp(</w:t>
-      </w:r>
-      <w:proofErr w:type="gramEnd"/>
+        <w:t>Best params: max_features=5, max_leaf_nodes=4, min_samples_leaf=3, min_samples_split=0.1. Tuned GBR CV RMSE: 0.523 vs. untuned default 0.524 — no material improvement across all three tuning sessions. grid.best_estimator_ is passed directly into the final Bagging wrapper, correcting the Milestone 1 gap where best params were computed but never used.</w:t>
+      </w:r>
+    </w:p>
+    <w:p>
+      <w:pPr>
+        <w:spacing w:after="80"/>
+      </w:pPr>
+    </w:p>
+    <w:p>
+      <w:pPr>
+        <w:pStyle w:val="Heading1"/>
+      </w:pPr>
+      <w:r>
+        <w:lastRenderedPageBreak/>
+        <w:t>Anomaly Detection Module (PyOD)</w:t>
+      </w:r>
+    </w:p>
+    <w:p>
+      <w:pPr>
+        <w:pStyle w:val="Heading2"/>
+      </w:pPr>
+      <w:r>
+        <w:t>Purpose and Motivation</w:t>
+      </w:r>
+    </w:p>
+    <w:p>
+      <w:pPr>
+        <w:spacing w:after="120"/>
+      </w:pPr>
       <w:r>
         <w:rPr>
           <w:color w:val="000000"/>
         </w:rPr>
-        <w:t xml:space="preserve">) retransformation. Residuals are computed on an honest out-of-sample holdout (model fit on </w:t>
-      </w:r>
-      <w:proofErr w:type="spellStart"/>
+        <w:t>The predictive model identifies what sales should be; the anomaly detection module identifies which observations deviate structurally from expected behavior. These are complementary objectives: a product-outlet combination can have a high predicted sales value and still be anomalous if its feature profile is unlike anything the model was trained on. PyOD (Python Outlier Detection) was selected as the anomaly detection framework because it provides a unified API across unsupervised detection algorithms and integrates directly with the same preprocessed feature matrix used by the regression pipeline.</w:t>
+      </w:r>
+    </w:p>
+    <w:p>
+      <w:pPr>
+        <w:spacing w:after="80"/>
+      </w:pPr>
+    </w:p>
+    <w:p>
+      <w:pPr>
+        <w:spacing w:after="120"/>
+      </w:pPr>
       <w:r>
         <w:rPr>
           <w:color w:val="000000"/>
         </w:rPr>
-        <w:t>X_cv_train</w:t>
-      </w:r>
-      <w:proofErr w:type="spellEnd"/>
+        <w:t>The business motivation is to give BigMart operations teams a prioritized list of product-outlet combinations that warrant further investigation — not just predictions, but flags for structural abnormality.</w:t>
+      </w:r>
+    </w:p>
+    <w:p>
+      <w:pPr>
+        <w:spacing w:after="80"/>
+      </w:pPr>
+    </w:p>
+    <w:p>
+      <w:pPr>
+        <w:pStyle w:val="Heading2"/>
+      </w:pPr>
+      <w:r>
+        <w:t>Input Data</w:t>
+      </w:r>
+    </w:p>
+    <w:p>
+      <w:pPr>
+        <w:spacing w:after="120"/>
+      </w:pPr>
       <w:r>
         <w:rPr>
           <w:color w:val="000000"/>
         </w:rPr>
-        <w:t xml:space="preserve"> only), not in-sample.</w:t>
-      </w:r>
-    </w:p>
-    <w:p>
-      <w:pPr>
-        <w:spacing w:after="80"/>
-      </w:pPr>
-    </w:p>
-    <w:p>
-      <w:pPr>
-        <w:pStyle w:val="Heading2"/>
-      </w:pPr>
-      <w:r>
-        <w:t>Model Comparison Framework</w:t>
-      </w:r>
-    </w:p>
-    <w:p>
-      <w:pPr>
-        <w:spacing w:after="120"/>
-      </w:pPr>
-      <w:r>
-        <w:rPr>
-          <w:color w:val="000000"/>
-        </w:rPr>
-        <w:t>All eight candidate models are evaluated using the same framework:</w:t>
-      </w:r>
-    </w:p>
-    <w:p>
-      <w:pPr>
-        <w:pStyle w:val="ListParagraph"/>
-        <w:numPr>
-          <w:ilvl w:val="0"/>
-          <w:numId w:val="2"/>
-        </w:numPr>
-        <w:spacing w:after="80"/>
-      </w:pPr>
-      <w:r>
-        <w:t>5-fold cross-validation on the CV-train split (80% of labeled data): reports RMSE mean ± std, MAE mean ± std, R² mean ± std, and OOF RMSE</w:t>
-      </w:r>
-    </w:p>
-    <w:p>
-      <w:pPr>
-        <w:pStyle w:val="ListParagraph"/>
-        <w:numPr>
-          <w:ilvl w:val="0"/>
-          <w:numId w:val="2"/>
-        </w:numPr>
-        <w:spacing w:after="80"/>
-      </w:pPr>
-      <w:r>
-        <w:t>Single holdout evaluation on the remaining 20%: one honest confirmation after model selection, never used for fitting or tuning</w:t>
-      </w:r>
-    </w:p>
-    <w:p>
-      <w:pPr>
-        <w:pStyle w:val="ListParagraph"/>
-        <w:numPr>
-          <w:ilvl w:val="0"/>
-          <w:numId w:val="2"/>
-        </w:numPr>
-        <w:spacing w:after="80"/>
-      </w:pPr>
-      <w:r>
-        <w:t>Final model refit on 100% of labeled data before predicting the unlabeled Kaggle test set</w:t>
-      </w:r>
-    </w:p>
-    <w:p>
-      <w:pPr>
-        <w:spacing w:after="80"/>
-      </w:pPr>
-    </w:p>
-    <w:p>
-      <w:pPr>
-        <w:pStyle w:val="Heading2"/>
-      </w:pPr>
-      <w:r>
-        <w:t>Candidate Models</w:t>
-      </w:r>
-    </w:p>
-    <w:p>
-      <w:pPr>
-        <w:pStyle w:val="ListParagraph"/>
-        <w:numPr>
-          <w:ilvl w:val="0"/>
-          <w:numId w:val="2"/>
-        </w:numPr>
-        <w:spacing w:after="80"/>
-      </w:pPr>
-      <w:r>
-        <w:t xml:space="preserve">Linear Regression — </w:t>
-      </w:r>
-      <w:proofErr w:type="gramStart"/>
-      <w:r>
-        <w:t>Pipeline(</w:t>
-      </w:r>
-      <w:proofErr w:type="spellStart"/>
-      <w:proofErr w:type="gramEnd"/>
-      <w:r>
-        <w:t>StandardScaler</w:t>
-      </w:r>
-      <w:proofErr w:type="spellEnd"/>
-      <w:r>
-        <w:t xml:space="preserve"> + </w:t>
-      </w:r>
-      <w:proofErr w:type="spellStart"/>
-      <w:r>
-        <w:t>LinearRegression</w:t>
-      </w:r>
-      <w:proofErr w:type="spellEnd"/>
-      <w:r>
-        <w:t>)</w:t>
-      </w:r>
-    </w:p>
-    <w:p>
-      <w:pPr>
-        <w:pStyle w:val="ListParagraph"/>
-        <w:numPr>
-          <w:ilvl w:val="0"/>
-          <w:numId w:val="2"/>
-        </w:numPr>
-        <w:spacing w:after="80"/>
-      </w:pPr>
-      <w:r>
-        <w:t xml:space="preserve">Ridge — </w:t>
-      </w:r>
-      <w:proofErr w:type="gramStart"/>
-      <w:r>
-        <w:t>Pipeline(</w:t>
-      </w:r>
-      <w:proofErr w:type="spellStart"/>
-      <w:proofErr w:type="gramEnd"/>
-      <w:r>
-        <w:t>StandardScaler</w:t>
-      </w:r>
-      <w:proofErr w:type="spellEnd"/>
-      <w:r>
-        <w:t xml:space="preserve"> + Ridge), L2 regularization</w:t>
-      </w:r>
-    </w:p>
-    <w:p>
-      <w:pPr>
-        <w:pStyle w:val="ListParagraph"/>
-        <w:numPr>
-          <w:ilvl w:val="0"/>
-          <w:numId w:val="2"/>
-        </w:numPr>
-        <w:spacing w:after="80"/>
-      </w:pPr>
-      <w:r>
-        <w:t xml:space="preserve">Lasso — </w:t>
-      </w:r>
-      <w:proofErr w:type="gramStart"/>
-      <w:r>
-        <w:t>Pipeline(</w:t>
-      </w:r>
-      <w:proofErr w:type="spellStart"/>
-      <w:proofErr w:type="gramEnd"/>
-      <w:r>
-        <w:t>StandardScaler</w:t>
-      </w:r>
-      <w:proofErr w:type="spellEnd"/>
-      <w:r>
-        <w:t xml:space="preserve"> + Lasso), L1 regularization (alpha=1.0; broken on log scale — see Limitations)</w:t>
-      </w:r>
-    </w:p>
-    <w:p>
-      <w:pPr>
-        <w:pStyle w:val="ListParagraph"/>
-        <w:numPr>
-          <w:ilvl w:val="0"/>
-          <w:numId w:val="2"/>
-        </w:numPr>
-        <w:spacing w:after="80"/>
-      </w:pPr>
-      <w:r>
-        <w:t xml:space="preserve">Decision Tree — </w:t>
-      </w:r>
-      <w:proofErr w:type="spellStart"/>
-      <w:r>
-        <w:t>DecisionTreeRegressor</w:t>
-      </w:r>
-      <w:proofErr w:type="spellEnd"/>
-      <w:r>
-        <w:t>(</w:t>
-      </w:r>
-      <w:proofErr w:type="spellStart"/>
-      <w:r>
-        <w:t>random_state</w:t>
-      </w:r>
-      <w:proofErr w:type="spellEnd"/>
-      <w:r>
-        <w:t>=42)</w:t>
-      </w:r>
-    </w:p>
-    <w:p>
-      <w:pPr>
-        <w:pStyle w:val="ListParagraph"/>
-        <w:numPr>
-          <w:ilvl w:val="0"/>
-          <w:numId w:val="2"/>
-        </w:numPr>
-        <w:spacing w:after="80"/>
-      </w:pPr>
-      <w:r>
-        <w:t xml:space="preserve">Random Forest — </w:t>
-      </w:r>
-      <w:proofErr w:type="spellStart"/>
-      <w:proofErr w:type="gramStart"/>
-      <w:r>
-        <w:t>RandomForestRegressor</w:t>
-      </w:r>
-      <w:proofErr w:type="spellEnd"/>
-      <w:r>
-        <w:t>(</w:t>
-      </w:r>
-      <w:proofErr w:type="spellStart"/>
-      <w:proofErr w:type="gramEnd"/>
-      <w:r>
-        <w:t>random_state</w:t>
-      </w:r>
-      <w:proofErr w:type="spellEnd"/>
-      <w:r>
-        <w:t xml:space="preserve">=42, </w:t>
-      </w:r>
-      <w:proofErr w:type="spellStart"/>
-      <w:r>
-        <w:t>max_features</w:t>
-      </w:r>
-      <w:proofErr w:type="spellEnd"/>
-      <w:r>
-        <w:t>=4)</w:t>
-      </w:r>
-    </w:p>
-    <w:p>
-      <w:pPr>
-        <w:pStyle w:val="ListParagraph"/>
-        <w:numPr>
-          <w:ilvl w:val="0"/>
-          <w:numId w:val="2"/>
-        </w:numPr>
-        <w:spacing w:after="80"/>
-      </w:pPr>
-      <w:r>
-        <w:t xml:space="preserve">Gradient Boosting — </w:t>
-      </w:r>
-      <w:proofErr w:type="spellStart"/>
-      <w:r>
-        <w:t>GradientBoostingRegressor</w:t>
-      </w:r>
-      <w:proofErr w:type="spellEnd"/>
-      <w:r>
-        <w:t>(</w:t>
-      </w:r>
-      <w:proofErr w:type="spellStart"/>
-      <w:r>
-        <w:t>random_state</w:t>
-      </w:r>
-      <w:proofErr w:type="spellEnd"/>
-      <w:r>
-        <w:t>=42)</w:t>
-      </w:r>
-    </w:p>
-    <w:p>
-      <w:pPr>
-        <w:pStyle w:val="ListParagraph"/>
-        <w:numPr>
-          <w:ilvl w:val="0"/>
-          <w:numId w:val="2"/>
-        </w:numPr>
-        <w:spacing w:after="80"/>
-      </w:pPr>
-      <w:r>
-        <w:t xml:space="preserve">AdaBoost — </w:t>
-      </w:r>
-      <w:proofErr w:type="spellStart"/>
-      <w:proofErr w:type="gramStart"/>
-      <w:r>
-        <w:t>AdaBoostRegressor</w:t>
-      </w:r>
-      <w:proofErr w:type="spellEnd"/>
-      <w:r>
-        <w:t>(</w:t>
-      </w:r>
-      <w:proofErr w:type="spellStart"/>
-      <w:proofErr w:type="gramEnd"/>
-      <w:r>
-        <w:t>random_state</w:t>
-      </w:r>
-      <w:proofErr w:type="spellEnd"/>
-      <w:r>
-        <w:t xml:space="preserve">=42, </w:t>
-      </w:r>
-      <w:proofErr w:type="spellStart"/>
-      <w:r>
-        <w:t>n_estimators</w:t>
-      </w:r>
-      <w:proofErr w:type="spellEnd"/>
-      <w:r>
-        <w:t xml:space="preserve">=10, </w:t>
-      </w:r>
-      <w:proofErr w:type="spellStart"/>
-      <w:r>
-        <w:t>learning_rate</w:t>
-      </w:r>
-      <w:proofErr w:type="spellEnd"/>
-      <w:r>
-        <w:t>=0.1)</w:t>
-      </w:r>
-    </w:p>
-    <w:p>
-      <w:pPr>
-        <w:pStyle w:val="ListParagraph"/>
-        <w:numPr>
-          <w:ilvl w:val="0"/>
-          <w:numId w:val="2"/>
-        </w:numPr>
-        <w:spacing w:after="80"/>
-      </w:pPr>
-      <w:r>
-        <w:t xml:space="preserve">Bagging — </w:t>
-      </w:r>
-      <w:proofErr w:type="spellStart"/>
-      <w:proofErr w:type="gramStart"/>
-      <w:r>
-        <w:t>BaggingRegressor</w:t>
-      </w:r>
-      <w:proofErr w:type="spellEnd"/>
-      <w:r>
-        <w:t>(</w:t>
-      </w:r>
-      <w:proofErr w:type="spellStart"/>
-      <w:proofErr w:type="gramEnd"/>
-      <w:r>
-        <w:t>GradientBoostingRegressor</w:t>
-      </w:r>
-      <w:proofErr w:type="spellEnd"/>
-      <w:r>
-        <w:t xml:space="preserve">, </w:t>
-      </w:r>
-      <w:proofErr w:type="spellStart"/>
-      <w:r>
-        <w:t>random_state</w:t>
-      </w:r>
-      <w:proofErr w:type="spellEnd"/>
-      <w:r>
-        <w:t xml:space="preserve">=42, </w:t>
-      </w:r>
-      <w:proofErr w:type="spellStart"/>
-      <w:r>
-        <w:t>n_estimators</w:t>
-      </w:r>
-      <w:proofErr w:type="spellEnd"/>
-      <w:r>
-        <w:t>=5)</w:t>
-      </w:r>
-    </w:p>
-    <w:p>
-      <w:pPr>
-        <w:spacing w:after="80"/>
-      </w:pPr>
-    </w:p>
-    <w:p>
-      <w:pPr>
-        <w:pStyle w:val="Heading2"/>
-      </w:pPr>
-      <w:r>
-        <w:t>Hyperparameter Tuning</w:t>
-      </w:r>
-    </w:p>
-    <w:p>
-      <w:pPr>
-        <w:spacing w:after="120"/>
-      </w:pPr>
-      <w:proofErr w:type="spellStart"/>
-      <w:r>
-        <w:rPr>
-          <w:color w:val="000000"/>
-        </w:rPr>
-        <w:t>GridSearchCV</w:t>
-      </w:r>
-      <w:proofErr w:type="spellEnd"/>
-      <w:r>
-        <w:rPr>
-          <w:color w:val="000000"/>
-        </w:rPr>
-        <w:t xml:space="preserve"> was applied to </w:t>
-      </w:r>
-      <w:proofErr w:type="spellStart"/>
-      <w:r>
-        <w:rPr>
-          <w:color w:val="000000"/>
-        </w:rPr>
-        <w:t>GradientBoostingRegressor</w:t>
-      </w:r>
-      <w:proofErr w:type="spellEnd"/>
-      <w:r>
-        <w:rPr>
-          <w:color w:val="000000"/>
-        </w:rPr>
-        <w:t xml:space="preserve"> with cv=5 over the following grid:</w:t>
-      </w:r>
-    </w:p>
-    <w:p>
-      <w:pPr>
-        <w:pStyle w:val="ListParagraph"/>
-        <w:numPr>
-          <w:ilvl w:val="0"/>
-          <w:numId w:val="2"/>
-        </w:numPr>
-        <w:spacing w:after="80"/>
-      </w:pPr>
-      <w:proofErr w:type="spellStart"/>
-      <w:r>
-        <w:t>max_features</w:t>
-      </w:r>
-      <w:proofErr w:type="spellEnd"/>
-      <w:r>
-        <w:t>: [1, 2, 3, 4, 5]</w:t>
-      </w:r>
-    </w:p>
-    <w:p>
-      <w:pPr>
-        <w:pStyle w:val="ListParagraph"/>
-        <w:numPr>
-          <w:ilvl w:val="0"/>
-          <w:numId w:val="2"/>
-        </w:numPr>
-        <w:spacing w:after="80"/>
-      </w:pPr>
-      <w:proofErr w:type="spellStart"/>
-      <w:r>
-        <w:t>min_samples_leaf</w:t>
-      </w:r>
-      <w:proofErr w:type="spellEnd"/>
-      <w:r>
-        <w:t>: [0.1, 0.2, 0.3, 1, 2, 3, 4, 5]</w:t>
-      </w:r>
-    </w:p>
-    <w:p>
-      <w:pPr>
-        <w:pStyle w:val="ListParagraph"/>
-        <w:numPr>
-          <w:ilvl w:val="0"/>
-          <w:numId w:val="2"/>
-        </w:numPr>
-        <w:spacing w:after="80"/>
-      </w:pPr>
-      <w:proofErr w:type="spellStart"/>
-      <w:r>
-        <w:t>max_leaf_nodes</w:t>
-      </w:r>
-      <w:proofErr w:type="spellEnd"/>
-      <w:r>
-        <w:t>: [2, 3, 4, 5, 6]</w:t>
-      </w:r>
-    </w:p>
-    <w:p>
-      <w:pPr>
-        <w:pStyle w:val="ListParagraph"/>
-        <w:numPr>
-          <w:ilvl w:val="0"/>
-          <w:numId w:val="2"/>
-        </w:numPr>
-        <w:spacing w:after="80"/>
-      </w:pPr>
-      <w:proofErr w:type="spellStart"/>
-      <w:r>
-        <w:t>min_samples_split</w:t>
-      </w:r>
-      <w:proofErr w:type="spellEnd"/>
-      <w:r>
-        <w:t>: [0.1, 0.2, 0.3, 0.4]</w:t>
-      </w:r>
-    </w:p>
-    <w:p>
-      <w:pPr>
-        <w:spacing w:after="80"/>
-      </w:pPr>
-    </w:p>
-    <w:p>
-      <w:pPr>
-        <w:spacing w:after="120"/>
-      </w:pPr>
-      <w:r>
-        <w:rPr>
-          <w:color w:val="000000"/>
-        </w:rPr>
-        <w:t xml:space="preserve">Best params: </w:t>
-      </w:r>
-      <w:proofErr w:type="spellStart"/>
-      <w:r>
-        <w:rPr>
-          <w:color w:val="000000"/>
-        </w:rPr>
-        <w:t>max_features</w:t>
-      </w:r>
-      <w:proofErr w:type="spellEnd"/>
-      <w:r>
-        <w:rPr>
-          <w:color w:val="000000"/>
-        </w:rPr>
-        <w:t xml:space="preserve">=5, </w:t>
-      </w:r>
-      <w:proofErr w:type="spellStart"/>
-      <w:r>
-        <w:rPr>
-          <w:color w:val="000000"/>
-        </w:rPr>
-        <w:t>max_leaf_nodes</w:t>
-      </w:r>
-      <w:proofErr w:type="spellEnd"/>
-      <w:r>
-        <w:rPr>
-          <w:color w:val="000000"/>
-        </w:rPr>
-        <w:t xml:space="preserve">=4, </w:t>
-      </w:r>
-      <w:proofErr w:type="spellStart"/>
-      <w:r>
-        <w:rPr>
-          <w:color w:val="000000"/>
-        </w:rPr>
-        <w:t>min_samples_leaf</w:t>
-      </w:r>
-      <w:proofErr w:type="spellEnd"/>
-      <w:r>
-        <w:rPr>
-          <w:color w:val="000000"/>
-        </w:rPr>
-        <w:t xml:space="preserve">=3, </w:t>
-      </w:r>
-      <w:proofErr w:type="spellStart"/>
-      <w:r>
-        <w:rPr>
-          <w:color w:val="000000"/>
-        </w:rPr>
-        <w:t>min_samples_split</w:t>
-      </w:r>
-      <w:proofErr w:type="spellEnd"/>
-      <w:r>
-        <w:rPr>
-          <w:color w:val="000000"/>
-        </w:rPr>
-        <w:t xml:space="preserve">=0.1. Tuned GBR CV RMSE: 0.523 vs. untuned default 0.524 — no material improvement across all three tuning sessions. </w:t>
-      </w:r>
-      <w:proofErr w:type="spellStart"/>
-      <w:proofErr w:type="gramStart"/>
-      <w:r>
-        <w:rPr>
-          <w:color w:val="000000"/>
-        </w:rPr>
-        <w:t>grid.best</w:t>
-      </w:r>
-      <w:proofErr w:type="gramEnd"/>
-      <w:r>
-        <w:rPr>
-          <w:color w:val="000000"/>
-        </w:rPr>
-        <w:t>_estimator</w:t>
-      </w:r>
-      <w:proofErr w:type="spellEnd"/>
-      <w:r>
-        <w:rPr>
-          <w:color w:val="000000"/>
-        </w:rPr>
-        <w:t>_ is passed directly into the final Bagging wrapper, correcting the Milestone 1 gap where best params were computed but never used.</w:t>
-      </w:r>
-    </w:p>
-    <w:p>
-      <w:pPr>
-        <w:spacing w:after="80"/>
-      </w:pPr>
-    </w:p>
-    <w:p>
-      <w:pPr>
-        <w:pStyle w:val="Heading1"/>
-      </w:pPr>
-      <w:r>
-        <w:t>Anomaly Detection Module (PyOD)</w:t>
-      </w:r>
-    </w:p>
-    <w:p>
-      <w:pPr>
-        <w:pStyle w:val="Heading2"/>
-      </w:pPr>
-      <w:r>
-        <w:t>Purpose and Motivation</w:t>
-      </w:r>
-    </w:p>
-    <w:p>
-      <w:pPr>
-        <w:spacing w:after="120"/>
-      </w:pPr>
-      <w:r>
-        <w:rPr>
-          <w:color w:val="000000"/>
-        </w:rPr>
-        <w:t>The predictive model identifies what sales should be; the anomaly detection module identifies which observations deviate structurally from expected behavior. These are complementary objectives: a product-outlet combination can have a high predicted sales value and still be anomalous if its feature profile is unlike anything the model was trained on. PyOD (Python Outlier Detection) was selected as the anomaly detection framework because it provides a unified API across unsupervised detection algorithms and integrates directly with the same preprocessed feature matrix used by the regression pipeline.</w:t>
-      </w:r>
-    </w:p>
-    <w:p>
-      <w:pPr>
-        <w:spacing w:after="80"/>
-      </w:pPr>
-    </w:p>
-    <w:p>
-      <w:pPr>
-        <w:spacing w:after="120"/>
-      </w:pPr>
-      <w:r>
-        <w:rPr>
-          <w:color w:val="000000"/>
-        </w:rPr>
-        <w:t xml:space="preserve">The business motivation is to give </w:t>
-      </w:r>
-      <w:proofErr w:type="spellStart"/>
-      <w:r>
-        <w:rPr>
-          <w:color w:val="000000"/>
-        </w:rPr>
-        <w:t>BigMart</w:t>
-      </w:r>
-      <w:proofErr w:type="spellEnd"/>
-      <w:r>
-        <w:rPr>
-          <w:color w:val="000000"/>
-        </w:rPr>
-        <w:t xml:space="preserve"> operations teams a prioritized list of product-outlet combinations that warrant further investigation — not just predictions, but flags for structural abnormality.</w:t>
-      </w:r>
-    </w:p>
-    <w:p>
-      <w:pPr>
-        <w:spacing w:after="80"/>
-      </w:pPr>
-    </w:p>
-    <w:p>
-      <w:pPr>
-        <w:pStyle w:val="Heading2"/>
-      </w:pPr>
-      <w:r>
-        <w:t>Input Data</w:t>
-      </w:r>
-    </w:p>
-    <w:p>
-      <w:pPr>
-        <w:spacing w:after="120"/>
-      </w:pPr>
-      <w:r>
-        <w:rPr>
-          <w:color w:val="000000"/>
-        </w:rPr>
-        <w:t xml:space="preserve">The PyOD module operates on the same precleaned, encoded, and scaled feature matrix exported from the main notebook (data/train_precleaned.csv). Features used for anomaly scoring are the full post-encoding feature set prior to </w:t>
-      </w:r>
-      <w:proofErr w:type="spellStart"/>
-      <w:r>
-        <w:rPr>
-          <w:color w:val="000000"/>
-        </w:rPr>
-        <w:t>final_features</w:t>
-      </w:r>
-      <w:proofErr w:type="spellEnd"/>
-      <w:r>
-        <w:rPr>
-          <w:color w:val="000000"/>
-        </w:rPr>
-        <w:t xml:space="preserve"> selection — a deliberate choice to ensure that redundant or low-signal features that were excluded from regression still contribute to outlier detection, where global feature profile similarity matters more than marginal predictive contribution.</w:t>
+        <w:t>The PyOD module operates on the same precleaned, encoded, and scaled feature matrix exported from the main notebook (data/train_precleaned.csv). Features used for anomaly scoring are the full post-encoding feature set prior to final_features selection — a deliberate choice to ensure that redundant or low-signal features that were excluded from regression still contribute to outlier detection, where global feature profile similarity matters more than marginal predictive contribution.</w:t>
       </w:r>
     </w:p>
     <w:p>
@@ -3584,7 +2441,6 @@
             </w:tcMar>
           </w:tcPr>
           <w:p>
-            <w:proofErr w:type="spellStart"/>
             <w:r>
               <w:rPr>
                 <w:sz w:val="22"/>
@@ -3592,7 +2448,6 @@
               </w:rPr>
               <w:t>IForest</w:t>
             </w:r>
-            <w:proofErr w:type="spellEnd"/>
           </w:p>
         </w:tc>
         <w:tc>
@@ -3645,23 +2500,7 @@
                 <w:sz w:val="22"/>
                 <w:szCs w:val="22"/>
               </w:rPr>
-              <w:t xml:space="preserve">Isolation Forest: isolates anomalies by </w:t>
-            </w:r>
-            <w:proofErr w:type="gramStart"/>
-            <w:r>
-              <w:rPr>
-                <w:sz w:val="22"/>
-                <w:szCs w:val="22"/>
-              </w:rPr>
-              <w:t>randomly</w:t>
-            </w:r>
-            <w:proofErr w:type="gramEnd"/>
-            <w:r>
-              <w:rPr>
-                <w:sz w:val="22"/>
-                <w:szCs w:val="22"/>
-              </w:rPr>
-              <w:t xml:space="preserve"> partitioning feature space; anomalies require fewer splits to isolate. Computationally efficient, handles high-dimensional mixed-type features well. Primary algorithm for this dataset.</w:t>
+              <w:t>Isolation Forest: isolates anomalies by randomly partitioning feature space; anomalies require fewer splits to isolate. Computationally efficient, handles high-dimensional mixed-type features well. Primary algorithm for this dataset.</w:t>
             </w:r>
           </w:p>
         </w:tc>
@@ -3856,6 +2695,7 @@
                 <w:sz w:val="22"/>
                 <w:szCs w:val="22"/>
               </w:rPr>
+              <w:lastRenderedPageBreak/>
               <w:t>HBOS</w:t>
             </w:r>
           </w:p>
@@ -3993,23 +2833,7 @@
                 <w:sz w:val="22"/>
                 <w:szCs w:val="22"/>
               </w:rPr>
-              <w:t xml:space="preserve">One-Class SVM: learns a boundary around </w:t>
-            </w:r>
-            <w:proofErr w:type="gramStart"/>
-            <w:r>
-              <w:rPr>
-                <w:sz w:val="22"/>
-                <w:szCs w:val="22"/>
-              </w:rPr>
-              <w:t>the majority of</w:t>
-            </w:r>
-            <w:proofErr w:type="gramEnd"/>
-            <w:r>
-              <w:rPr>
-                <w:sz w:val="22"/>
-                <w:szCs w:val="22"/>
-              </w:rPr>
-              <w:t xml:space="preserve"> training data in a kernel-transformed space. Sensitive to scale and hyperparameter choice; used as a cross-validation check against tree-based results.</w:t>
+              <w:t>One-Class SVM: learns a boundary around the majority of training data in a kernel-transformed space. Sensitive to scale and hyperparameter choice; used as a cross-validation check against tree-based results.</w:t>
             </w:r>
           </w:p>
         </w:tc>
@@ -4062,15 +2886,7 @@
         <w:spacing w:after="80"/>
       </w:pPr>
       <w:r>
-        <w:t xml:space="preserve">A </w:t>
-      </w:r>
-      <w:proofErr w:type="spellStart"/>
-      <w:r>
-        <w:t>consensus_score</w:t>
-      </w:r>
-      <w:proofErr w:type="spellEnd"/>
-      <w:r>
-        <w:t xml:space="preserve"> is computed as the sum of binary flags across all five detectors per observation (range 0–5)</w:t>
+        <w:t>A consensus_score is computed as the sum of binary flags across all five detectors per observation (range 0–5)</w:t>
       </w:r>
     </w:p>
     <w:p>
@@ -4083,15 +2899,7 @@
         <w:spacing w:after="80"/>
       </w:pPr>
       <w:r>
-        <w:t>Observations flagged by 3 or more detectors (</w:t>
-      </w:r>
-      <w:proofErr w:type="spellStart"/>
-      <w:r>
-        <w:t>consensus_score</w:t>
-      </w:r>
-      <w:proofErr w:type="spellEnd"/>
-      <w:r>
-        <w:t xml:space="preserve"> ≥ 3) are classified as high-confidence anomalies</w:t>
+        <w:t>Observations flagged by 3 or more detectors (consensus_score ≥ 3) are classified as high-confidence anomalies</w:t>
       </w:r>
     </w:p>
     <w:p>
@@ -4116,13 +2924,8 @@
         </w:numPr>
         <w:spacing w:after="80"/>
       </w:pPr>
-      <w:proofErr w:type="spellStart"/>
-      <w:r>
-        <w:t>IForest</w:t>
-      </w:r>
-      <w:proofErr w:type="spellEnd"/>
-      <w:r>
-        <w:t xml:space="preserve"> scores are used as the primary continuous ranking within each tier, given its strong performance on mixed tabular data</w:t>
+      <w:r>
+        <w:t>IForest scores are used as the primary continuous ranking within each tier, given its strong performance on mixed tabular data</w:t>
       </w:r>
     </w:p>
     <w:p>
@@ -4314,55 +3117,7 @@
                 <w:sz w:val="22"/>
                 <w:szCs w:val="22"/>
               </w:rPr>
-              <w:t xml:space="preserve">High </w:t>
-            </w:r>
-            <w:proofErr w:type="spellStart"/>
-            <w:r>
-              <w:rPr>
-                <w:sz w:val="22"/>
-                <w:szCs w:val="22"/>
-              </w:rPr>
-              <w:t>IForest</w:t>
-            </w:r>
-            <w:proofErr w:type="spellEnd"/>
-            <w:r>
-              <w:rPr>
-                <w:sz w:val="22"/>
-                <w:szCs w:val="22"/>
-              </w:rPr>
-              <w:t xml:space="preserve"> score + </w:t>
-            </w:r>
-            <w:proofErr w:type="spellStart"/>
-            <w:r>
-              <w:rPr>
-                <w:sz w:val="22"/>
-                <w:szCs w:val="22"/>
-              </w:rPr>
-              <w:t>Item_MRP</w:t>
-            </w:r>
-            <w:proofErr w:type="spellEnd"/>
-            <w:r>
-              <w:rPr>
-                <w:sz w:val="22"/>
-                <w:szCs w:val="22"/>
-              </w:rPr>
-              <w:t xml:space="preserve"> in top quartile + </w:t>
-            </w:r>
-            <w:proofErr w:type="spellStart"/>
-            <w:r>
-              <w:rPr>
-                <w:sz w:val="22"/>
-                <w:szCs w:val="22"/>
-              </w:rPr>
-              <w:t>Outlet_Type</w:t>
-            </w:r>
-            <w:proofErr w:type="spellEnd"/>
-            <w:r>
-              <w:rPr>
-                <w:sz w:val="22"/>
-                <w:szCs w:val="22"/>
-              </w:rPr>
-              <w:t xml:space="preserve"> = Supermarket Type3</w:t>
+              <w:t>High IForest score + Item_MRP in top quartile + Outlet_Type = Supermarket Type3</w:t>
             </w:r>
           </w:p>
         </w:tc>
@@ -4445,23 +3200,7 @@
                 <w:sz w:val="22"/>
                 <w:szCs w:val="22"/>
               </w:rPr>
-              <w:t xml:space="preserve">High LOF score + </w:t>
-            </w:r>
-            <w:proofErr w:type="spellStart"/>
-            <w:r>
-              <w:rPr>
-                <w:sz w:val="22"/>
-                <w:szCs w:val="22"/>
-              </w:rPr>
-              <w:t>Item_Visibility</w:t>
-            </w:r>
-            <w:proofErr w:type="spellEnd"/>
-            <w:r>
-              <w:rPr>
-                <w:sz w:val="22"/>
-                <w:szCs w:val="22"/>
-              </w:rPr>
-              <w:t xml:space="preserve"> near zero after imputation + sales above median</w:t>
+              <w:t>High LOF score + Item_Visibility near zero after imputation + sales above median</w:t>
             </w:r>
           </w:p>
         </w:tc>
@@ -4483,21 +3222,12 @@
             </w:tcMar>
           </w:tcPr>
           <w:p>
-            <w:proofErr w:type="gramStart"/>
-            <w:r>
-              <w:rPr>
-                <w:sz w:val="22"/>
-                <w:szCs w:val="22"/>
-              </w:rPr>
-              <w:t>Product</w:t>
-            </w:r>
-            <w:proofErr w:type="gramEnd"/>
-            <w:r>
-              <w:rPr>
-                <w:sz w:val="22"/>
-                <w:szCs w:val="22"/>
-              </w:rPr>
-              <w:t xml:space="preserve"> with near-zero shelf presence generating above-median sales; may indicate data entry error or untracked promotional placement</w:t>
+            <w:r>
+              <w:rPr>
+                <w:sz w:val="22"/>
+                <w:szCs w:val="22"/>
+              </w:rPr>
+              <w:t>Product with near-zero shelf presence generating above-median sales; may indicate data entry error or untracked promotional placement</w:t>
             </w:r>
           </w:p>
         </w:tc>
@@ -4553,39 +3283,7 @@
                 <w:sz w:val="22"/>
                 <w:szCs w:val="22"/>
               </w:rPr>
-              <w:t xml:space="preserve">High CBLOF score + </w:t>
-            </w:r>
-            <w:proofErr w:type="spellStart"/>
-            <w:r>
-              <w:rPr>
-                <w:sz w:val="22"/>
-                <w:szCs w:val="22"/>
-              </w:rPr>
-              <w:t>Outlet_Identifier</w:t>
-            </w:r>
-            <w:proofErr w:type="spellEnd"/>
-            <w:r>
-              <w:rPr>
-                <w:sz w:val="22"/>
-                <w:szCs w:val="22"/>
-              </w:rPr>
-              <w:t xml:space="preserve"> = OUT027 or OUT019 + </w:t>
-            </w:r>
-            <w:proofErr w:type="spellStart"/>
-            <w:r>
-              <w:rPr>
-                <w:sz w:val="22"/>
-                <w:szCs w:val="22"/>
-              </w:rPr>
-              <w:t>consensus_score</w:t>
-            </w:r>
-            <w:proofErr w:type="spellEnd"/>
-            <w:r>
-              <w:rPr>
-                <w:sz w:val="22"/>
-                <w:szCs w:val="22"/>
-              </w:rPr>
-              <w:t xml:space="preserve"> ≥ 3</w:t>
+              <w:t>High CBLOF score + Outlet_Identifier = OUT027 or OUT019 + consensus_score ≥ 3</w:t>
             </w:r>
           </w:p>
         </w:tc>
@@ -4612,23 +3310,15 @@
                 <w:sz w:val="22"/>
                 <w:szCs w:val="22"/>
               </w:rPr>
-              <w:t xml:space="preserve">Outlet-level structural deviation; OUT027 (Supermarket Type3, </w:t>
-            </w:r>
-            <w:proofErr w:type="gramStart"/>
-            <w:r>
-              <w:rPr>
-                <w:sz w:val="22"/>
-                <w:szCs w:val="22"/>
-              </w:rPr>
-              <w:t>mean</w:t>
-            </w:r>
-            <w:proofErr w:type="gramEnd"/>
-            <w:r>
-              <w:rPr>
-                <w:sz w:val="22"/>
-                <w:szCs w:val="22"/>
-              </w:rPr>
-              <w:t xml:space="preserve"> sales 3,694) is the most frequently flagged outlet — its entire sales distribution sits above the dataset norm</w:t>
+              <w:t xml:space="preserve">Outlet-level structural deviation; OUT027 (Supermarket Type3, mean sales 3,694) is the most frequently flagged outlet — its </w:t>
+            </w:r>
+            <w:r>
+              <w:rPr>
+                <w:sz w:val="22"/>
+                <w:szCs w:val="22"/>
+              </w:rPr>
+              <w:lastRenderedPageBreak/>
+              <w:t>entire sales distribution sits above the dataset norm</w:t>
             </w:r>
           </w:p>
         </w:tc>
@@ -4657,6 +3347,7 @@
                 <w:sz w:val="22"/>
                 <w:szCs w:val="22"/>
               </w:rPr>
+              <w:lastRenderedPageBreak/>
               <w:t>Low-Demand Anomaly</w:t>
             </w:r>
           </w:p>
@@ -4684,23 +3375,7 @@
                 <w:sz w:val="22"/>
                 <w:szCs w:val="22"/>
               </w:rPr>
-              <w:t xml:space="preserve">High HBOS score + </w:t>
-            </w:r>
-            <w:proofErr w:type="spellStart"/>
-            <w:r>
-              <w:rPr>
-                <w:sz w:val="22"/>
-                <w:szCs w:val="22"/>
-              </w:rPr>
-              <w:t>Item_MRP</w:t>
-            </w:r>
-            <w:proofErr w:type="spellEnd"/>
-            <w:r>
-              <w:rPr>
-                <w:sz w:val="22"/>
-                <w:szCs w:val="22"/>
-              </w:rPr>
-              <w:t xml:space="preserve"> in top quartile + sales in bottom decile</w:t>
+              <w:t>High HBOS score + Item_MRP in top quartile + sales in bottom decile</w:t>
             </w:r>
           </w:p>
         </w:tc>
@@ -4756,15 +3431,7 @@
         <w:spacing w:after="80"/>
       </w:pPr>
       <w:r>
-        <w:t>Total anomalies flagged (</w:t>
-      </w:r>
-      <w:proofErr w:type="spellStart"/>
-      <w:r>
-        <w:t>consensus_score</w:t>
-      </w:r>
-      <w:proofErr w:type="spellEnd"/>
-      <w:r>
-        <w:t xml:space="preserve"> ≥ 1): ~680 observations (~8% of training data)</w:t>
+        <w:t>Total anomalies flagged (consensus_score ≥ 1): ~680 observations (~8% of training data)</w:t>
       </w:r>
     </w:p>
     <w:p>
@@ -4777,15 +3444,7 @@
         <w:spacing w:after="80"/>
       </w:pPr>
       <w:r>
-        <w:t>High-confidence anomalies (</w:t>
-      </w:r>
-      <w:proofErr w:type="spellStart"/>
-      <w:r>
-        <w:t>consensus_score</w:t>
-      </w:r>
-      <w:proofErr w:type="spellEnd"/>
-      <w:r>
-        <w:t xml:space="preserve"> ≥ 3): ~210 observations (~2.5%)</w:t>
+        <w:t>High-confidence anomalies (consensus_score ≥ 3): ~210 observations (~2.5%)</w:t>
       </w:r>
     </w:p>
     <w:p>
@@ -4811,15 +3470,7 @@
         <w:spacing w:after="80"/>
       </w:pPr>
       <w:r>
-        <w:t xml:space="preserve">The majority of Visibility Anomalies cluster in Grocery Store outlets, consistent with the negative </w:t>
-      </w:r>
-      <w:proofErr w:type="spellStart"/>
-      <w:r>
-        <w:t>Item_Visibility</w:t>
-      </w:r>
-      <w:proofErr w:type="spellEnd"/>
-      <w:r>
-        <w:t xml:space="preserve"> – sales correlation (r = −0.087) identified in the main notebook: grocery staples have low shelf visibility but stable demand</w:t>
+        <w:t>The majority of Visibility Anomalies cluster in Grocery Store outlets, consistent with the negative Item_Visibility – sales correlation (r = −0.087) identified in the main notebook: grocery staples have low shelf visibility but stable demand</w:t>
       </w:r>
     </w:p>
     <w:p>
@@ -4845,15 +3496,7 @@
         <w:spacing w:after="80"/>
       </w:pPr>
       <w:r>
-        <w:t xml:space="preserve">Algorithm agreement: </w:t>
-      </w:r>
-      <w:proofErr w:type="spellStart"/>
-      <w:r>
-        <w:t>IForest</w:t>
-      </w:r>
-      <w:proofErr w:type="spellEnd"/>
-      <w:r>
-        <w:t xml:space="preserve"> and CBLOF agree on ~78% of high-confidence anomalies; LOF identifies an additional ~12% of contextual outliers missed by density-insensitive methods</w:t>
+        <w:t>Algorithm agreement: IForest and CBLOF agree on ~78% of high-confidence anomalies; LOF identifies an additional ~12% of contextual outliers missed by density-insensitive methods</w:t>
       </w:r>
     </w:p>
     <w:p>
@@ -4932,7 +3575,14 @@
         <w:rPr>
           <w:color w:val="000000"/>
         </w:rPr>
-        <w:t>The decile residual plot from the main notebook (bias concentrating in deciles 9–10) and the PyOD Outlet Structural Outlier category (OUT027 dominating high-confidence flags) describe the same phenomenon from two different analytical angles, providing mutual validation.</w:t>
+        <w:t xml:space="preserve">The decile residual plot from the main notebook (bias concentrating in deciles 9–10) and the PyOD Outlet Structural Outlier category (OUT027 dominating high-confidence </w:t>
+      </w:r>
+      <w:r>
+        <w:rPr>
+          <w:color w:val="000000"/>
+        </w:rPr>
+        <w:lastRenderedPageBreak/>
+        <w:t>flags) describe the same phenomenon from two different analytical angles, providing mutual validation.</w:t>
       </w:r>
     </w:p>
     <w:p>
@@ -4964,35 +3614,7 @@
         <w:rPr>
           <w:color w:val="000000"/>
         </w:rPr>
-        <w:t xml:space="preserve">All metrics reported on the log scale. CV metrics from 5-fold cross-validation on </w:t>
-      </w:r>
-      <w:proofErr w:type="spellStart"/>
-      <w:r>
-        <w:rPr>
-          <w:color w:val="000000"/>
-        </w:rPr>
-        <w:t>X_cv_train</w:t>
-      </w:r>
-      <w:proofErr w:type="spellEnd"/>
-      <w:r>
-        <w:rPr>
-          <w:color w:val="000000"/>
-        </w:rPr>
-        <w:t xml:space="preserve">; Holdout metrics from single evaluation on </w:t>
-      </w:r>
-      <w:proofErr w:type="spellStart"/>
-      <w:r>
-        <w:rPr>
-          <w:color w:val="000000"/>
-        </w:rPr>
-        <w:t>X_holdout</w:t>
-      </w:r>
-      <w:proofErr w:type="spellEnd"/>
-      <w:r>
-        <w:rPr>
-          <w:color w:val="000000"/>
-        </w:rPr>
-        <w:t xml:space="preserve"> (never seen during CV or tuning).</w:t>
+        <w:t>All metrics reported on the log scale. CV metrics from 5-fold cross-validation on X_cv_train; Holdout metrics from single evaluation on X_holdout (never seen during CV or tuning).</w:t>
       </w:r>
     </w:p>
     <w:p>
@@ -6806,23 +5428,7 @@
         <w:spacing w:after="80"/>
       </w:pPr>
       <w:r>
-        <w:t xml:space="preserve">CV RMSE: 0.524 ± </w:t>
-      </w:r>
-      <w:proofErr w:type="gramStart"/>
-      <w:r>
-        <w:t>0.016  |</w:t>
-      </w:r>
-      <w:proofErr w:type="gramEnd"/>
-      <w:r>
-        <w:t xml:space="preserve">  OOF RMSE: </w:t>
-      </w:r>
-      <w:proofErr w:type="gramStart"/>
-      <w:r>
-        <w:t>0.524  |</w:t>
-      </w:r>
-      <w:proofErr w:type="gramEnd"/>
-      <w:r>
-        <w:t xml:space="preserve">  CV R²: 0.735 ± 0.02</w:t>
+        <w:t>CV RMSE: 0.524 ± 0.016  |  OOF RMSE: 0.524  |  CV R²: 0.735 ± 0.02</w:t>
       </w:r>
     </w:p>
     <w:p>
@@ -6835,23 +5441,7 @@
         <w:spacing w:after="80"/>
       </w:pPr>
       <w:r>
-        <w:t xml:space="preserve">Holdout RMSE: </w:t>
-      </w:r>
-      <w:proofErr w:type="gramStart"/>
-      <w:r>
-        <w:t>0.519  |</w:t>
-      </w:r>
-      <w:proofErr w:type="gramEnd"/>
-      <w:r>
-        <w:t xml:space="preserve">  Holdout MAE: </w:t>
-      </w:r>
-      <w:proofErr w:type="gramStart"/>
-      <w:r>
-        <w:t>0.400  |</w:t>
-      </w:r>
-      <w:proofErr w:type="gramEnd"/>
-      <w:r>
-        <w:t xml:space="preserve">  Holdout R²: 0.738</w:t>
+        <w:t>Holdout RMSE: 0.519  |  Holdout MAE: 0.400  |  Holdout R²: 0.738</w:t>
       </w:r>
     </w:p>
     <w:p>
@@ -6877,23 +5467,7 @@
         <w:spacing w:after="80"/>
       </w:pPr>
       <w:r>
-        <w:t xml:space="preserve">OOF RMSE matches </w:t>
-      </w:r>
-      <w:proofErr w:type="spellStart"/>
-      <w:r>
-        <w:t>RMSE_mean</w:t>
-      </w:r>
-      <w:proofErr w:type="spellEnd"/>
-      <w:r>
-        <w:t xml:space="preserve"> exactly (0.524 = </w:t>
-      </w:r>
-      <w:proofErr w:type="gramStart"/>
-      <w:r>
-        <w:t>0.524) —</w:t>
-      </w:r>
-      <w:proofErr w:type="gramEnd"/>
-      <w:r>
-        <w:t xml:space="preserve"> confirms CV estimate is unbiased</w:t>
+        <w:t>OOF RMSE matches RMSE_mean exactly (0.524 = 0.524) — confirms CV estimate is unbiased</w:t>
       </w:r>
     </w:p>
     <w:p>
@@ -6906,23 +5480,7 @@
         <w:spacing w:after="80"/>
       </w:pPr>
       <w:r>
-        <w:t xml:space="preserve">Final predictions (real scale, post-smearing): count </w:t>
-      </w:r>
-      <w:proofErr w:type="gramStart"/>
-      <w:r>
-        <w:t>5,681  |</w:t>
-      </w:r>
-      <w:proofErr w:type="gramEnd"/>
-      <w:r>
-        <w:t xml:space="preserve">  min 84.34 (no </w:t>
-      </w:r>
-      <w:proofErr w:type="gramStart"/>
-      <w:r>
-        <w:t>negatives)  |</w:t>
-      </w:r>
-      <w:proofErr w:type="gramEnd"/>
-      <w:r>
-        <w:t xml:space="preserve">  mean ~1,944</w:t>
+        <w:t>Final predictions (real scale, post-smearing): count 5,681  |  min 84.34 (no negatives)  |  mean ~1,944</w:t>
       </w:r>
     </w:p>
     <w:p>
@@ -6946,21 +5504,7 @@
         <w:rPr>
           <w:color w:val="000000"/>
         </w:rPr>
-        <w:t xml:space="preserve">Residual analysis was performed on the untouched holdout set using a model fit only on </w:t>
-      </w:r>
-      <w:proofErr w:type="spellStart"/>
-      <w:r>
-        <w:rPr>
-          <w:color w:val="000000"/>
-        </w:rPr>
-        <w:t>X_cv_train</w:t>
-      </w:r>
-      <w:proofErr w:type="spellEnd"/>
-      <w:r>
-        <w:rPr>
-          <w:color w:val="000000"/>
-        </w:rPr>
-        <w:t>:</w:t>
+        <w:t>Residual analysis was performed on the untouched holdout set using a model fit only on X_cv_train:</w:t>
       </w:r>
     </w:p>
     <w:p>
@@ -7011,13 +5555,8 @@
         </w:numPr>
         <w:spacing w:after="80"/>
       </w:pPr>
-      <w:proofErr w:type="spellStart"/>
-      <w:r>
-        <w:t>Outlet_Type</w:t>
-      </w:r>
-      <w:proofErr w:type="spellEnd"/>
-      <w:r>
-        <w:t xml:space="preserve"> boxplots: all four outlet types centered near zero; Supermarket Type3 has widest IQR (~3,000 upper whisker) consistent with OUT027 being the highest-volume outlet (mean sales 3,694 vs. dataset mean 2,181); Grocery Store has tightest box</w:t>
+      <w:r>
+        <w:t>Outlet_Type boxplots: all four outlet types centered near zero; Supermarket Type3 has widest IQR (~3,000 upper whisker) consistent with OUT027 being the highest-volume outlet (mean sales 3,694 vs. dataset mean 2,181); Grocery Store has tightest box</w:t>
       </w:r>
     </w:p>
     <w:p>
@@ -7029,13 +5568,8 @@
         </w:numPr>
         <w:spacing w:after="80"/>
       </w:pPr>
-      <w:proofErr w:type="spellStart"/>
-      <w:r>
-        <w:t>Item_Type</w:t>
-      </w:r>
-      <w:proofErr w:type="spellEnd"/>
-      <w:r>
-        <w:t xml:space="preserve"> boxplots: no category shows consistent directional bias, confirming weak ANOVA F-statistic (F=2.15) finding; Hard Drinks has widest upper whisker; Starchy Foods has most negative lower whisker; Household and Frozen Foods are most tightly predicted</w:t>
+      <w:r>
+        <w:t>Item_Type boxplots: no category shows consistent directional bias, confirming weak ANOVA F-statistic (F=2.15) finding; Hard Drinks has widest upper whisker; Starchy Foods has most negative lower whisker; Household and Frozen Foods are most tightly predicted</w:t>
       </w:r>
     </w:p>
     <w:p>
@@ -7296,21 +5830,12 @@
             </w:tcMar>
           </w:tcPr>
           <w:p>
-            <w:proofErr w:type="spellStart"/>
-            <w:r>
-              <w:rPr>
-                <w:sz w:val="22"/>
-                <w:szCs w:val="22"/>
-              </w:rPr>
-              <w:t>Item_MRP</w:t>
-            </w:r>
-            <w:proofErr w:type="spellEnd"/>
-            <w:r>
-              <w:rPr>
-                <w:sz w:val="22"/>
-                <w:szCs w:val="22"/>
-              </w:rPr>
-              <w:t xml:space="preserve"> top quartile + Supermarket Type3</w:t>
+            <w:r>
+              <w:rPr>
+                <w:sz w:val="22"/>
+                <w:szCs w:val="22"/>
+              </w:rPr>
+              <w:t>Item_MRP top quartile + Supermarket Type3</w:t>
             </w:r>
           </w:p>
         </w:tc>
@@ -7777,21 +6302,30 @@
         <w:rPr>
           <w:color w:val="000000"/>
         </w:rPr>
-        <w:t xml:space="preserve">Bagging and Gradient Boosting are statistically indistinguishable at this dataset size (CV RMSE 0.523 vs. 0.524, well within one std). Bagging was retained as the final model for marginal variance reduction. Hyperparameter tuning produced no measurable improvement over </w:t>
-      </w:r>
-      <w:proofErr w:type="spellStart"/>
+        <w:t xml:space="preserve">Bagging and Gradient Boosting are statistically indistinguishable at this dataset size (CV RMSE 0.523 vs. 0.524, well within one std). Bagging was retained as the final model for marginal variance reduction. Hyperparameter tuning produced no measurable </w:t>
+      </w:r>
       <w:r>
         <w:rPr>
           <w:color w:val="000000"/>
         </w:rPr>
-        <w:t>sklearn</w:t>
-      </w:r>
-      <w:proofErr w:type="spellEnd"/>
+        <w:lastRenderedPageBreak/>
+        <w:t>improvement over sklearn defaults in three separate tuning sessions — the grid search cost was not justified by outcome.</w:t>
+      </w:r>
+    </w:p>
+    <w:p>
+      <w:pPr>
+        <w:spacing w:after="80"/>
+      </w:pPr>
+    </w:p>
+    <w:p>
+      <w:pPr>
+        <w:spacing w:after="120"/>
+      </w:pPr>
       <w:r>
         <w:rPr>
           <w:color w:val="000000"/>
         </w:rPr>
-        <w:t xml:space="preserve"> defaults in three separate tuning sessions — the grid search cost was not justified by outcome.</w:t>
+        <w:t>The pipeline reorder from Milestone 1 (split-first, train-only fitting throughout) validated the same dedup drop list as the original notebook, confirming the underlying statistical structure was preserved and only the correctness of computation changed. The Outlet_Type merge (Supermarket Type2 → Type3) from Milestone 1 was reverted: OUT018 mean sales 1,995 vs. OUT027 mean sales 3,694 (Welch t-test p ~ 6e-83). Composition similarity in EDA crosstabs did not extend to sales.</w:t>
       </w:r>
     </w:p>
     <w:p>
@@ -7807,64 +6341,384 @@
         <w:rPr>
           <w:color w:val="000000"/>
         </w:rPr>
-        <w:t xml:space="preserve">The pipeline reorder from Milestone 1 (split-first, train-only fitting throughout) validated the same </w:t>
-      </w:r>
-      <w:proofErr w:type="spellStart"/>
+        <w:t>The PyOD module provides a layer of analysis that the regression model cannot: it identifies which observations are structurally unusual regardless of prediction accuracy. The convergence of PyOD’s Outlet Structural Outlier category with the regression residual decile plot — both pointing to OUT027 as the primary source of high-end underprediction — provides mutual validation across two independent analytical methods. This convergence also suggests that a separate sub-model trained exclusively on Supermarket Type3 data may reduce overall RMSE more effectively than further tuning of the global model.</w:t>
+      </w:r>
+    </w:p>
+    <w:p>
+      <w:pPr>
+        <w:spacing w:after="80"/>
+      </w:pPr>
+    </w:p>
+    <w:p>
+      <w:pPr>
+        <w:pStyle w:val="Heading1"/>
+      </w:pPr>
+      <w:r>
+        <w:t>Assumptions</w:t>
+      </w:r>
+    </w:p>
+    <w:p>
+      <w:pPr>
+        <w:pStyle w:val="ListParagraph"/>
+        <w:numPr>
+          <w:ilvl w:val="0"/>
+          <w:numId w:val="2"/>
+        </w:numPr>
+        <w:spacing w:after="80"/>
+      </w:pPr>
+      <w:r>
+        <w:t>Item_Visibility zeros are physiologically implausible and treated as missing data artifacts, replaced with NaN before imputation</w:t>
+      </w:r>
+    </w:p>
+    <w:p>
+      <w:pPr>
+        <w:pStyle w:val="ListParagraph"/>
+        <w:numPr>
+          <w:ilvl w:val="0"/>
+          <w:numId w:val="2"/>
+        </w:numPr>
+        <w:spacing w:after="80"/>
+      </w:pPr>
+      <w:r>
+        <w:t>Outlet_Size Unknown values map to Small based on crosstab evidence; this is a judgment call informed by training data observation, not a fitted statistic</w:t>
+      </w:r>
+    </w:p>
+    <w:p>
+      <w:pPr>
+        <w:pStyle w:val="ListParagraph"/>
+        <w:numPr>
+          <w:ilvl w:val="0"/>
+          <w:numId w:val="2"/>
+        </w:numPr>
+        <w:spacing w:after="80"/>
+      </w:pPr>
+      <w:r>
+        <w:t>Calorie values per Item_Type are domain constants applied uniformly within each category; non-consumable and unmapped types receive zero, creating structural zeros for ~20% of items</w:t>
+      </w:r>
+    </w:p>
+    <w:p>
+      <w:pPr>
+        <w:pStyle w:val="ListParagraph"/>
+        <w:numPr>
+          <w:ilvl w:val="0"/>
+          <w:numId w:val="2"/>
+        </w:numPr>
+        <w:spacing w:after="80"/>
+      </w:pPr>
+      <w:r>
+        <w:t>y_train is log(Item_Outlet_Sales); all CV/holdout metrics are on the log scale; raw-scale interpretation requires exp() back-transformation with smearing correction</w:t>
+      </w:r>
+    </w:p>
+    <w:p>
+      <w:pPr>
+        <w:pStyle w:val="ListParagraph"/>
+        <w:numPr>
+          <w:ilvl w:val="0"/>
+          <w:numId w:val="2"/>
+        </w:numPr>
+        <w:spacing w:after="80"/>
+      </w:pPr>
+      <w:r>
+        <w:t>PyOD contamination rate is set at 5% (a standard default); the true proportion of anomalous observations in this retail dataset is unknown and the 5% rate is a modeling assumption, not an empirically validated estimate</w:t>
+      </w:r>
+    </w:p>
+    <w:p>
+      <w:pPr>
+        <w:pStyle w:val="ListParagraph"/>
+        <w:numPr>
+          <w:ilvl w:val="0"/>
+          <w:numId w:val="2"/>
+        </w:numPr>
+        <w:spacing w:after="80"/>
+      </w:pPr>
+      <w:r>
+        <w:t>PyOD consensus scoring (flagging at ≥ 3 of 5 algorithms) is a conservative threshold; borderline anomalies (score 1–2) are real but lower-priority</w:t>
+      </w:r>
+    </w:p>
+    <w:p>
+      <w:pPr>
+        <w:spacing w:after="80"/>
+      </w:pPr>
+    </w:p>
+    <w:p>
+      <w:pPr>
+        <w:pStyle w:val="Heading1"/>
+      </w:pPr>
+      <w:r>
+        <w:t>Limitations</w:t>
+      </w:r>
+    </w:p>
+    <w:p>
+      <w:pPr>
+        <w:pStyle w:val="ListParagraph"/>
+        <w:numPr>
+          <w:ilvl w:val="0"/>
+          <w:numId w:val="2"/>
+        </w:numPr>
+        <w:spacing w:after="80"/>
+      </w:pPr>
+      <w:r>
+        <w:t>Lasso is scale-sensitive and broken at alpha=1.0 on the log scale (RMSE 1.018, R² ~ 0). Needs LassoCV or a properly tuned alpha to be a fair comparison entry</w:t>
+      </w:r>
+    </w:p>
+    <w:p>
+      <w:pPr>
+        <w:pStyle w:val="ListParagraph"/>
+        <w:numPr>
+          <w:ilvl w:val="0"/>
+          <w:numId w:val="2"/>
+        </w:numPr>
+        <w:spacing w:after="80"/>
+      </w:pPr>
+      <w:r>
+        <w:lastRenderedPageBreak/>
+        <w:t>Bagging n_estimators fixed at 5. No sweep over 10–50 was performed; n_estimators=5 is too low for stable variance reduction</w:t>
+      </w:r>
+    </w:p>
+    <w:p>
+      <w:pPr>
+        <w:pStyle w:val="ListParagraph"/>
+        <w:numPr>
+          <w:ilvl w:val="0"/>
+          <w:numId w:val="2"/>
+        </w:numPr>
+        <w:spacing w:after="80"/>
+      </w:pPr>
+      <w:r>
+        <w:t>GradientBoosting tuning produced no improvement across three sessions — the grid did not include learning_rate and n_estimators jointly, which is the most impactful parameter interaction for GBR</w:t>
+      </w:r>
+    </w:p>
+    <w:p>
+      <w:pPr>
+        <w:pStyle w:val="ListParagraph"/>
+        <w:numPr>
+          <w:ilvl w:val="0"/>
+          <w:numId w:val="2"/>
+        </w:numPr>
+        <w:spacing w:after="80"/>
+      </w:pPr>
+      <w:r>
+        <w:t>Item_Visibility has a small but real negative correlation with sales (r = −0.087, p = 4.9e⁲13) after imputation bug correction — counterintuitive and unexplained</w:t>
+      </w:r>
+    </w:p>
+    <w:p>
+      <w:pPr>
+        <w:pStyle w:val="ListParagraph"/>
+        <w:numPr>
+          <w:ilvl w:val="0"/>
+          <w:numId w:val="2"/>
+        </w:numPr>
+        <w:spacing w:after="80"/>
+      </w:pPr>
+      <w:r>
+        <w:t>log_Calorie is computed via np.sqrt(), not np.log() — naming inconsistency, not yet corrected</w:t>
+      </w:r>
+    </w:p>
+    <w:p>
+      <w:pPr>
+        <w:pStyle w:val="ListParagraph"/>
+        <w:numPr>
+          <w:ilvl w:val="0"/>
+          <w:numId w:val="2"/>
+        </w:numPr>
+        <w:spacing w:after="80"/>
+      </w:pPr>
+      <w:r>
+        <w:t>All regression metrics are on the log scale; RMSE 0.524 translates to approximately ±40% error on mid-range sales (~2,000 units) in original currency units</w:t>
+      </w:r>
+    </w:p>
+    <w:p>
+      <w:pPr>
+        <w:pStyle w:val="ListParagraph"/>
+        <w:numPr>
+          <w:ilvl w:val="0"/>
+          <w:numId w:val="2"/>
+        </w:numPr>
+        <w:spacing w:after="80"/>
+      </w:pPr>
+      <w:r>
+        <w:t>PyOD anomaly categories are rule-based post-hoc classifications applied to raw anomaly scores; the category boundaries are heuristic and have not been validated against ground-truth labels (none exist for this dataset)</w:t>
+      </w:r>
+    </w:p>
+    <w:p>
+      <w:pPr>
+        <w:pStyle w:val="ListParagraph"/>
+        <w:numPr>
+          <w:ilvl w:val="0"/>
+          <w:numId w:val="2"/>
+        </w:numPr>
+        <w:spacing w:after="80"/>
+      </w:pPr>
+      <w:r>
+        <w:t>Dataset is a single-year snapshot (2013); temporal drift, new outlet openings, and assortment changes are not captured</w:t>
+      </w:r>
+    </w:p>
+    <w:p>
+      <w:pPr>
+        <w:spacing w:after="80"/>
+      </w:pPr>
+    </w:p>
+    <w:p>
+      <w:pPr>
+        <w:pStyle w:val="Heading1"/>
+      </w:pPr>
+      <w:r>
+        <w:t>Challenges</w:t>
+      </w:r>
+    </w:p>
+    <w:p>
+      <w:pPr>
+        <w:pStyle w:val="ListParagraph"/>
+        <w:numPr>
+          <w:ilvl w:val="0"/>
+          <w:numId w:val="2"/>
+        </w:numPr>
+        <w:spacing w:after="80"/>
+      </w:pPr>
+      <w:r>
+        <w:t>Three stale duplicate copies of the dedup → ANOVA → embedded-check → Agreement pipeline were physically present in the notebook from earlier sessions, silently overwriting variables on top-to-bottom execution. A recurring KeyError was caused by notebook structure, not code logic. Lesson: audit for and delete superseded cells when reordering a long-lived notebook</w:t>
+      </w:r>
+    </w:p>
+    <w:p>
+      <w:pPr>
+        <w:pStyle w:val="ListParagraph"/>
+        <w:numPr>
+          <w:ilvl w:val="0"/>
+          <w:numId w:val="2"/>
+        </w:numPr>
+        <w:spacing w:after="80"/>
+      </w:pPr>
+      <w:r>
+        <w:t>Item_Visibility imputation surfaced a real bug after the 3-way split restructure: when every row for a given Item_Identifier was missing within the 80% X_train split, the group mean was itself NaN, leaving residual NaNs that pearsonr silently accepted. Fixed by adding a two-level fallback</w:t>
+      </w:r>
+    </w:p>
+    <w:p>
+      <w:pPr>
+        <w:pStyle w:val="ListParagraph"/>
+        <w:numPr>
+          <w:ilvl w:val="0"/>
+          <w:numId w:val="2"/>
+        </w:numPr>
+        <w:spacing w:after="80"/>
+      </w:pPr>
+      <w:r>
+        <w:t>The exp() retransformation introduces a systematic low-bias (~11%) via Jensen’s inequality. Identifying the correct Duan smearing formula (nonparametric mean(exp(residuals)) vs. the parametric exp(σ²/2) lognormal correction) and computing it on honest out-of-sample holdout residuals required multiple iterations</w:t>
+      </w:r>
+    </w:p>
+    <w:p>
+      <w:pPr>
+        <w:pStyle w:val="ListParagraph"/>
+        <w:numPr>
+          <w:ilvl w:val="0"/>
+          <w:numId w:val="2"/>
+        </w:numPr>
+        <w:spacing w:after="80"/>
+      </w:pPr>
+      <w:r>
+        <w:t>PyOD algorithm selection required balancing detection breadth against false positive rate. OCSVM was sensitive to the StandardScaler preprocessing from the main notebook’s pipeline; a fresh scaler fit on the full precleaned dataset was required to avoid score artifacts from the train-only scaling applied upstream</w:t>
+      </w:r>
+    </w:p>
+    <w:p>
+      <w:pPr>
+        <w:spacing w:after="80"/>
+      </w:pPr>
+    </w:p>
+    <w:p>
+      <w:pPr>
+        <w:pStyle w:val="Heading1"/>
+      </w:pPr>
+      <w:r>
+        <w:t>Future Uses / Applications</w:t>
+      </w:r>
+    </w:p>
+    <w:p>
+      <w:pPr>
+        <w:pStyle w:val="ListParagraph"/>
+        <w:numPr>
+          <w:ilvl w:val="0"/>
+          <w:numId w:val="2"/>
+        </w:numPr>
+        <w:spacing w:after="80"/>
+      </w:pPr>
+      <w:r>
+        <w:lastRenderedPageBreak/>
+        <w:t>Inventory optimization: outlet-level predictions fed into reorder point models for each product-store combination</w:t>
+      </w:r>
+    </w:p>
+    <w:p>
+      <w:pPr>
+        <w:pStyle w:val="ListParagraph"/>
+        <w:numPr>
+          <w:ilvl w:val="0"/>
+          <w:numId w:val="2"/>
+        </w:numPr>
+        <w:spacing w:after="80"/>
+      </w:pPr>
+      <w:r>
+        <w:t>Anomaly-triggered review workflows: PyOD high-confidence flags (consensus_score ≥ 3) surfaced automatically to operations teams as a daily exception report</w:t>
+      </w:r>
+    </w:p>
+    <w:p>
+      <w:pPr>
+        <w:pStyle w:val="ListParagraph"/>
+        <w:numPr>
+          <w:ilvl w:val="0"/>
+          <w:numId w:val="2"/>
+        </w:numPr>
+        <w:spacing w:after="80"/>
+      </w:pPr>
+      <w:r>
+        <w:t>Sub-model architecture: train a dedicated model on Supermarket Type3 data (OUT027) given its structural divergence from the rest of the dataset; expect meaningful RMSE reduction on that segment</w:t>
+      </w:r>
+    </w:p>
+    <w:p>
+      <w:pPr>
+        <w:pStyle w:val="ListParagraph"/>
+        <w:numPr>
+          <w:ilvl w:val="0"/>
+          <w:numId w:val="2"/>
+        </w:numPr>
+        <w:spacing w:after="80"/>
+      </w:pPr>
+      <w:r>
+        <w:t>New outlet forecasting: apply trained model to df_test as a proxy for new outlet sales estimation, with PyOD scores flagging predictions made on feature profiles unlike the training distribution</w:t>
+      </w:r>
+    </w:p>
+    <w:p>
+      <w:pPr>
+        <w:pStyle w:val="ListParagraph"/>
+        <w:numPr>
+          <w:ilvl w:val="0"/>
+          <w:numId w:val="2"/>
+        </w:numPr>
+        <w:spacing w:after="80"/>
+      </w:pPr>
+      <w:r>
+        <w:t>Real-time scoring API: wrap final_model.predict and PyOD scorer in a FastAPI endpoint consuming outlet and product attributes; return predicted sales alongside anomaly score and category</w:t>
+      </w:r>
+    </w:p>
+    <w:p>
+      <w:pPr>
+        <w:spacing w:after="80"/>
+      </w:pPr>
+    </w:p>
+    <w:p>
+      <w:pPr>
+        <w:pStyle w:val="Heading1"/>
+      </w:pPr>
+      <w:r>
+        <w:t>Implementation Plan</w:t>
+      </w:r>
+    </w:p>
+    <w:p>
+      <w:pPr>
+        <w:spacing w:after="120"/>
+      </w:pPr>
       <w:r>
         <w:rPr>
           <w:color w:val="000000"/>
         </w:rPr>
-        <w:t>dedup</w:t>
-      </w:r>
-      <w:proofErr w:type="spellEnd"/>
-      <w:r>
-        <w:rPr>
-          <w:color w:val="000000"/>
-        </w:rPr>
-        <w:t xml:space="preserve"> drop list as the original notebook, confirming the underlying statistical structure was preserved and only the correctness of computation changed. The </w:t>
-      </w:r>
-      <w:proofErr w:type="spellStart"/>
-      <w:r>
-        <w:rPr>
-          <w:color w:val="000000"/>
-        </w:rPr>
-        <w:t>Outlet_Type</w:t>
-      </w:r>
-      <w:proofErr w:type="spellEnd"/>
-      <w:r>
-        <w:rPr>
-          <w:color w:val="000000"/>
-        </w:rPr>
-        <w:t xml:space="preserve"> merge (Supermarket Type2 → Type3) from Milestone 1 was reverted: OUT018 mean sales 1,995 vs. OUT027 mean sales 3,694 (Welch t-test p ~ 6e-83). Composition similarity in EDA crosstabs did not extend to sales.</w:t>
-      </w:r>
-    </w:p>
-    <w:p>
-      <w:pPr>
-        <w:spacing w:after="80"/>
-      </w:pPr>
-    </w:p>
-    <w:p>
-      <w:pPr>
-        <w:spacing w:after="120"/>
-      </w:pPr>
-      <w:r>
-        <w:rPr>
-          <w:color w:val="000000"/>
-        </w:rPr>
-        <w:t>The PyOD module provides a layer of analysis that the regression model cannot: it identifies which observations are structurally unusual regardless of prediction accuracy. The convergence of PyOD’s Outlet Structural Outlier category with the regression residual decile plot — both pointing to OUT027 as the primary source of high-end underprediction — provides mutual validation across two independent analytical methods. This convergence also suggests that a separate sub-model trained exclusively on Supermarket Type3 data may reduce overall RMSE more effectively than further tuning of the global model.</w:t>
-      </w:r>
-    </w:p>
-    <w:p>
-      <w:pPr>
-        <w:spacing w:after="80"/>
-      </w:pPr>
-    </w:p>
-    <w:p>
-      <w:pPr>
-        <w:pStyle w:val="Heading1"/>
-      </w:pPr>
-      <w:r>
-        <w:t>Assumptions</w:t>
+        <w:t>The recommended Bagging(tuned GBR) model should be serialized (joblib.dump) alongside the fitted LabelEncoders, ordinal maps, StandardScaler, final_features list, and PyOD ensemble as a versioned artifact bundle. Deployment via a Streamlit application or REST API would accept product and outlet attributes, apply the same preprocessing pipeline, and return predicted sales with a confidence interval derived from the per-fold RMSE distribution and an anomaly flag from the PyOD ensemble. Ongoing monitoring should track:</w:t>
       </w:r>
     </w:p>
     <w:p>
@@ -7876,21 +6730,8 @@
         </w:numPr>
         <w:spacing w:after="80"/>
       </w:pPr>
-      <w:proofErr w:type="spellStart"/>
-      <w:r>
-        <w:t>Item_Visibility</w:t>
-      </w:r>
-      <w:proofErr w:type="spellEnd"/>
-      <w:r>
-        <w:t xml:space="preserve"> zeros are physiologically implausible and treated as missing data artifacts, replaced with </w:t>
-      </w:r>
-      <w:proofErr w:type="spellStart"/>
-      <w:r>
-        <w:t>NaN</w:t>
-      </w:r>
-      <w:proofErr w:type="spellEnd"/>
-      <w:r>
-        <w:t xml:space="preserve"> before imputation</w:t>
+      <w:r>
+        <w:t>Prediction distribution shift vs. training distribution (PSI on Item_MRP, Outlet_Type)</w:t>
       </w:r>
     </w:p>
     <w:p>
@@ -7902,13 +6743,8 @@
         </w:numPr>
         <w:spacing w:after="80"/>
       </w:pPr>
-      <w:proofErr w:type="spellStart"/>
-      <w:r>
-        <w:t>Outlet_Size</w:t>
-      </w:r>
-      <w:proofErr w:type="spellEnd"/>
-      <w:r>
-        <w:t xml:space="preserve"> Unknown values map to Small based on crosstab evidence; this is a judgment call informed by training data observation, not a fitted statistic</w:t>
+      <w:r>
+        <w:t>Residual drift on any ground-truth sales data collected post-deployment</w:t>
       </w:r>
     </w:p>
     <w:p>
@@ -7921,734 +6757,7 @@
         <w:spacing w:after="80"/>
       </w:pPr>
       <w:r>
-        <w:t xml:space="preserve">Calorie values per </w:t>
-      </w:r>
-      <w:proofErr w:type="spellStart"/>
-      <w:r>
-        <w:t>Item_Type</w:t>
-      </w:r>
-      <w:proofErr w:type="spellEnd"/>
-      <w:r>
-        <w:t xml:space="preserve"> are domain constants applied uniformly within each category; non-consumable and unmapped types receive zero, creating structural zeros for ~20% of items</w:t>
-      </w:r>
-    </w:p>
-    <w:p>
-      <w:pPr>
-        <w:pStyle w:val="ListParagraph"/>
-        <w:numPr>
-          <w:ilvl w:val="0"/>
-          <w:numId w:val="2"/>
-        </w:numPr>
-        <w:spacing w:after="80"/>
-      </w:pPr>
-      <w:proofErr w:type="spellStart"/>
-      <w:r>
-        <w:t>y_train</w:t>
-      </w:r>
-      <w:proofErr w:type="spellEnd"/>
-      <w:r>
-        <w:t xml:space="preserve"> is </w:t>
-      </w:r>
-      <w:proofErr w:type="gramStart"/>
-      <w:r>
-        <w:t>log(</w:t>
-      </w:r>
-      <w:proofErr w:type="spellStart"/>
-      <w:proofErr w:type="gramEnd"/>
-      <w:r>
-        <w:t>Item_Outlet_Sales</w:t>
-      </w:r>
-      <w:proofErr w:type="spellEnd"/>
-      <w:r>
-        <w:t xml:space="preserve">); all CV/holdout metrics are on the log scale; raw-scale interpretation requires </w:t>
-      </w:r>
-      <w:proofErr w:type="gramStart"/>
-      <w:r>
-        <w:t>exp(</w:t>
-      </w:r>
-      <w:proofErr w:type="gramEnd"/>
-      <w:r>
-        <w:t>) back-transformation with smearing correction</w:t>
-      </w:r>
-    </w:p>
-    <w:p>
-      <w:pPr>
-        <w:pStyle w:val="ListParagraph"/>
-        <w:numPr>
-          <w:ilvl w:val="0"/>
-          <w:numId w:val="2"/>
-        </w:numPr>
-        <w:spacing w:after="80"/>
-      </w:pPr>
-      <w:r>
-        <w:t>PyOD contamination rate is set at 5% (a standard default); the true proportion of anomalous observations in this retail dataset is unknown and the 5% rate is a modeling assumption, not an empirically validated estimate</w:t>
-      </w:r>
-    </w:p>
-    <w:p>
-      <w:pPr>
-        <w:pStyle w:val="ListParagraph"/>
-        <w:numPr>
-          <w:ilvl w:val="0"/>
-          <w:numId w:val="2"/>
-        </w:numPr>
-        <w:spacing w:after="80"/>
-      </w:pPr>
-      <w:r>
-        <w:t>PyOD consensus scoring (flagging at ≥ 3 of 5 algorithms) is a conservative threshold; borderline anomalies (score 1–2) are real but lower-priority</w:t>
-      </w:r>
-    </w:p>
-    <w:p>
-      <w:pPr>
-        <w:spacing w:after="80"/>
-      </w:pPr>
-    </w:p>
-    <w:p>
-      <w:pPr>
-        <w:pStyle w:val="Heading1"/>
-      </w:pPr>
-      <w:r>
-        <w:t>Limitations</w:t>
-      </w:r>
-    </w:p>
-    <w:p>
-      <w:pPr>
-        <w:pStyle w:val="ListParagraph"/>
-        <w:numPr>
-          <w:ilvl w:val="0"/>
-          <w:numId w:val="2"/>
-        </w:numPr>
-        <w:spacing w:after="80"/>
-      </w:pPr>
-      <w:r>
-        <w:t xml:space="preserve">Lasso is scale-sensitive and broken at alpha=1.0 on the log scale (RMSE 1.018, R² ~ 0). Needs </w:t>
-      </w:r>
-      <w:proofErr w:type="spellStart"/>
-      <w:r>
-        <w:t>LassoCV</w:t>
-      </w:r>
-      <w:proofErr w:type="spellEnd"/>
-      <w:r>
-        <w:t xml:space="preserve"> or a properly tuned alpha to be a fair comparison entry</w:t>
-      </w:r>
-    </w:p>
-    <w:p>
-      <w:pPr>
-        <w:pStyle w:val="ListParagraph"/>
-        <w:numPr>
-          <w:ilvl w:val="0"/>
-          <w:numId w:val="2"/>
-        </w:numPr>
-        <w:spacing w:after="80"/>
-      </w:pPr>
-      <w:r>
-        <w:t xml:space="preserve">Bagging </w:t>
-      </w:r>
-      <w:proofErr w:type="spellStart"/>
-      <w:r>
-        <w:t>n_estimators</w:t>
-      </w:r>
-      <w:proofErr w:type="spellEnd"/>
-      <w:r>
-        <w:t xml:space="preserve"> fixed at 5. No sweep over 10–50 was performed; </w:t>
-      </w:r>
-      <w:proofErr w:type="spellStart"/>
-      <w:r>
-        <w:t>n_estimators</w:t>
-      </w:r>
-      <w:proofErr w:type="spellEnd"/>
-      <w:r>
-        <w:t>=5 is too low for stable variance reduction</w:t>
-      </w:r>
-    </w:p>
-    <w:p>
-      <w:pPr>
-        <w:pStyle w:val="ListParagraph"/>
-        <w:numPr>
-          <w:ilvl w:val="0"/>
-          <w:numId w:val="2"/>
-        </w:numPr>
-        <w:spacing w:after="80"/>
-      </w:pPr>
-      <w:proofErr w:type="spellStart"/>
-      <w:r>
-        <w:t>GradientBoosting</w:t>
-      </w:r>
-      <w:proofErr w:type="spellEnd"/>
-      <w:r>
-        <w:t xml:space="preserve"> tuning produced no improvement across three sessions — the grid did not include </w:t>
-      </w:r>
-      <w:proofErr w:type="spellStart"/>
-      <w:r>
-        <w:t>learning_rate</w:t>
-      </w:r>
-      <w:proofErr w:type="spellEnd"/>
-      <w:r>
-        <w:t xml:space="preserve"> and </w:t>
-      </w:r>
-      <w:proofErr w:type="spellStart"/>
-      <w:r>
-        <w:t>n_estimators</w:t>
-      </w:r>
-      <w:proofErr w:type="spellEnd"/>
-      <w:r>
-        <w:t xml:space="preserve"> jointly, which is the most impactful parameter interaction for GBR</w:t>
-      </w:r>
-    </w:p>
-    <w:p>
-      <w:pPr>
-        <w:pStyle w:val="ListParagraph"/>
-        <w:numPr>
-          <w:ilvl w:val="0"/>
-          <w:numId w:val="2"/>
-        </w:numPr>
-        <w:spacing w:after="80"/>
-      </w:pPr>
-      <w:proofErr w:type="spellStart"/>
-      <w:r>
-        <w:t>Item_Visibility</w:t>
-      </w:r>
-      <w:proofErr w:type="spellEnd"/>
-      <w:r>
-        <w:t xml:space="preserve"> has a small but real negative correlation with sales (r = −0.087, p = 4.9e⁲13) after imputation bug correction — counterintuitive and unexplained</w:t>
-      </w:r>
-    </w:p>
-    <w:p>
-      <w:pPr>
-        <w:pStyle w:val="ListParagraph"/>
-        <w:numPr>
-          <w:ilvl w:val="0"/>
-          <w:numId w:val="2"/>
-        </w:numPr>
-        <w:spacing w:after="80"/>
-      </w:pPr>
-      <w:proofErr w:type="spellStart"/>
-      <w:r>
-        <w:t>log_Calorie</w:t>
-      </w:r>
-      <w:proofErr w:type="spellEnd"/>
-      <w:r>
-        <w:t xml:space="preserve"> is computed via </w:t>
-      </w:r>
-      <w:proofErr w:type="spellStart"/>
-      <w:proofErr w:type="gramStart"/>
-      <w:r>
-        <w:t>np.sqrt</w:t>
-      </w:r>
-      <w:proofErr w:type="spellEnd"/>
-      <w:proofErr w:type="gramEnd"/>
-      <w:r>
-        <w:t xml:space="preserve">(), not </w:t>
-      </w:r>
-      <w:proofErr w:type="gramStart"/>
-      <w:r>
-        <w:t>np.log(</w:t>
-      </w:r>
-      <w:proofErr w:type="gramEnd"/>
-      <w:r>
-        <w:t>) — naming inconsistency, not yet corrected</w:t>
-      </w:r>
-    </w:p>
-    <w:p>
-      <w:pPr>
-        <w:pStyle w:val="ListParagraph"/>
-        <w:numPr>
-          <w:ilvl w:val="0"/>
-          <w:numId w:val="2"/>
-        </w:numPr>
-        <w:spacing w:after="80"/>
-      </w:pPr>
-      <w:r>
-        <w:t>All regression metrics are on the log scale; RMSE 0.524 translates to approximately ±40% error on mid-range sales (~2,000 units) in original currency units</w:t>
-      </w:r>
-    </w:p>
-    <w:p>
-      <w:pPr>
-        <w:pStyle w:val="ListParagraph"/>
-        <w:numPr>
-          <w:ilvl w:val="0"/>
-          <w:numId w:val="2"/>
-        </w:numPr>
-        <w:spacing w:after="80"/>
-      </w:pPr>
-      <w:r>
-        <w:t>PyOD anomaly categories are rule-based post-hoc classifications applied to raw anomaly scores; the category boundaries are heuristic and have not been validated against ground-truth labels (none exist for this dataset)</w:t>
-      </w:r>
-    </w:p>
-    <w:p>
-      <w:pPr>
-        <w:pStyle w:val="ListParagraph"/>
-        <w:numPr>
-          <w:ilvl w:val="0"/>
-          <w:numId w:val="2"/>
-        </w:numPr>
-        <w:spacing w:after="80"/>
-      </w:pPr>
-      <w:r>
-        <w:t>Dataset is a single-year snapshot (2013); temporal drift, new outlet openings, and assortment changes are not captured</w:t>
-      </w:r>
-    </w:p>
-    <w:p>
-      <w:pPr>
-        <w:spacing w:after="80"/>
-      </w:pPr>
-    </w:p>
-    <w:p>
-      <w:pPr>
-        <w:pStyle w:val="Heading1"/>
-      </w:pPr>
-      <w:r>
-        <w:t>Challenges</w:t>
-      </w:r>
-    </w:p>
-    <w:p>
-      <w:pPr>
-        <w:pStyle w:val="ListParagraph"/>
-        <w:numPr>
-          <w:ilvl w:val="0"/>
-          <w:numId w:val="2"/>
-        </w:numPr>
-        <w:spacing w:after="80"/>
-      </w:pPr>
-      <w:r>
-        <w:t xml:space="preserve">Three stale duplicate copies of the </w:t>
-      </w:r>
-      <w:proofErr w:type="spellStart"/>
-      <w:r>
-        <w:t>dedup</w:t>
-      </w:r>
-      <w:proofErr w:type="spellEnd"/>
-      <w:r>
-        <w:t xml:space="preserve"> → ANOVA → </w:t>
-      </w:r>
-      <w:proofErr w:type="gramStart"/>
-      <w:r>
-        <w:t>embedded-check</w:t>
-      </w:r>
-      <w:proofErr w:type="gramEnd"/>
-      <w:r>
-        <w:t xml:space="preserve"> → Agreement pipeline were physically present in the notebook from earlier sessions, silently overwriting variables on top-to-bottom execution. </w:t>
-      </w:r>
-      <w:proofErr w:type="gramStart"/>
-      <w:r>
-        <w:t>A recurring</w:t>
-      </w:r>
-      <w:proofErr w:type="gramEnd"/>
-      <w:r>
-        <w:t xml:space="preserve"> </w:t>
-      </w:r>
-      <w:proofErr w:type="spellStart"/>
-      <w:r>
-        <w:t>KeyError</w:t>
-      </w:r>
-      <w:proofErr w:type="spellEnd"/>
-      <w:r>
-        <w:t xml:space="preserve"> was caused by notebook structure, not code logic. Lesson: audit for and delete superseded cells when reordering a long-lived notebook</w:t>
-      </w:r>
-    </w:p>
-    <w:p>
-      <w:pPr>
-        <w:pStyle w:val="ListParagraph"/>
-        <w:numPr>
-          <w:ilvl w:val="0"/>
-          <w:numId w:val="2"/>
-        </w:numPr>
-        <w:spacing w:after="80"/>
-      </w:pPr>
-      <w:proofErr w:type="spellStart"/>
-      <w:r>
-        <w:t>Item_Visibility</w:t>
-      </w:r>
-      <w:proofErr w:type="spellEnd"/>
-      <w:r>
-        <w:t xml:space="preserve"> imputation surfaced a real bug after the 3-way split restructure: when every row for a given </w:t>
-      </w:r>
-      <w:proofErr w:type="spellStart"/>
-      <w:r>
-        <w:t>Item_Identifier</w:t>
-      </w:r>
-      <w:proofErr w:type="spellEnd"/>
-      <w:r>
-        <w:t xml:space="preserve"> was missing within the 80% </w:t>
-      </w:r>
-      <w:proofErr w:type="spellStart"/>
-      <w:r>
-        <w:t>X_train</w:t>
-      </w:r>
-      <w:proofErr w:type="spellEnd"/>
-      <w:r>
-        <w:t xml:space="preserve"> split, the group mean was itself </w:t>
-      </w:r>
-      <w:proofErr w:type="spellStart"/>
-      <w:r>
-        <w:t>NaN</w:t>
-      </w:r>
-      <w:proofErr w:type="spellEnd"/>
-      <w:r>
-        <w:t xml:space="preserve">, leaving residual </w:t>
-      </w:r>
-      <w:proofErr w:type="spellStart"/>
-      <w:r>
-        <w:t>NaNs</w:t>
-      </w:r>
-      <w:proofErr w:type="spellEnd"/>
-      <w:r>
-        <w:t xml:space="preserve"> that </w:t>
-      </w:r>
-      <w:proofErr w:type="spellStart"/>
-      <w:r>
-        <w:t>pearsonr</w:t>
-      </w:r>
-      <w:proofErr w:type="spellEnd"/>
-      <w:r>
-        <w:t xml:space="preserve"> silently accepted. Fixed by adding a two-level fallback</w:t>
-      </w:r>
-    </w:p>
-    <w:p>
-      <w:pPr>
-        <w:pStyle w:val="ListParagraph"/>
-        <w:numPr>
-          <w:ilvl w:val="0"/>
-          <w:numId w:val="2"/>
-        </w:numPr>
-        <w:spacing w:after="80"/>
-      </w:pPr>
-      <w:r>
-        <w:t xml:space="preserve">The </w:t>
-      </w:r>
-      <w:proofErr w:type="gramStart"/>
-      <w:r>
-        <w:t>exp(</w:t>
-      </w:r>
-      <w:proofErr w:type="gramEnd"/>
-      <w:r>
-        <w:t xml:space="preserve">) retransformation introduces a systematic </w:t>
-      </w:r>
-      <w:proofErr w:type="gramStart"/>
-      <w:r>
-        <w:t>low-bias</w:t>
-      </w:r>
-      <w:proofErr w:type="gramEnd"/>
-      <w:r>
-        <w:t xml:space="preserve"> (~11%) via Jensen’s inequality. Identifying the correct Duan smearing formula (nonparametric mean(exp(residuals)) vs. the parametric exp(σ²/2) lognormal correction) and computing it on honest out-of-sample holdout residuals required multiple iterations</w:t>
-      </w:r>
-    </w:p>
-    <w:p>
-      <w:pPr>
-        <w:pStyle w:val="ListParagraph"/>
-        <w:numPr>
-          <w:ilvl w:val="0"/>
-          <w:numId w:val="2"/>
-        </w:numPr>
-        <w:spacing w:after="80"/>
-      </w:pPr>
-      <w:r>
-        <w:t xml:space="preserve">PyOD algorithm selection required balancing detection breadth against false positive rate. OCSVM was sensitive to the </w:t>
-      </w:r>
-      <w:proofErr w:type="spellStart"/>
-      <w:r>
-        <w:t>StandardScaler</w:t>
-      </w:r>
-      <w:proofErr w:type="spellEnd"/>
-      <w:r>
-        <w:t xml:space="preserve"> preprocessing from the main notebook’s pipeline; a fresh scaler fit on the full precleaned dataset was required to avoid score artifacts from the train-only scaling applied upstream</w:t>
-      </w:r>
-    </w:p>
-    <w:p>
-      <w:pPr>
-        <w:spacing w:after="80"/>
-      </w:pPr>
-    </w:p>
-    <w:p>
-      <w:pPr>
-        <w:pStyle w:val="Heading1"/>
-      </w:pPr>
-      <w:r>
-        <w:t>Future Uses / Applications</w:t>
-      </w:r>
-    </w:p>
-    <w:p>
-      <w:pPr>
-        <w:pStyle w:val="ListParagraph"/>
-        <w:numPr>
-          <w:ilvl w:val="0"/>
-          <w:numId w:val="2"/>
-        </w:numPr>
-        <w:spacing w:after="80"/>
-      </w:pPr>
-      <w:r>
-        <w:t>Inventory optimization: outlet-level predictions fed into reorder point models for each product-store combination</w:t>
-      </w:r>
-    </w:p>
-    <w:p>
-      <w:pPr>
-        <w:pStyle w:val="ListParagraph"/>
-        <w:numPr>
-          <w:ilvl w:val="0"/>
-          <w:numId w:val="2"/>
-        </w:numPr>
-        <w:spacing w:after="80"/>
-      </w:pPr>
-      <w:r>
-        <w:t>Anomaly-triggered review workflows: PyOD high-confidence flags (</w:t>
-      </w:r>
-      <w:proofErr w:type="spellStart"/>
-      <w:r>
-        <w:t>consensus_score</w:t>
-      </w:r>
-      <w:proofErr w:type="spellEnd"/>
-      <w:r>
-        <w:t xml:space="preserve"> ≥ 3) surfaced automatically to operations teams as a daily exception report</w:t>
-      </w:r>
-    </w:p>
-    <w:p>
-      <w:pPr>
-        <w:pStyle w:val="ListParagraph"/>
-        <w:numPr>
-          <w:ilvl w:val="0"/>
-          <w:numId w:val="2"/>
-        </w:numPr>
-        <w:spacing w:after="80"/>
-      </w:pPr>
-      <w:r>
-        <w:t>Sub-model architecture: train a dedicated model on Supermarket Type3 data (OUT027) given its structural divergence from the rest of the dataset; expect meaningful RMSE reduction on that segment</w:t>
-      </w:r>
-    </w:p>
-    <w:p>
-      <w:pPr>
-        <w:pStyle w:val="ListParagraph"/>
-        <w:numPr>
-          <w:ilvl w:val="0"/>
-          <w:numId w:val="2"/>
-        </w:numPr>
-        <w:spacing w:after="80"/>
-      </w:pPr>
-      <w:r>
-        <w:t xml:space="preserve">New outlet forecasting: apply trained model to </w:t>
-      </w:r>
-      <w:proofErr w:type="spellStart"/>
-      <w:r>
-        <w:t>df_test</w:t>
-      </w:r>
-      <w:proofErr w:type="spellEnd"/>
-      <w:r>
-        <w:t xml:space="preserve"> as a proxy for new outlet sales estimation, with PyOD scores flagging predictions made on feature profiles unlike the training distribution</w:t>
-      </w:r>
-    </w:p>
-    <w:p>
-      <w:pPr>
-        <w:pStyle w:val="ListParagraph"/>
-        <w:numPr>
-          <w:ilvl w:val="0"/>
-          <w:numId w:val="2"/>
-        </w:numPr>
-        <w:spacing w:after="80"/>
-      </w:pPr>
-      <w:r>
-        <w:t xml:space="preserve">Real-time scoring API: wrap </w:t>
-      </w:r>
-      <w:proofErr w:type="spellStart"/>
-      <w:r>
-        <w:t>final_</w:t>
-      </w:r>
-      <w:proofErr w:type="gramStart"/>
-      <w:r>
-        <w:t>model.predict</w:t>
-      </w:r>
-      <w:proofErr w:type="spellEnd"/>
-      <w:proofErr w:type="gramEnd"/>
-      <w:r>
-        <w:t xml:space="preserve"> and PyOD scorer in a </w:t>
-      </w:r>
-      <w:proofErr w:type="spellStart"/>
-      <w:proofErr w:type="gramStart"/>
-      <w:r>
-        <w:t>FastAPI</w:t>
-      </w:r>
-      <w:proofErr w:type="spellEnd"/>
-      <w:r>
-        <w:t xml:space="preserve"> endpoint consuming outlet and product attributes</w:t>
-      </w:r>
-      <w:proofErr w:type="gramEnd"/>
-      <w:r>
-        <w:t xml:space="preserve">; </w:t>
-      </w:r>
-      <w:proofErr w:type="gramStart"/>
-      <w:r>
-        <w:t>return predicted</w:t>
-      </w:r>
-      <w:proofErr w:type="gramEnd"/>
-      <w:r>
-        <w:t xml:space="preserve"> sales alongside anomaly score and category</w:t>
-      </w:r>
-    </w:p>
-    <w:p>
-      <w:pPr>
-        <w:spacing w:after="80"/>
-      </w:pPr>
-    </w:p>
-    <w:p>
-      <w:pPr>
-        <w:pStyle w:val="Heading1"/>
-      </w:pPr>
-      <w:r>
-        <w:t>Implementation Plan</w:t>
-      </w:r>
-    </w:p>
-    <w:p>
-      <w:pPr>
-        <w:spacing w:after="120"/>
-      </w:pPr>
-      <w:r>
-        <w:rPr>
-          <w:color w:val="000000"/>
-        </w:rPr>
-        <w:t xml:space="preserve">The recommended </w:t>
-      </w:r>
-      <w:proofErr w:type="gramStart"/>
-      <w:r>
-        <w:rPr>
-          <w:color w:val="000000"/>
-        </w:rPr>
-        <w:t>Bagging(</w:t>
-      </w:r>
-      <w:proofErr w:type="gramEnd"/>
-      <w:r>
-        <w:rPr>
-          <w:color w:val="000000"/>
-        </w:rPr>
-        <w:t>tuned GBR) model should be serialized (</w:t>
-      </w:r>
-      <w:proofErr w:type="spellStart"/>
-      <w:proofErr w:type="gramStart"/>
-      <w:r>
-        <w:rPr>
-          <w:color w:val="000000"/>
-        </w:rPr>
-        <w:t>joblib.dump</w:t>
-      </w:r>
-      <w:proofErr w:type="spellEnd"/>
-      <w:proofErr w:type="gramEnd"/>
-      <w:r>
-        <w:rPr>
-          <w:color w:val="000000"/>
-        </w:rPr>
-        <w:t xml:space="preserve">) alongside the fitted </w:t>
-      </w:r>
-      <w:proofErr w:type="spellStart"/>
-      <w:r>
-        <w:rPr>
-          <w:color w:val="000000"/>
-        </w:rPr>
-        <w:t>LabelEncoders</w:t>
-      </w:r>
-      <w:proofErr w:type="spellEnd"/>
-      <w:r>
-        <w:rPr>
-          <w:color w:val="000000"/>
-        </w:rPr>
-        <w:t xml:space="preserve">, ordinal maps, </w:t>
-      </w:r>
-      <w:proofErr w:type="spellStart"/>
-      <w:r>
-        <w:rPr>
-          <w:color w:val="000000"/>
-        </w:rPr>
-        <w:t>StandardScaler</w:t>
-      </w:r>
-      <w:proofErr w:type="spellEnd"/>
-      <w:r>
-        <w:rPr>
-          <w:color w:val="000000"/>
-        </w:rPr>
-        <w:t xml:space="preserve">, </w:t>
-      </w:r>
-      <w:proofErr w:type="spellStart"/>
-      <w:r>
-        <w:rPr>
-          <w:color w:val="000000"/>
-        </w:rPr>
-        <w:t>final_features</w:t>
-      </w:r>
-      <w:proofErr w:type="spellEnd"/>
-      <w:r>
-        <w:rPr>
-          <w:color w:val="000000"/>
-        </w:rPr>
-        <w:t xml:space="preserve"> list, and PyOD ensemble as a versioned artifact bundle. Deployment via a </w:t>
-      </w:r>
-      <w:proofErr w:type="spellStart"/>
-      <w:r>
-        <w:rPr>
-          <w:color w:val="000000"/>
-        </w:rPr>
-        <w:t>Streamlit</w:t>
-      </w:r>
-      <w:proofErr w:type="spellEnd"/>
-      <w:r>
-        <w:rPr>
-          <w:color w:val="000000"/>
-        </w:rPr>
-        <w:t xml:space="preserve"> application or REST API would accept product and outlet attributes, apply the same preprocessing pipeline, and return predicted sales with a confidence interval derived from the per-fold RMSE distribution and an anomaly flag from the PyOD ensemble. Ongoing monitoring should track:</w:t>
-      </w:r>
-    </w:p>
-    <w:p>
-      <w:pPr>
-        <w:pStyle w:val="ListParagraph"/>
-        <w:numPr>
-          <w:ilvl w:val="0"/>
-          <w:numId w:val="2"/>
-        </w:numPr>
-        <w:spacing w:after="80"/>
-      </w:pPr>
-      <w:r>
-        <w:t xml:space="preserve">Prediction distribution shift vs. training distribution (PSI on </w:t>
-      </w:r>
-      <w:proofErr w:type="spellStart"/>
-      <w:r>
-        <w:t>Item_MRP</w:t>
-      </w:r>
-      <w:proofErr w:type="spellEnd"/>
-      <w:r>
-        <w:t xml:space="preserve">, </w:t>
-      </w:r>
-      <w:proofErr w:type="spellStart"/>
-      <w:r>
-        <w:t>Outlet_Type</w:t>
-      </w:r>
-      <w:proofErr w:type="spellEnd"/>
-      <w:r>
-        <w:t>)</w:t>
-      </w:r>
-    </w:p>
-    <w:p>
-      <w:pPr>
-        <w:pStyle w:val="ListParagraph"/>
-        <w:numPr>
-          <w:ilvl w:val="0"/>
-          <w:numId w:val="2"/>
-        </w:numPr>
-        <w:spacing w:after="80"/>
-      </w:pPr>
-      <w:r>
-        <w:t>Residual drift on any ground-truth sales data collected post-deployment</w:t>
-      </w:r>
-    </w:p>
-    <w:p>
-      <w:pPr>
-        <w:pStyle w:val="ListParagraph"/>
-        <w:numPr>
-          <w:ilvl w:val="0"/>
-          <w:numId w:val="2"/>
-        </w:numPr>
-        <w:spacing w:after="80"/>
-      </w:pPr>
-      <w:proofErr w:type="spellStart"/>
-      <w:r>
-        <w:t>Outlet_Type</w:t>
-      </w:r>
-      <w:proofErr w:type="spellEnd"/>
-      <w:r>
-        <w:t xml:space="preserve"> segment RMSE — Supermarket Type3 is the highest-risk segment given its widest residual spread and highest PyOD flag rate</w:t>
+        <w:t>Outlet_Type segment RMSE — Supermarket Type3 is the highest-risk segment given its widest residual spread and highest PyOD flag rate</w:t>
       </w:r>
     </w:p>
     <w:p>
@@ -8724,7 +6833,14 @@
           <w:color w:val="000000"/>
         </w:rPr>
         <w:br/>
-        <w:t>Answer: The 5% value is a starting assumption aligned with common anomaly detection practice. I validated it by examining stability of results and interpreting whether the detected patterns remained meaningful. Ideally, this should be stress-tested with sensitivity analysis (e.g., 2%–10%) to ensure robustness.</w:t>
+        <w:t xml:space="preserve">Answer: The 5% value is a starting assumption aligned with common anomaly </w:t>
+      </w:r>
+      <w:r>
+        <w:rPr>
+          <w:color w:val="000000"/>
+        </w:rPr>
+        <w:lastRenderedPageBreak/>
+        <w:t>detection practice. I validated it by examining stability of results and interpreting whether the detected patterns remained meaningful. Ideally, this should be stress-tested with sensitivity analysis (e.g., 2%–10%) to ensure robustness.</w:t>
       </w:r>
     </w:p>
     <w:p>
@@ -8828,21 +6944,7 @@
         <w:rPr>
           <w:color w:val="000000"/>
         </w:rPr>
-        <w:t xml:space="preserve">What does “anomaly” </w:t>
-      </w:r>
-      <w:proofErr w:type="gramStart"/>
-      <w:r>
-        <w:rPr>
-          <w:color w:val="000000"/>
-        </w:rPr>
-        <w:t>actually mean</w:t>
-      </w:r>
-      <w:proofErr w:type="gramEnd"/>
-      <w:r>
-        <w:rPr>
-          <w:color w:val="000000"/>
-        </w:rPr>
-        <w:t xml:space="preserve"> in business terms in this context?</w:t>
+        <w:t>What does “anomaly” actually mean in business terms in this context?</w:t>
       </w:r>
       <w:r>
         <w:rPr>
@@ -8953,21 +7055,7 @@
         <w:rPr>
           <w:color w:val="000000"/>
         </w:rPr>
-        <w:t xml:space="preserve">Why did you include </w:t>
-      </w:r>
-      <w:proofErr w:type="spellStart"/>
-      <w:r>
-        <w:rPr>
-          <w:color w:val="000000"/>
-        </w:rPr>
-        <w:t>Item_Outlet_Sales</w:t>
-      </w:r>
-      <w:proofErr w:type="spellEnd"/>
-      <w:r>
-        <w:rPr>
-          <w:color w:val="000000"/>
-        </w:rPr>
-        <w:t xml:space="preserve"> in the anomaly detection feature set?</w:t>
+        <w:t>Why did you include Item_Outlet_Sales in the anomaly detection feature set?</w:t>
       </w:r>
       <w:r>
         <w:rPr>
@@ -9004,6 +7092,7 @@
         <w:rPr>
           <w:color w:val="000000"/>
         </w:rPr>
+        <w:lastRenderedPageBreak/>
         <w:t>How do you differentiate between noise and true anomalies?</w:t>
       </w:r>
       <w:r>
@@ -9114,15 +7203,7 @@
         <w:spacing w:after="80"/>
       </w:pPr>
       <w:r>
-        <w:t xml:space="preserve">Tune Lasso alpha via </w:t>
-      </w:r>
-      <w:proofErr w:type="spellStart"/>
-      <w:r>
-        <w:t>LassoCV</w:t>
-      </w:r>
-      <w:proofErr w:type="spellEnd"/>
-      <w:r>
-        <w:t xml:space="preserve"> inside a Pipeline to make it a valid comparison entry at any target scale</w:t>
+        <w:t>Tune Lasso alpha via LassoCV inside a Pipeline to make it a valid comparison entry at any target scale</w:t>
       </w:r>
     </w:p>
     <w:p>
@@ -9135,31 +7216,7 @@
         <w:spacing w:after="80"/>
       </w:pPr>
       <w:r>
-        <w:t xml:space="preserve">Sweep Bagging </w:t>
-      </w:r>
-      <w:proofErr w:type="spellStart"/>
-      <w:r>
-        <w:t>n_estimators</w:t>
-      </w:r>
-      <w:proofErr w:type="spellEnd"/>
-      <w:r>
-        <w:t xml:space="preserve"> over [10, 25, 50] with 5-fold CV to determine whether </w:t>
-      </w:r>
-      <w:proofErr w:type="spellStart"/>
-      <w:r>
-        <w:t>n_estimators</w:t>
-      </w:r>
-      <w:proofErr w:type="spellEnd"/>
-      <w:r>
-        <w:t xml:space="preserve">=5 is genuinely optimal or an artifact of the </w:t>
-      </w:r>
-      <w:proofErr w:type="spellStart"/>
-      <w:r>
-        <w:t>random_state</w:t>
-      </w:r>
-      <w:proofErr w:type="spellEnd"/>
-      <w:r>
-        <w:t xml:space="preserve"> sweep</w:t>
+        <w:t>Sweep Bagging n_estimators over [10, 25, 50] with 5-fold CV to determine whether n_estimators=5 is genuinely optimal or an artifact of the random_state sweep</w:t>
       </w:r>
     </w:p>
     <w:p>
@@ -9172,31 +7229,7 @@
         <w:spacing w:after="80"/>
       </w:pPr>
       <w:r>
-        <w:t xml:space="preserve">Evaluate </w:t>
-      </w:r>
-      <w:proofErr w:type="spellStart"/>
-      <w:r>
-        <w:t>LightGBM</w:t>
-      </w:r>
-      <w:proofErr w:type="spellEnd"/>
-      <w:r>
-        <w:t xml:space="preserve"> and </w:t>
-      </w:r>
-      <w:proofErr w:type="spellStart"/>
-      <w:r>
-        <w:t>XGBoost</w:t>
-      </w:r>
-      <w:proofErr w:type="spellEnd"/>
-      <w:r>
-        <w:t xml:space="preserve"> as drop-in replacements for </w:t>
-      </w:r>
-      <w:proofErr w:type="spellStart"/>
-      <w:r>
-        <w:t>sklearn</w:t>
-      </w:r>
-      <w:proofErr w:type="spellEnd"/>
-      <w:r>
-        <w:t xml:space="preserve"> GBR — both handle categorical features natively and enable wider hyperparameter search</w:t>
+        <w:t>Evaluate LightGBM and XGBoost as drop-in replacements for sklearn GBR — both handle categorical features natively and enable wider hyperparameter search</w:t>
       </w:r>
     </w:p>
     <w:p>
@@ -9209,23 +7242,7 @@
         <w:spacing w:after="80"/>
       </w:pPr>
       <w:r>
-        <w:t xml:space="preserve">Apply SHAP values to the final model on the holdout set to quantify per-feature contribution and validate that </w:t>
-      </w:r>
-      <w:proofErr w:type="spellStart"/>
-      <w:r>
-        <w:t>Outlet_Type</w:t>
-      </w:r>
-      <w:proofErr w:type="spellEnd"/>
-      <w:r>
-        <w:t xml:space="preserve"> and </w:t>
-      </w:r>
-      <w:proofErr w:type="spellStart"/>
-      <w:r>
-        <w:t>Item_MRP</w:t>
-      </w:r>
-      <w:proofErr w:type="spellEnd"/>
-      <w:r>
-        <w:t xml:space="preserve"> are the dominant drivers</w:t>
+        <w:t>Apply SHAP values to the final model on the holdout set to quantify per-feature contribution and validate that Outlet_Type and Item_MRP are the dominant drivers</w:t>
       </w:r>
     </w:p>
     <w:p>
@@ -9251,15 +7268,7 @@
         <w:spacing w:after="80"/>
       </w:pPr>
       <w:r>
-        <w:t xml:space="preserve">Investigate the negative </w:t>
-      </w:r>
-      <w:proofErr w:type="spellStart"/>
-      <w:r>
-        <w:t>Item_Visibility</w:t>
-      </w:r>
-      <w:proofErr w:type="spellEnd"/>
-      <w:r>
-        <w:t xml:space="preserve"> – sales correlation (r = −0.087) through partial dependence plots; a binned visibility feature may capture non-monotonic signal that the continuous version cannot</w:t>
+        <w:t>Investigate the negative Item_Visibility – sales correlation (r = −0.087) through partial dependence plots; a binned visibility feature may capture non-monotonic signal that the continuous version cannot</w:t>
       </w:r>
     </w:p>
     <w:p>
@@ -9272,15 +7281,7 @@
         <w:spacing w:after="80"/>
       </w:pPr>
       <w:r>
-        <w:t xml:space="preserve">Validate PyOD anomaly categories against domain expert review; the business categorization is heuristic and should be refined with input from </w:t>
-      </w:r>
-      <w:proofErr w:type="spellStart"/>
-      <w:r>
-        <w:t>BigMart</w:t>
-      </w:r>
-      <w:proofErr w:type="spellEnd"/>
-      <w:r>
-        <w:t xml:space="preserve"> operations or category management teams</w:t>
+        <w:t>Validate PyOD anomaly categories against domain expert review; the business categorization is heuristic and should be refined with input from BigMart operations or category management teams</w:t>
       </w:r>
     </w:p>
     <w:p>
@@ -9306,6 +7307,7 @@
         <w:spacing w:after="80"/>
       </w:pPr>
       <w:r>
+        <w:lastRenderedPageBreak/>
         <w:t>Group-based imputations may introduce systematic bias for products or outlets with sparse training coverage; these decisions should be documented and reviewed if predictions influence pricing or stocking decisions at specific outlet locations</w:t>
       </w:r>
     </w:p>
@@ -9419,47 +7421,18 @@
       <w:pPr>
         <w:spacing w:after="120"/>
       </w:pPr>
-      <w:proofErr w:type="spellStart"/>
       <w:r>
         <w:rPr>
           <w:color w:val="000000"/>
         </w:rPr>
-        <w:t>Item_Outlet_Sales</w:t>
-      </w:r>
-      <w:proofErr w:type="spellEnd"/>
+        <w:t xml:space="preserve">Item_Outlet_Sales is right-skewed — mean 2,181 vs. median 1,794, with a maximum of 13,087 that is roughly 4x the 75th percentile. Without the log-transform, squared-error loss dedicates disproportionate fitting capacity to the high-value tail, pulls predictions upward for average items, and has no mechanism to prevent negative predictions. In practice, removing the log-transform produced exactly these symptoms: 82 of 5,681 predictions went negative, predicted maximum dropped to 6,554 (far below the training maximum of 13,087), and R² fell from 0.735 to 0.596. The log-transform resolves all three by compressing the tail and symmetrizing the loss landscape. The cost is that all </w:t>
+      </w:r>
       <w:r>
         <w:rPr>
           <w:color w:val="000000"/>
         </w:rPr>
-        <w:t xml:space="preserve"> is right-skewed — mean 2,181 vs. median 1,794, with a maximum of 13,087 that is roughly 4x the 75th percentile. Without the log-transform, squared-error loss dedicates disproportionate fitting capacity to the high-value tail, pulls predictions upward for average items, and has no mechanism to prevent negative predictions. In practice, removing the log-transform produced exactly these symptoms: 82 of 5,681 predictions went negative, predicted maximum dropped to 6,554 (far below the training maximum of 13,087), and R² fell from 0.735 to 0.596. The log-transform resolves all three by compressing the tail and symmetrizing the loss landscape. The cost is that all reported RMSE and MAE values are on </w:t>
-      </w:r>
-      <w:proofErr w:type="gramStart"/>
-      <w:r>
-        <w:rPr>
-          <w:color w:val="000000"/>
-        </w:rPr>
-        <w:t>the</w:t>
-      </w:r>
-      <w:proofErr w:type="gramEnd"/>
-      <w:r>
-        <w:rPr>
-          <w:color w:val="000000"/>
-        </w:rPr>
-        <w:t xml:space="preserve"> log scale and must be </w:t>
-      </w:r>
-      <w:proofErr w:type="gramStart"/>
-      <w:r>
-        <w:rPr>
-          <w:color w:val="000000"/>
-        </w:rPr>
-        <w:t>back-transformed</w:t>
-      </w:r>
-      <w:proofErr w:type="gramEnd"/>
-      <w:r>
-        <w:rPr>
-          <w:color w:val="000000"/>
-        </w:rPr>
-        <w:t xml:space="preserve"> for business communication.</w:t>
+        <w:lastRenderedPageBreak/>
+        <w:t>reported RMSE and MAE values are on the log scale and must be back-transformed for business communication.</w:t>
       </w:r>
     </w:p>
     <w:p>
@@ -9487,105 +7460,7 @@
         <w:rPr>
           <w:color w:val="000000"/>
         </w:rPr>
-        <w:t xml:space="preserve">When a regression model is trained on log(y) and predictions are </w:t>
-      </w:r>
-      <w:proofErr w:type="gramStart"/>
-      <w:r>
-        <w:rPr>
-          <w:color w:val="000000"/>
-        </w:rPr>
-        <w:t>back-transformed</w:t>
-      </w:r>
-      <w:proofErr w:type="gramEnd"/>
-      <w:r>
-        <w:rPr>
-          <w:color w:val="000000"/>
-        </w:rPr>
-        <w:t xml:space="preserve"> via </w:t>
-      </w:r>
-      <w:proofErr w:type="gramStart"/>
-      <w:r>
-        <w:rPr>
-          <w:color w:val="000000"/>
-        </w:rPr>
-        <w:t>exp(</w:t>
-      </w:r>
-      <w:proofErr w:type="gramEnd"/>
-      <w:r>
-        <w:rPr>
-          <w:color w:val="000000"/>
-        </w:rPr>
-        <w:t xml:space="preserve">), a mathematical bias is introduced. Because </w:t>
-      </w:r>
-      <w:proofErr w:type="gramStart"/>
-      <w:r>
-        <w:rPr>
-          <w:color w:val="000000"/>
-        </w:rPr>
-        <w:t>exp(</w:t>
-      </w:r>
-      <w:proofErr w:type="gramEnd"/>
-      <w:r>
-        <w:rPr>
-          <w:color w:val="000000"/>
-        </w:rPr>
-        <w:t xml:space="preserve">) is a convex function, Jensen’s inequality guarantees that </w:t>
-      </w:r>
-      <w:proofErr w:type="gramStart"/>
-      <w:r>
-        <w:rPr>
-          <w:color w:val="000000"/>
-        </w:rPr>
-        <w:t>exp(E[</w:t>
-      </w:r>
-      <w:proofErr w:type="gramEnd"/>
-      <w:r>
-        <w:rPr>
-          <w:color w:val="000000"/>
-        </w:rPr>
-        <w:t xml:space="preserve">log y]) &lt; E[y] — the expected value of the back-transformed prediction is always less than the true expected value of y. In this dataset, this bias is approximately 11%: the mean predicted sales </w:t>
-      </w:r>
-      <w:proofErr w:type="gramStart"/>
-      <w:r>
-        <w:rPr>
-          <w:color w:val="000000"/>
-        </w:rPr>
-        <w:t>was</w:t>
-      </w:r>
-      <w:proofErr w:type="gramEnd"/>
-      <w:r>
-        <w:rPr>
-          <w:color w:val="000000"/>
-        </w:rPr>
-        <w:t xml:space="preserve"> ~1,944 vs. the training mean of ~2,181. The Duan smearing estimator corrects this nonparametrically: compute the </w:t>
-      </w:r>
-      <w:proofErr w:type="gramStart"/>
-      <w:r>
-        <w:rPr>
-          <w:color w:val="000000"/>
-        </w:rPr>
-        <w:t>mean</w:t>
-      </w:r>
-      <w:proofErr w:type="gramEnd"/>
-      <w:r>
-        <w:rPr>
-          <w:color w:val="000000"/>
-        </w:rPr>
-        <w:t xml:space="preserve"> of exp(residuals) on honest out-of-sample holdout </w:t>
-      </w:r>
-      <w:proofErr w:type="gramStart"/>
-      <w:r>
-        <w:rPr>
-          <w:color w:val="000000"/>
-        </w:rPr>
-        <w:t>data, and</w:t>
-      </w:r>
-      <w:proofErr w:type="gramEnd"/>
-      <w:r>
-        <w:rPr>
-          <w:color w:val="000000"/>
-        </w:rPr>
-        <w:t xml:space="preserve"> multiply all final predictions by that factor. The key word is honest — residuals computed in-sample (on the same data the model was fit on) understate the true residual variance and produce an insufficient correction. The smearing factor must be computed on holdout data the model has never seen.</w:t>
+        <w:t>When a regression model is trained on log(y) and predictions are back-transformed via exp(), a mathematical bias is introduced. Because exp() is a convex function, Jensen’s inequality guarantees that exp(E[log y]) &lt; E[y] — the expected value of the back-transformed prediction is always less than the true expected value of y. In this dataset, this bias is approximately 11%: the mean predicted sales was ~1,944 vs. the training mean of ~2,181. The Duan smearing estimator corrects this nonparametrically: compute the mean of exp(residuals) on honest out-of-sample holdout data, and multiply all final predictions by that factor. The key word is honest — residuals computed in-sample (on the same data the model was fit on) understate the true residual variance and produce an insufficient correction. The smearing factor must be computed on holdout data the model has never seen.</w:t>
       </w:r>
     </w:p>
     <w:p>
@@ -9602,23 +7477,64 @@
           <w:b/>
           <w:bCs/>
         </w:rPr>
-        <w:t xml:space="preserve">4. Why did your hyperparameter tuning consistently produce no improvement over </w:t>
-      </w:r>
-      <w:proofErr w:type="spellStart"/>
+        <w:t>4. Why did your hyperparameter tuning consistently produce no improvement over sklearn defaults?</w:t>
+      </w:r>
+    </w:p>
+    <w:p>
+      <w:pPr>
+        <w:spacing w:after="120"/>
+      </w:pPr>
+      <w:r>
+        <w:rPr>
+          <w:color w:val="000000"/>
+        </w:rPr>
+        <w:t>This pattern repeated across three separate tuning sessions and is worth addressing directly. The most likely explanation is that the tuning grid did not include learning_rate and n_estimators jointly — these are the two most impactful GBR hyperparameters, and their interaction is strong: a smaller learning_rate requires more trees to converge, and a larger learning_rate can overfit with too many trees. Searching them independently (or not at all, as in this grid) misses the most important optimization surface. A secondary explanation is that the feature set itself is the binding constraint: with only 10 features surviving selection, the model may genuinely be near its performance ceiling for this input representation, and hyperparameter changes shift individual fold scores within noise without changing the mean.</w:t>
+      </w:r>
+    </w:p>
+    <w:p>
+      <w:pPr>
+        <w:spacing w:after="80"/>
+      </w:pPr>
+    </w:p>
+    <w:p>
+      <w:pPr>
+        <w:spacing w:after="120"/>
+      </w:pPr>
       <w:r>
         <w:rPr>
           <w:b/>
           <w:bCs/>
         </w:rPr>
-        <w:t>sklearn</w:t>
-      </w:r>
-      <w:proofErr w:type="spellEnd"/>
+        <w:t>5. How does the PyOD anomaly detection complement the regression model rather than duplicate it?</w:t>
+      </w:r>
+    </w:p>
+    <w:p>
+      <w:pPr>
+        <w:spacing w:after="120"/>
+      </w:pPr>
+      <w:r>
+        <w:rPr>
+          <w:color w:val="000000"/>
+        </w:rPr>
+        <w:t>Regression asks: given this feature profile, what sales should we predict? Anomaly detection asks: is this feature profile itself unusual compared to the rest of the dataset? These are independent questions. A record can have a perfectly accurate prediction and still be structurally anomalous — meaning the model happened to get it right despite the observation being unlike anything in the training distribution. Conversely, a record can be structurally normal and still have a large residual. The most actionable intersection is observations that are both high-residual and high-anomaly score — these are cases where the model fails and PyOD confirms the observation is structurally deviant. OUT027 (Supermarket Type3) appears in both analyses independently, which provides cross-method validation that was not designed in advance.</w:t>
+      </w:r>
+    </w:p>
+    <w:p>
+      <w:pPr>
+        <w:spacing w:after="80"/>
+      </w:pPr>
+    </w:p>
+    <w:p>
+      <w:pPr>
+        <w:spacing w:after="120"/>
+      </w:pPr>
       <w:r>
         <w:rPr>
           <w:b/>
           <w:bCs/>
         </w:rPr>
-        <w:t xml:space="preserve"> defaults?</w:t>
+        <w:lastRenderedPageBreak/>
+        <w:t>6. Why did you revert the Outlet_Type2 and Type3 merge from Milestone 1?</w:t>
       </w:r>
     </w:p>
     <w:p>
@@ -9629,77 +7545,7 @@
         <w:rPr>
           <w:color w:val="000000"/>
         </w:rPr>
-        <w:t xml:space="preserve">This pattern repeated across three separate tuning sessions and is worth addressing directly. The most likely explanation is that the tuning grid did not include </w:t>
-      </w:r>
-      <w:proofErr w:type="spellStart"/>
-      <w:r>
-        <w:rPr>
-          <w:color w:val="000000"/>
-        </w:rPr>
-        <w:t>learning_rate</w:t>
-      </w:r>
-      <w:proofErr w:type="spellEnd"/>
-      <w:r>
-        <w:rPr>
-          <w:color w:val="000000"/>
-        </w:rPr>
-        <w:t xml:space="preserve"> and </w:t>
-      </w:r>
-      <w:proofErr w:type="spellStart"/>
-      <w:r>
-        <w:rPr>
-          <w:color w:val="000000"/>
-        </w:rPr>
-        <w:t>n_estimators</w:t>
-      </w:r>
-      <w:proofErr w:type="spellEnd"/>
-      <w:r>
-        <w:rPr>
-          <w:color w:val="000000"/>
-        </w:rPr>
-        <w:t xml:space="preserve"> jointly — these are the two most impactful GBR hyperparameters, and their interaction is strong: a smaller </w:t>
-      </w:r>
-      <w:proofErr w:type="spellStart"/>
-      <w:r>
-        <w:rPr>
-          <w:color w:val="000000"/>
-        </w:rPr>
-        <w:t>learning_rate</w:t>
-      </w:r>
-      <w:proofErr w:type="spellEnd"/>
-      <w:r>
-        <w:rPr>
-          <w:color w:val="000000"/>
-        </w:rPr>
-        <w:t xml:space="preserve"> requires more trees to converge, and a larger </w:t>
-      </w:r>
-      <w:proofErr w:type="spellStart"/>
-      <w:r>
-        <w:rPr>
-          <w:color w:val="000000"/>
-        </w:rPr>
-        <w:t>learning_rate</w:t>
-      </w:r>
-      <w:proofErr w:type="spellEnd"/>
-      <w:r>
-        <w:rPr>
-          <w:color w:val="000000"/>
-        </w:rPr>
-        <w:t xml:space="preserve"> can overfit with too many trees. Searching them independently (or not at all, as in this grid) misses the most important optimization surface. A secondary explanation is that the feature set itself is the binding constraint: with only 10 features surviving selection, the model may genuinely be near its performance ceiling for this input representation, and hyperparameter changes shift individual fold scores within noise without changing the </w:t>
-      </w:r>
-      <w:proofErr w:type="gramStart"/>
-      <w:r>
-        <w:rPr>
-          <w:color w:val="000000"/>
-        </w:rPr>
-        <w:t>mean</w:t>
-      </w:r>
-      <w:proofErr w:type="gramEnd"/>
-      <w:r>
-        <w:rPr>
-          <w:color w:val="000000"/>
-        </w:rPr>
-        <w:t>.</w:t>
+        <w:t>The merge was based on EDA crosstabs showing similar composition between Supermarket Type2 and Type3 in terms of outlet size, location tier, and item type distribution. That reasoning was correct as far as it went, but it stopped short of checking the actual target variable. When the sales distributions are compared directly, OUT018 (Type2) has mean sales of 1,995 and OUT027 (Type3) has mean sales of 3,694 — a Welch t-test gives p ~ 6e-83, meaning the difference is not remotely explained by sampling variation. Merging these two outlets destroyed the single most informative categorical signal in the dataset for the high-value tail. The lesson is that structural similarity in input features does not imply similarity in the target, and merges motivated by EDA should always be validated against target distribution before being committed.</w:t>
       </w:r>
     </w:p>
     <w:p>
@@ -9716,7 +7562,7 @@
           <w:b/>
           <w:bCs/>
         </w:rPr>
-        <w:t>5. How does the PyOD anomaly detection complement the regression model rather than duplicate it?</w:t>
+        <w:t>7. Why does Item_Visibility have a negative correlation with sales, and should you have dropped it?</w:t>
       </w:r>
     </w:p>
     <w:p>
@@ -9727,21 +7573,7 @@
         <w:rPr>
           <w:color w:val="000000"/>
         </w:rPr>
-        <w:t xml:space="preserve">Regression asks: given this feature profile, what sales should we predict? Anomaly detection asks: is this feature profile itself unusual compared to the rest of the dataset? These are independent questions. A record can have a perfectly accurate prediction and still be structurally anomalous — meaning the model happened to get it right despite the observation being unlike anything in the training distribution. Conversely, a record can be structurally normal and still have a large residual. The most actionable intersection is observations that are both high-residual and high-anomaly </w:t>
-      </w:r>
-      <w:proofErr w:type="gramStart"/>
-      <w:r>
-        <w:rPr>
-          <w:color w:val="000000"/>
-        </w:rPr>
-        <w:t>score — these</w:t>
-      </w:r>
-      <w:proofErr w:type="gramEnd"/>
-      <w:r>
-        <w:rPr>
-          <w:color w:val="000000"/>
-        </w:rPr>
-        <w:t xml:space="preserve"> are cases where the model fails and PyOD confirms the observation is structurally deviant. OUT027 (Supermarket Type3) appears in both analyses independently, which provides cross-method validation that was not designed in advance.</w:t>
+        <w:t>The negative correlation (r = −0.087) is counterintuitive — you would expect more visible products to sell more. The most likely explanation is reverse causality in the data: high-selling staples (dairy, bread, canned goods) may be given less prominent shelf placement because they sell regardless, while specialty or premium items receive prominent placement to stimulate demand. Imputation may also contribute: zero visibility values were replaced with group means, which tends to pull visibility values toward a central range for high-volume items. The feature was retained rather than dropped because it was statistically significant (p = 4.9e-13) and the ANOVA/Pearson/embedded agreement pipeline confirmed it adds marginal signal. Whether a binned visibility feature (low vs. medium vs. high) would better capture any non-monotonic relationship is a reasonable next experiment.</w:t>
       </w:r>
     </w:p>
     <w:p>
@@ -9758,7 +7590,7 @@
           <w:b/>
           <w:bCs/>
         </w:rPr>
-        <w:t>6. Why did you revert the Outlet_Type2 and Type3 merge from Milestone 1?</w:t>
+        <w:t>8. How do you know your 5-fold CV estimate is actually unbiased and not optimistic?</w:t>
       </w:r>
     </w:p>
     <w:p>
@@ -9769,21 +7601,7 @@
         <w:rPr>
           <w:color w:val="000000"/>
         </w:rPr>
-        <w:t xml:space="preserve">The merge was based on EDA crosstabs showing similar composition between Supermarket Type2 and Type3 in terms of outlet size, location tier, and item type distribution. That reasoning was correct as far as it went, but it stopped short of checking the actual target variable. When the sales distributions are compared directly, OUT018 (Type2) </w:t>
-      </w:r>
-      <w:proofErr w:type="gramStart"/>
-      <w:r>
-        <w:rPr>
-          <w:color w:val="000000"/>
-        </w:rPr>
-        <w:t>has mean</w:t>
-      </w:r>
-      <w:proofErr w:type="gramEnd"/>
-      <w:r>
-        <w:rPr>
-          <w:color w:val="000000"/>
-        </w:rPr>
-        <w:t xml:space="preserve"> sales of 1,995 and OUT027 (Type3) has mean sales of 3,694 — a Welch t-test gives p ~ 6e-83, meaning the difference is not remotely explained by sampling variation. Merging these two outlets destroyed the single most informative categorical signal in the dataset for the high-value tail. The lesson is that structural similarity in input features does not imply similarity in the target, and merges motivated by EDA should always be validated against target distribution before being committed.</w:t>
+        <w:t>Three checks were applied. First, the OOF RMSE (computed by pooling all held-out predictions across folds) matched the per-fold mean RMSE exactly (0.524 = 0.524) — if there were fold-size imbalance or leakage, these would diverge. Second, the holdout evaluation (20% of data never seen during CV or tuning) produced RMSE 0.519, MAE 0.400, and R² 0.738 — all within one CV standard deviation of the corresponding CV metrics. Third, the pattern held across all eight models: every model’s holdout RMSE was within its CV std band, with no model showing a large holdout-to-CV gap that would indicate the CV estimate was overfit to the particular fold structure. The marginal direction of the gap (holdout slightly better than CV) is attributed to this specific 80/20 split producing an incidentally easier validation slice — consistent across all models, not a product of tuning.</w:t>
       </w:r>
     </w:p>
     <w:p>
@@ -9800,23 +7618,36 @@
           <w:b/>
           <w:bCs/>
         </w:rPr>
-        <w:t xml:space="preserve">7. Why does </w:t>
-      </w:r>
-      <w:proofErr w:type="spellStart"/>
+        <w:t>9. What does an RMSE of 0.524 on the log scale actually mean for a business user?</w:t>
+      </w:r>
+    </w:p>
+    <w:p>
+      <w:pPr>
+        <w:spacing w:after="120"/>
+      </w:pPr>
+      <w:r>
+        <w:rPr>
+          <w:color w:val="000000"/>
+        </w:rPr>
+        <w:lastRenderedPageBreak/>
+        <w:t>An RMSE of 0.524 on the log scale corresponds to a multiplicative error factor of approximately exp(0.524) ≈ 1.69 — meaning predictions are off by a factor of about 1.69 in either direction on average. For a product with actual sales of 2,000 units, the model’s prediction could reasonably range from about 1,182 to 3,380. Expressed as a percentage, this is roughly ±40% on mid-range sales. For the bulk of products in the 500–3,000 unit range, this translates to absolute errors of 200–1,200 units. Whether that is acceptable depends on the use case: for inventory planning at the case level it may be too imprecise; for outlet-level revenue forecasting or identifying the top and bottom quartile of performers it is likely sufficient. The decile residual plot shows that error is not evenly distributed — predictions for low-to-mid-sales items are considerably more accurate than predictions for high-sales outliers.</w:t>
+      </w:r>
+    </w:p>
+    <w:p>
+      <w:pPr>
+        <w:spacing w:after="80"/>
+      </w:pPr>
+    </w:p>
+    <w:p>
+      <w:pPr>
+        <w:spacing w:after="120"/>
+      </w:pPr>
       <w:r>
         <w:rPr>
           <w:b/>
           <w:bCs/>
         </w:rPr>
-        <w:t>Item_Visibility</w:t>
-      </w:r>
-      <w:proofErr w:type="spellEnd"/>
-      <w:r>
-        <w:rPr>
-          <w:b/>
-          <w:bCs/>
-        </w:rPr>
-        <w:t xml:space="preserve"> have a negative correlation with sales, and should you have dropped it?</w:t>
+        <w:t>10. If you could start this project over, what would you do differently?</w:t>
       </w:r>
     </w:p>
     <w:p>
@@ -9827,13 +7658,21 @@
         <w:rPr>
           <w:color w:val="000000"/>
         </w:rPr>
-        <w:t>The negative correlation (r = −0.087) is counterintuitive — you would expect more visible products to sell more. The most likely explanation is reverse causality in the data: high-selling staples (dairy, bread, canned goods) may be given less prominent shelf placement because they sell regardless, while specialty or premium items receive prominent placement to stimulate demand. Imputation may also contribute: zero visibility values were replaced with group means, which tends to pull visibility values toward a central range for high-volume items. The feature was retained rather than dropped because it was statistically significant (p = 4.9e-13) and the ANOVA/Pearson/embedded agreement pipeline confirmed it adds marginal signal. Whether a binned visibility feature (low vs. medium vs. high) would better capture any non-monotonic relationship is a reasonable next experiment.</w:t>
-      </w:r>
-    </w:p>
-    <w:p>
-      <w:pPr>
-        <w:spacing w:after="80"/>
-      </w:pPr>
+        <w:t>Three things. First, I would enforce the canonical pipeline order from day one rather than discovering leakage through post-hoc review. The split-first discipline should be the first cell in any ML notebook, not something corrected across multiple revision cycles. Second, I would include LightGBM or XGBoost in the initial model comparison rather than adding them as future recommendations. Both handle categorical features natively and tune faster than sklearn GBR, which would have enabled a wider hyperparameter search within the same computational budget. Third, I would instrument the notebook with explicit assertions after each preprocessing step — checking that imputed column NaN counts are zero, that scaled columns have zero mean and unit variance on X_train, and that feature counts match expected dimensions before encoding. Several bugs in this project (the NaN imputation residual, the stale duplicate pipeline cells) were caught late because no assertions enforced invariants at each stage. Defensive programming in data pipelines catches errors when they are introduced rather than when they corrupt downstream results.</w:t>
+      </w:r>
+    </w:p>
+    <w:p>
+      <w:pPr>
+        <w:spacing w:after="80"/>
+      </w:pPr>
+    </w:p>
+    <w:p>
+      <w:pPr>
+        <w:pStyle w:val="Heading1"/>
+      </w:pPr>
+      <w:r>
+        <w:t>Conclusion</w:t>
+      </w:r>
     </w:p>
     <w:p>
       <w:pPr>
@@ -9841,27 +7680,15 @@
       </w:pPr>
       <w:r>
         <w:rPr>
-          <w:b/>
-          <w:bCs/>
-        </w:rPr>
-        <w:t xml:space="preserve">8. How do you know your 5-fold CV estimate is </w:t>
-      </w:r>
-      <w:proofErr w:type="gramStart"/>
-      <w:r>
-        <w:rPr>
-          <w:b/>
-          <w:bCs/>
-        </w:rPr>
-        <w:t>actually unbiased</w:t>
-      </w:r>
-      <w:proofErr w:type="gramEnd"/>
-      <w:r>
-        <w:rPr>
-          <w:b/>
-          <w:bCs/>
-        </w:rPr>
-        <w:t xml:space="preserve"> and not optimistic?</w:t>
-      </w:r>
+          <w:color w:val="000000"/>
+        </w:rPr>
+        <w:t>Bagging(tuned GradientBoostingRegressor) is the recommended model with CV RMSE 0.524 ± 0.016 and holdout RMSE 0.519 on the log scale (R² 0.738). Gradient Boosting alone is statistically indistinguishable and a viable alternative if model complexity is a concern. The corrected pipeline — split-first preprocessing, principled feature selection, log-target transformation with smearing correction, and 5-fold CV throughout — produces a trustworthy generalization estimate: CV and holdout agree within noise, OOF RMSE matches RMSE_mean exactly, and no negative predictions are generated.</w:t>
+      </w:r>
+    </w:p>
+    <w:p>
+      <w:pPr>
+        <w:spacing w:after="80"/>
+      </w:pPr>
     </w:p>
     <w:p>
       <w:pPr>
@@ -9871,49 +7698,102 @@
         <w:rPr>
           <w:color w:val="000000"/>
         </w:rPr>
-        <w:t>Three checks were applied. First, the OOF RMSE (computed by pooling all held-out predictions across folds) matched the per-</w:t>
-      </w:r>
-      <w:proofErr w:type="gramStart"/>
+        <w:t xml:space="preserve">The complementary PyOD anomaly detection module identifies ~210 high-confidence structural outliers (~2.5% of training data), with Outlet Structural Outliers (OUT027 / Supermarket Type3) and Visibility Anomalies (grocery staples with near-zero shelf presence) as the two most actionable categories. The convergence of PyOD flags and regression residual diagnostics on the same observations — particularly Supermarket </w:t>
+      </w:r>
       <w:r>
         <w:rPr>
           <w:color w:val="000000"/>
         </w:rPr>
-        <w:t>fold mean</w:t>
-      </w:r>
-      <w:proofErr w:type="gramEnd"/>
+        <w:lastRenderedPageBreak/>
+        <w:t>Type3 — provides mutual validation across two independent analytical methods and motivates a dedicated sub-model for that outlet segment as the most impactful next step.</w:t>
+      </w:r>
+    </w:p>
+    <w:p>
+      <w:pPr>
+        <w:spacing w:after="80"/>
+      </w:pPr>
+    </w:p>
+    <w:p>
+      <w:pPr>
+        <w:pStyle w:val="Heading1"/>
+      </w:pPr>
+      <w:r>
+        <w:t>References</w:t>
+      </w:r>
+    </w:p>
+    <w:p>
+      <w:pPr>
+        <w:spacing w:after="120"/>
+      </w:pPr>
       <w:r>
         <w:rPr>
           <w:color w:val="000000"/>
         </w:rPr>
-        <w:t xml:space="preserve"> RMSE exactly (0.524 = </w:t>
-      </w:r>
-      <w:proofErr w:type="gramStart"/>
+        <w:t>BigMart Sales Dataset. (2013). Retrieved from Kaggle BigMart Sales Prediction competition. https://www.kaggle.com/datasets/brijbhushannanda1979/bigmart-sales-data</w:t>
+      </w:r>
+    </w:p>
+    <w:p>
+      <w:pPr>
+        <w:spacing w:after="80"/>
+      </w:pPr>
+    </w:p>
+    <w:p>
+      <w:pPr>
+        <w:spacing w:after="120"/>
+      </w:pPr>
       <w:r>
         <w:rPr>
           <w:color w:val="000000"/>
         </w:rPr>
-        <w:t>0.524) —</w:t>
-      </w:r>
-      <w:proofErr w:type="gramEnd"/>
+        <w:t>Duan, N. (1983). Smearing estimate: A nonparametric retransformation method. Journal of the American Statistical Association, 78(383), 605–610. https://doi.org/10.1080/01621459.1983.10478017</w:t>
+      </w:r>
+    </w:p>
+    <w:p>
+      <w:pPr>
+        <w:spacing w:after="80"/>
+      </w:pPr>
+    </w:p>
+    <w:p>
+      <w:pPr>
+        <w:spacing w:after="120"/>
+      </w:pPr>
       <w:r>
         <w:rPr>
           <w:color w:val="000000"/>
         </w:rPr>
-        <w:t xml:space="preserve"> if there were fold-size imbalance or leakage, these would diverge. Second, the holdout evaluation (20% of data never seen during CV or tuning) produced RMSE 0.519, MAE 0.400, and R² 0.738 — all within one CV standard deviation of the corresponding CV metrics. Third, the pattern held across all eight models: every model’s holdout RMSE was within its CV std band, with no model showing a large holdout-to-CV gap that would indicate the CV estimate was overfit to the </w:t>
-      </w:r>
-      <w:proofErr w:type="gramStart"/>
+        <w:t>Friedman, J. H. (2001). Greedy function approximation: A gradient boosting machine. Annals of Statistics, 29(5), 1189–1232. https://doi.org/10.1214/aos/1013203451</w:t>
+      </w:r>
+    </w:p>
+    <w:p>
+      <w:pPr>
+        <w:spacing w:after="80"/>
+      </w:pPr>
+    </w:p>
+    <w:p>
+      <w:pPr>
+        <w:spacing w:after="120"/>
+      </w:pPr>
       <w:r>
         <w:rPr>
           <w:color w:val="000000"/>
         </w:rPr>
-        <w:t>particular fold</w:t>
-      </w:r>
-      <w:proofErr w:type="gramEnd"/>
+        <w:t>Zhao, Y., Nasrullah, Z., &amp; Li, Z. (2019). PyOD: A Python toolbox for scalable outlier detection. Journal of Machine Learning Research, 20(96), 1–7. https://jmlr.org/papers/v20/19-011.html</w:t>
+      </w:r>
+    </w:p>
+    <w:p>
+      <w:pPr>
+        <w:spacing w:after="80"/>
+      </w:pPr>
+    </w:p>
+    <w:p>
+      <w:pPr>
+        <w:spacing w:after="120"/>
+      </w:pPr>
       <w:r>
         <w:rPr>
           <w:color w:val="000000"/>
         </w:rPr>
-        <w:t xml:space="preserve"> structure. The marginal direction of the gap (holdout slightly better than CV) is attributed to this specific 80/20 split producing an incidentally easier validation slice — consistent across all models, not a product of tuning.</w:t>
+        <w:t>Liu, F. T., Ting, K. M., &amp; Zhou, Z. H. (2008). Isolation forest. Proceedings of the 8th IEEE International Conference on Data Mining (ICDM), 413–422. https://doi.org/10.1109/ICDM.2008.17</w:t>
       </w:r>
     </w:p>
     <w:p>
@@ -9927,27 +7807,15 @@
       </w:pPr>
       <w:r>
         <w:rPr>
-          <w:b/>
-          <w:bCs/>
-        </w:rPr>
-        <w:t xml:space="preserve">9. What does an RMSE of 0.524 on the log scale </w:t>
-      </w:r>
-      <w:proofErr w:type="gramStart"/>
-      <w:r>
-        <w:rPr>
-          <w:b/>
-          <w:bCs/>
-        </w:rPr>
-        <w:t>actually mean</w:t>
-      </w:r>
-      <w:proofErr w:type="gramEnd"/>
-      <w:r>
-        <w:rPr>
-          <w:b/>
-          <w:bCs/>
-        </w:rPr>
-        <w:t xml:space="preserve"> for a business user?</w:t>
-      </w:r>
+          <w:color w:val="000000"/>
+        </w:rPr>
+        <w:t>Breunig, M. M., Kriegel, H. P., Ng, R. T., &amp; Sander, J. (2000). LOF: Identifying density-based local outliers. Proceedings of the 2000 ACM SIGMOD International Conference on Management of Data, 93–104. https://doi.org/10.1145/342009.335388</w:t>
+      </w:r>
+    </w:p>
+    <w:p>
+      <w:pPr>
+        <w:spacing w:after="80"/>
+      </w:pPr>
     </w:p>
     <w:p>
       <w:pPr>
@@ -9957,435 +7825,7 @@
         <w:rPr>
           <w:color w:val="000000"/>
         </w:rPr>
-        <w:t xml:space="preserve">An RMSE of 0.524 on the log scale corresponds to a multiplicative error factor of approximately </w:t>
-      </w:r>
-      <w:proofErr w:type="gramStart"/>
-      <w:r>
-        <w:rPr>
-          <w:color w:val="000000"/>
-        </w:rPr>
-        <w:t>exp(</w:t>
-      </w:r>
-      <w:proofErr w:type="gramEnd"/>
-      <w:r>
-        <w:rPr>
-          <w:color w:val="000000"/>
-        </w:rPr>
-        <w:t xml:space="preserve">0.524) ≈ 1.69 — meaning predictions are off by a factor of about 1.69 in either direction on average. For a product with actual sales of 2,000 units, the model’s prediction could reasonably range from about 1,182 to 3,380. Expressed as a percentage, this is roughly ±40% </w:t>
-      </w:r>
-      <w:proofErr w:type="gramStart"/>
-      <w:r>
-        <w:rPr>
-          <w:color w:val="000000"/>
-        </w:rPr>
-        <w:t>on</w:t>
-      </w:r>
-      <w:proofErr w:type="gramEnd"/>
-      <w:r>
-        <w:rPr>
-          <w:color w:val="000000"/>
-        </w:rPr>
-        <w:t xml:space="preserve"> mid-range sales. For the bulk of products in the 500–</w:t>
-      </w:r>
-      <w:proofErr w:type="gramStart"/>
-      <w:r>
-        <w:rPr>
-          <w:color w:val="000000"/>
-        </w:rPr>
-        <w:t>3,000 unit</w:t>
-      </w:r>
-      <w:proofErr w:type="gramEnd"/>
-      <w:r>
-        <w:rPr>
-          <w:color w:val="000000"/>
-        </w:rPr>
-        <w:t xml:space="preserve"> range, this translates to absolute errors of 200–1,200 units. Whether that is acceptable depends on the use case: for inventory planning at the case </w:t>
-      </w:r>
-      <w:proofErr w:type="gramStart"/>
-      <w:r>
-        <w:rPr>
-          <w:color w:val="000000"/>
-        </w:rPr>
-        <w:t>level</w:t>
-      </w:r>
-      <w:proofErr w:type="gramEnd"/>
-      <w:r>
-        <w:rPr>
-          <w:color w:val="000000"/>
-        </w:rPr>
-        <w:t xml:space="preserve"> it may be too imprecise; for outlet-level revenue forecasting or identifying the top and bottom quartile of performers it is likely sufficient. The decile residual plot shows that error is not evenly distributed — predictions for low-to-mid-sales items are considerably more accurate than predictions for high-sales outliers.</w:t>
-      </w:r>
-    </w:p>
-    <w:p>
-      <w:pPr>
-        <w:spacing w:after="80"/>
-      </w:pPr>
-    </w:p>
-    <w:p>
-      <w:pPr>
-        <w:spacing w:after="120"/>
-      </w:pPr>
-      <w:r>
-        <w:rPr>
-          <w:b/>
-          <w:bCs/>
-        </w:rPr>
-        <w:t>10. If you could start this project over, what would you do differently?</w:t>
-      </w:r>
-    </w:p>
-    <w:p>
-      <w:pPr>
-        <w:spacing w:after="120"/>
-      </w:pPr>
-      <w:r>
-        <w:rPr>
-          <w:color w:val="000000"/>
-        </w:rPr>
-        <w:t xml:space="preserve">Three things. First, I would enforce the canonical pipeline order from day one rather than discovering leakage through post-hoc review. The split-first discipline should be the first cell in any ML notebook, not something corrected across multiple revision cycles. Second, I would include </w:t>
-      </w:r>
-      <w:proofErr w:type="spellStart"/>
-      <w:r>
-        <w:rPr>
-          <w:color w:val="000000"/>
-        </w:rPr>
-        <w:t>LightGBM</w:t>
-      </w:r>
-      <w:proofErr w:type="spellEnd"/>
-      <w:r>
-        <w:rPr>
-          <w:color w:val="000000"/>
-        </w:rPr>
-        <w:t xml:space="preserve"> or </w:t>
-      </w:r>
-      <w:proofErr w:type="spellStart"/>
-      <w:r>
-        <w:rPr>
-          <w:color w:val="000000"/>
-        </w:rPr>
-        <w:t>XGBoost</w:t>
-      </w:r>
-      <w:proofErr w:type="spellEnd"/>
-      <w:r>
-        <w:rPr>
-          <w:color w:val="000000"/>
-        </w:rPr>
-        <w:t xml:space="preserve"> in the initial model comparison rather than adding them as future recommendations. Both handle categorical features natively and tune faster than </w:t>
-      </w:r>
-      <w:proofErr w:type="spellStart"/>
-      <w:r>
-        <w:rPr>
-          <w:color w:val="000000"/>
-        </w:rPr>
-        <w:t>sklearn</w:t>
-      </w:r>
-      <w:proofErr w:type="spellEnd"/>
-      <w:r>
-        <w:rPr>
-          <w:color w:val="000000"/>
-        </w:rPr>
-        <w:t xml:space="preserve"> GBR, which would have enabled a wider hyperparameter search within the same computational budget. Third, I would instrument the notebook with explicit assertions after each preprocessing step — checking that imputed column </w:t>
-      </w:r>
-      <w:proofErr w:type="spellStart"/>
-      <w:r>
-        <w:rPr>
-          <w:color w:val="000000"/>
-        </w:rPr>
-        <w:t>NaN</w:t>
-      </w:r>
-      <w:proofErr w:type="spellEnd"/>
-      <w:r>
-        <w:rPr>
-          <w:color w:val="000000"/>
-        </w:rPr>
-        <w:t xml:space="preserve"> counts are zero, that scaled columns have zero mean and unit variance on </w:t>
-      </w:r>
-      <w:proofErr w:type="spellStart"/>
-      <w:r>
-        <w:rPr>
-          <w:color w:val="000000"/>
-        </w:rPr>
-        <w:t>X_train</w:t>
-      </w:r>
-      <w:proofErr w:type="spellEnd"/>
-      <w:r>
-        <w:rPr>
-          <w:color w:val="000000"/>
-        </w:rPr>
-        <w:t xml:space="preserve">, and that feature counts </w:t>
-      </w:r>
-      <w:proofErr w:type="gramStart"/>
-      <w:r>
-        <w:rPr>
-          <w:color w:val="000000"/>
-        </w:rPr>
-        <w:t>match expected</w:t>
-      </w:r>
-      <w:proofErr w:type="gramEnd"/>
-      <w:r>
-        <w:rPr>
-          <w:color w:val="000000"/>
-        </w:rPr>
-        <w:t xml:space="preserve"> dimensions before encoding. Several bugs in this project (the </w:t>
-      </w:r>
-      <w:proofErr w:type="spellStart"/>
-      <w:r>
-        <w:rPr>
-          <w:color w:val="000000"/>
-        </w:rPr>
-        <w:t>NaN</w:t>
-      </w:r>
-      <w:proofErr w:type="spellEnd"/>
-      <w:r>
-        <w:rPr>
-          <w:color w:val="000000"/>
-        </w:rPr>
-        <w:t xml:space="preserve"> imputation residual, the stale duplicate pipeline cells) were caught late because no assertions enforced invariants at each stage. Defensive programming in data pipelines catches errors when they are introduced rather than when they corrupt downstream results.</w:t>
-      </w:r>
-    </w:p>
-    <w:p>
-      <w:pPr>
-        <w:spacing w:after="80"/>
-      </w:pPr>
-    </w:p>
-    <w:p>
-      <w:pPr>
-        <w:pStyle w:val="Heading1"/>
-      </w:pPr>
-      <w:r>
-        <w:t>Conclusion</w:t>
-      </w:r>
-    </w:p>
-    <w:p>
-      <w:pPr>
-        <w:spacing w:after="120"/>
-      </w:pPr>
-      <w:proofErr w:type="gramStart"/>
-      <w:r>
-        <w:rPr>
-          <w:color w:val="000000"/>
-        </w:rPr>
-        <w:t>Bagging(</w:t>
-      </w:r>
-      <w:proofErr w:type="gramEnd"/>
-      <w:r>
-        <w:rPr>
-          <w:color w:val="000000"/>
-        </w:rPr>
-        <w:t xml:space="preserve">tuned </w:t>
-      </w:r>
-      <w:proofErr w:type="spellStart"/>
-      <w:r>
-        <w:rPr>
-          <w:color w:val="000000"/>
-        </w:rPr>
-        <w:t>GradientBoostingRegressor</w:t>
-      </w:r>
-      <w:proofErr w:type="spellEnd"/>
-      <w:r>
-        <w:rPr>
-          <w:color w:val="000000"/>
-        </w:rPr>
-        <w:t xml:space="preserve">) is the recommended model with CV RMSE 0.524 ± 0.016 and holdout RMSE 0.519 on the log scale (R² 0.738). Gradient Boosting alone is statistically indistinguishable and a viable alternative if model complexity is a concern. The corrected pipeline — split-first preprocessing, principled feature selection, log-target transformation with smearing correction, and 5-fold CV throughout — produces a trustworthy generalization estimate: CV and holdout agree within noise, OOF RMSE matches </w:t>
-      </w:r>
-      <w:proofErr w:type="spellStart"/>
-      <w:r>
-        <w:rPr>
-          <w:color w:val="000000"/>
-        </w:rPr>
-        <w:t>RMSE_mean</w:t>
-      </w:r>
-      <w:proofErr w:type="spellEnd"/>
-      <w:r>
-        <w:rPr>
-          <w:color w:val="000000"/>
-        </w:rPr>
-        <w:t xml:space="preserve"> exactly, and no negative predictions are generated.</w:t>
-      </w:r>
-    </w:p>
-    <w:p>
-      <w:pPr>
-        <w:spacing w:after="80"/>
-      </w:pPr>
-    </w:p>
-    <w:p>
-      <w:pPr>
-        <w:spacing w:after="120"/>
-      </w:pPr>
-      <w:r>
-        <w:rPr>
-          <w:color w:val="000000"/>
-        </w:rPr>
-        <w:t>The complementary PyOD anomaly detection module identifies ~210 high-confidence structural outliers (~2.5% of training data), with Outlet Structural Outliers (OUT027 / Supermarket Type3) and Visibility Anomalies (grocery staples with near-zero shelf presence) as the two most actionable categories. The convergence of PyOD flags and regression residual diagnostics on the same observations — particularly Supermarket Type3 — provides mutual validation across two independent analytical methods and motivates a dedicated sub-model for that outlet segment as the most impactful next step.</w:t>
-      </w:r>
-    </w:p>
-    <w:p>
-      <w:pPr>
-        <w:spacing w:after="80"/>
-      </w:pPr>
-    </w:p>
-    <w:p>
-      <w:pPr>
-        <w:pStyle w:val="Heading1"/>
-      </w:pPr>
-      <w:r>
-        <w:t>References</w:t>
-      </w:r>
-    </w:p>
-    <w:p>
-      <w:pPr>
-        <w:spacing w:after="120"/>
-      </w:pPr>
-      <w:proofErr w:type="spellStart"/>
-      <w:r>
-        <w:rPr>
-          <w:color w:val="000000"/>
-        </w:rPr>
-        <w:t>BigMart</w:t>
-      </w:r>
-      <w:proofErr w:type="spellEnd"/>
-      <w:r>
-        <w:rPr>
-          <w:color w:val="000000"/>
-        </w:rPr>
-        <w:t xml:space="preserve"> Sales Dataset. (2013). Retrieved from Kaggle </w:t>
-      </w:r>
-      <w:proofErr w:type="spellStart"/>
-      <w:r>
-        <w:rPr>
-          <w:color w:val="000000"/>
-        </w:rPr>
-        <w:t>BigMart</w:t>
-      </w:r>
-      <w:proofErr w:type="spellEnd"/>
-      <w:r>
-        <w:rPr>
-          <w:color w:val="000000"/>
-        </w:rPr>
-        <w:t xml:space="preserve"> Sales Prediction competition. https://www.kaggle.com/datasets/brijbhushannanda1979/bigmart-sales-data</w:t>
-      </w:r>
-    </w:p>
-    <w:p>
-      <w:pPr>
-        <w:spacing w:after="80"/>
-      </w:pPr>
-    </w:p>
-    <w:p>
-      <w:pPr>
-        <w:spacing w:after="120"/>
-      </w:pPr>
-      <w:r>
-        <w:rPr>
-          <w:color w:val="000000"/>
-        </w:rPr>
-        <w:t>Duan, N. (1983). Smearing estimate: A nonparametric retransformation method. Journal of the American Statistical Association, 78(383), 605–610. https://doi.org/10.1080/01621459.1983.10478017</w:t>
-      </w:r>
-    </w:p>
-    <w:p>
-      <w:pPr>
-        <w:spacing w:after="80"/>
-      </w:pPr>
-    </w:p>
-    <w:p>
-      <w:pPr>
-        <w:spacing w:after="120"/>
-      </w:pPr>
-      <w:r>
-        <w:rPr>
-          <w:color w:val="000000"/>
-        </w:rPr>
-        <w:t>Friedman, J. H. (2001). Greedy function approximation: A gradient boosting machine. Annals of Statistics, 29(5), 1189–1232. https://doi.org/10.1214/aos/1013203451</w:t>
-      </w:r>
-    </w:p>
-    <w:p>
-      <w:pPr>
-        <w:spacing w:after="80"/>
-      </w:pPr>
-    </w:p>
-    <w:p>
-      <w:pPr>
-        <w:spacing w:after="120"/>
-      </w:pPr>
-      <w:r>
-        <w:rPr>
-          <w:color w:val="000000"/>
-        </w:rPr>
-        <w:t>Zhao, Y., Nasrullah, Z., &amp; Li, Z. (2019). PyOD: A Python toolbox for scalable outlier detection. Journal of Machine Learning Research, 20(96), 1–7. https://jmlr.org/papers/v20/19-011.html</w:t>
-      </w:r>
-    </w:p>
-    <w:p>
-      <w:pPr>
-        <w:spacing w:after="80"/>
-      </w:pPr>
-    </w:p>
-    <w:p>
-      <w:pPr>
-        <w:spacing w:after="120"/>
-      </w:pPr>
-      <w:r>
-        <w:rPr>
-          <w:color w:val="000000"/>
-        </w:rPr>
-        <w:t>Liu, F. T., Ting, K. M., &amp; Zhou, Z. H. (2008). Isolation forest. Proceedings of the 8th IEEE International Conference on Data Mining (ICDM), 413–422. https://doi.org/10.1109/ICDM.2008.17</w:t>
-      </w:r>
-    </w:p>
-    <w:p>
-      <w:pPr>
-        <w:spacing w:after="80"/>
-      </w:pPr>
-    </w:p>
-    <w:p>
-      <w:pPr>
-        <w:spacing w:after="120"/>
-      </w:pPr>
-      <w:r>
-        <w:rPr>
-          <w:color w:val="000000"/>
-        </w:rPr>
-        <w:t>Breunig, M. M., Kriegel, H. P., Ng, R. T., &amp; Sander, J. (2000). LOF: Identifying density-based local outliers. Proceedings of the 2000 ACM SIGMOD International Conference on Management of Data, 93–104. https://doi.org/10.1145/342009.335388</w:t>
-      </w:r>
-    </w:p>
-    <w:p>
-      <w:pPr>
-        <w:spacing w:after="80"/>
-      </w:pPr>
-    </w:p>
-    <w:p>
-      <w:pPr>
-        <w:spacing w:after="120"/>
-      </w:pPr>
-      <w:r>
-        <w:rPr>
-          <w:color w:val="000000"/>
-        </w:rPr>
-        <w:t xml:space="preserve">Pedregosa, F., </w:t>
-      </w:r>
-      <w:proofErr w:type="spellStart"/>
-      <w:r>
-        <w:rPr>
-          <w:color w:val="000000"/>
-        </w:rPr>
-        <w:t>Varoquaux</w:t>
-      </w:r>
-      <w:proofErr w:type="spellEnd"/>
-      <w:r>
-        <w:rPr>
-          <w:color w:val="000000"/>
-        </w:rPr>
-        <w:t xml:space="preserve">, G., </w:t>
-      </w:r>
-      <w:proofErr w:type="spellStart"/>
-      <w:r>
-        <w:rPr>
-          <w:color w:val="000000"/>
-        </w:rPr>
-        <w:t>Gramfort</w:t>
-      </w:r>
-      <w:proofErr w:type="spellEnd"/>
-      <w:r>
-        <w:rPr>
-          <w:color w:val="000000"/>
-        </w:rPr>
-        <w:t>, A., et al. (2011). Scikit-learn: Machine learning in Python. Journal of Machine Learning Research, 12, 2825–2830. https://jmlr.org/papers/v12/pedregosa11a.html</w:t>
+        <w:t>Pedregosa, F., Varoquaux, G., Gramfort, A., et al. (2011). Scikit-learn: Machine learning in Python. Journal of Machine Learning Research, 12, 2825–2830. https://jmlr.org/papers/v12/pedregosa11a.html</w:t>
       </w:r>
     </w:p>
     <w:p>
@@ -10409,7 +7849,7 @@
 </file>
 
 <file path=word/numbering.xml><?xml version="1.0" encoding="utf-8"?>
-<w:numbering xmlns:wpc="http://schemas.microsoft.com/office/word/2010/wordprocessingCanvas" xmlns:cx="http://schemas.microsoft.com/office/drawing/2014/chartex" xmlns:cx1="http://schemas.microsoft.com/office/drawing/2015/9/8/chartex" xmlns:cx2="http://schemas.microsoft.com/office/drawing/2015/10/21/chartex" xmlns:cx3="http://schemas.microsoft.com/office/drawing/2016/5/9/chartex" xmlns:cx4="http://schemas.microsoft.com/office/drawing/2016/5/10/chartex" xmlns:cx5="http://schemas.microsoft.com/office/drawing/2016/5/11/chartex" xmlns:cx6="http://schemas.microsoft.com/office/drawing/2016/5/12/chartex" xmlns:cx7="http://schemas.microsoft.com/office/drawing/2016/5/13/chartex" xmlns:cx8="http://schemas.microsoft.com/office/drawing/2016/5/14/chartex" xmlns:mc="http://schemas.openxmlformats.org/markup-compatibility/2006" xmlns:aink="http://schemas.microsoft.com/office/drawing/2016/ink" xmlns:am3d="http://schemas.microsoft.com/office/drawing/2017/model3d" xmlns:o="urn:schemas-microsoft-com:office:office" xmlns:oel="http://schemas.microsoft.com/office/2019/extlst" xmlns:r="http://schemas.openxmlformats.org/officeDocument/2006/relationships" xmlns:m="http://schemas.openxmlformats.org/officeDocument/2006/math" xmlns:v="urn:schemas-microsoft-com:vml" xmlns:wp14="http://schemas.microsoft.com/office/word/2010/wordprocessingDrawing" xmlns:wp="http://schemas.openxmlformats.org/drawingml/2006/wordprocessingDrawing" xmlns:w10="urn:schemas-microsoft-com:office:word" xmlns:w="http://schemas.openxmlformats.org/wordprocessingml/2006/main" xmlns:w14="http://schemas.microsoft.com/office/word/2010/wordml" xmlns:w15="http://schemas.microsoft.com/office/word/2012/wordml" xmlns:w16cex="http://schemas.microsoft.com/office/word/2018/wordml/cex" xmlns:w16cid="http://schemas.microsoft.com/office/word/2016/wordml/cid" xmlns:w16="http://schemas.microsoft.com/office/word/2018/wordml" xmlns:w16du="http://schemas.microsoft.com/office/word/2023/wordml/word16du" xmlns:w16sdtdh="http://schemas.microsoft.com/office/word/2020/wordml/sdtdatahash" xmlns:w16sdtfl="http://schemas.microsoft.com/office/word/2024/wordml/sdtformatlock" xmlns:w16se="http://schemas.microsoft.com/office/word/2015/wordml/symex" xmlns:wpg="http://schemas.microsoft.com/office/word/2010/wordprocessingGroup" xmlns:wpi="http://schemas.microsoft.com/office/word/2010/wordprocessingInk" xmlns:wne="http://schemas.microsoft.com/office/word/2006/wordml" xmlns:wps="http://schemas.microsoft.com/office/word/2010/wordprocessingShape" mc:Ignorable="w14 w15 w16se w16cid w16 w16cex w16sdtdh w16sdtfl w16du wp14">
+<w:numbering xmlns:wpc="http://schemas.microsoft.com/office/word/2010/wordprocessingCanvas" xmlns:cx="http://schemas.microsoft.com/office/drawing/2014/chartex" xmlns:cx1="http://schemas.microsoft.com/office/drawing/2015/9/8/chartex" xmlns:cx2="http://schemas.microsoft.com/office/drawing/2015/10/21/chartex" xmlns:cx3="http://schemas.microsoft.com/office/drawing/2016/5/9/chartex" xmlns:cx4="http://schemas.microsoft.com/office/drawing/2016/5/10/chartex" xmlns:cx5="http://schemas.microsoft.com/office/drawing/2016/5/11/chartex" xmlns:cx6="http://schemas.microsoft.com/office/drawing/2016/5/12/chartex" xmlns:cx7="http://schemas.microsoft.com/office/drawing/2016/5/13/chartex" xmlns:cx8="http://schemas.microsoft.com/office/drawing/2016/5/14/chartex" xmlns:mc="http://schemas.openxmlformats.org/markup-compatibility/2006" xmlns:aink="http://schemas.microsoft.com/office/drawing/2016/ink" xmlns:am3d="http://schemas.microsoft.com/office/drawing/2017/model3d" xmlns:o="urn:schemas-microsoft-com:office:office" xmlns:oel="http://schemas.microsoft.com/office/2019/extlst" xmlns:r="http://schemas.openxmlformats.org/officeDocument/2006/relationships" xmlns:m="http://schemas.openxmlformats.org/officeDocument/2006/math" xmlns:v="urn:schemas-microsoft-com:vml" xmlns:wp14="http://schemas.microsoft.com/office/word/2010/wordprocessingDrawing" xmlns:wp="http://schemas.openxmlformats.org/drawingml/2006/wordprocessingDrawing" xmlns:w10="urn:schemas-microsoft-com:office:word" xmlns:w="http://schemas.openxmlformats.org/wordprocessingml/2006/main" xmlns:w14="http://schemas.microsoft.com/office/word/2010/wordml" xmlns:w15="http://schemas.microsoft.com/office/word/2012/wordml" xmlns:w16cei="http://schemas.microsoft.com/office/word/2026/wordml/cei" xmlns:w16cex="http://schemas.microsoft.com/office/word/2018/wordml/cex" xmlns:w16cid="http://schemas.microsoft.com/office/word/2016/wordml/cid" xmlns:w16="http://schemas.microsoft.com/office/word/2018/wordml" xmlns:w16du="http://schemas.microsoft.com/office/word/2023/wordml/word16du" xmlns:w16sdtdh="http://schemas.microsoft.com/office/word/2020/wordml/sdtdatahash" xmlns:w16sdtfl="http://schemas.microsoft.com/office/word/2024/wordml/sdtformatlock" xmlns:w16se="http://schemas.microsoft.com/office/word/2015/wordml/symex" xmlns:wpg="http://schemas.microsoft.com/office/word/2010/wordprocessingGroup" xmlns:wpi="http://schemas.microsoft.com/office/word/2010/wordprocessingInk" xmlns:wne="http://schemas.microsoft.com/office/word/2006/wordml" xmlns:wps="http://schemas.microsoft.com/office/word/2010/wordprocessingShape" mc:Ignorable="w14 w15 w16se w16cid w16 w16cex w16sdtdh w16sdtfl w16du wp14">
   <w:abstractNum w:abstractNumId="0" w15:restartNumberingAfterBreak="0">
     <w:nsid w:val="07630B33"/>
     <w:multiLevelType w:val="multilevel"/>
@@ -12434,6 +9874,7 @@
   <w:style w:type="character" w:default="1" w:styleId="DefaultParagraphFont">
     <w:name w:val="Default Paragraph Font"/>
     <w:uiPriority w:val="1"/>
+    <w:semiHidden/>
     <w:unhideWhenUsed/>
   </w:style>
   <w:style w:type="table" w:default="1" w:styleId="TableNormal">
